--- a/RAVICHANDRA VYDHYA.docx
+++ b/RAVICHANDRA VYDHYA.docx
@@ -11,626 +11,1415 @@
       </w:pPr>
       <w:r>
         <w:rPr>
-          <w:sz w:val="20"/>
-          <w:szCs w:val="20"/>
-          <w:lang w:val="en-CA"/>
-        </w:rPr>
-        <w:pict w14:anchorId="60144A5C">
-          <v:group id="_x0000_s2056" style="position:absolute;margin-left:-270.2pt;margin-top:115.2pt;width:196.5pt;height:533.65pt;z-index:251658240;mso-wrap-distance-left:10.1pt;mso-wrap-distance-right:10.1pt;mso-position-horizontal:right;mso-position-horizontal-relative:page;mso-position-vertical-relative:page" coordorigin="1152,2833" coordsize="3930,10023">
-            <v:rect id="_x0000_s2057" href="https://learn.microsoft.com/en-us/users/ravichandravydhya-4427/credentials/6a4ea676d1d436dd?ref=https%3A%2F%2Fwww.linkedin.com%2F" style="position:absolute;left:1152;top:2836;width:3930;height:10020;mso-wrap-distance-left:14.4pt;mso-wrap-distance-top:14.4pt;mso-wrap-distance-right:14.4pt;mso-wrap-distance-bottom:14.4pt;mso-position-horizontal:left;mso-position-horizontal-relative:margin;mso-position-vertical-relative:margin" o:button="t" fillcolor="#a1c4d0 [3209]" stroked="f" strokecolor="#f2f2f2 [3041]" strokeweight="3pt">
-              <v:fill o:detectmouseclick="t"/>
-              <v:shadow type="perspective" color="#3d6a7a [1609]" opacity=".5" offset="1pt" offset2="-1pt"/>
-              <v:textbox style="mso-next-textbox:#_x0000_s2057" inset="21.6pt,21.6pt,21.6pt,21.6pt">
-                <w:txbxContent>
-                  <w:p>
-                    <w:pPr>
-                      <w:pStyle w:val="Sidebar-Heading1"/>
-                    </w:pPr>
-                    <w:r>
-                      <w:t>EXPERIENCE</w:t>
-                    </w:r>
-                  </w:p>
-                  <w:p>
-                    <w:pPr>
-                      <w:pStyle w:val="Sidebar-Heading1"/>
-                    </w:pPr>
-                    <w:r>
-                      <w:t>SNAPSHOT</w:t>
-                    </w:r>
-                  </w:p>
-                  <w:p>
-                    <w:pPr>
-                      <w:pStyle w:val="Sidebar-Heading2"/>
-                    </w:pPr>
-                    <w:r>
-                      <w:t>INDUSTR</w:t>
-                    </w:r>
-                    <w:r>
-                      <w:t>Y EXPERTISE</w:t>
-                    </w:r>
-                  </w:p>
-                  <w:p>
-                    <w:pPr>
-                      <w:pStyle w:val="Sidebar-bullet"/>
-                      <w:numPr>
-                        <w:ilvl w:val="0"/>
-                        <w:numId w:val="2"/>
-                      </w:numPr>
-                      <w:ind w:left="374" w:hanging="230"/>
-                      <w:rPr>
-                        <w:lang w:val="en-US"/>
-                      </w:rPr>
-                    </w:pPr>
-                    <w:r>
-                      <w:rPr>
-                        <w:lang w:val="en-US"/>
-                      </w:rPr>
-                      <w:t>Cloud Native Applications Development</w:t>
-                    </w:r>
-                  </w:p>
-                  <w:p>
-                    <w:pPr>
-                      <w:pStyle w:val="Sidebar-bullet"/>
-                      <w:numPr>
-                        <w:ilvl w:val="0"/>
-                        <w:numId w:val="2"/>
-                      </w:numPr>
-                      <w:ind w:left="374" w:hanging="230"/>
-                      <w:rPr>
-                        <w:lang w:val="en-US"/>
-                      </w:rPr>
-                    </w:pPr>
-                    <w:r>
-                      <w:rPr>
-                        <w:lang w:val="en-US"/>
-                      </w:rPr>
-                      <w:t>Manufacturing</w:t>
-                    </w:r>
-                  </w:p>
-                  <w:p>
-                    <w:pPr>
-                      <w:pStyle w:val="Sidebar-bullet"/>
-                      <w:numPr>
-                        <w:ilvl w:val="0"/>
-                        <w:numId w:val="2"/>
-                      </w:numPr>
-                      <w:ind w:left="374" w:hanging="230"/>
-                      <w:rPr>
-                        <w:lang w:val="en-US"/>
-                      </w:rPr>
-                    </w:pPr>
-                    <w:r>
-                      <w:rPr>
-                        <w:lang w:val="en-US"/>
-                      </w:rPr>
-                      <w:t>Public Safety</w:t>
-                    </w:r>
-                  </w:p>
-                  <w:p>
-                    <w:pPr>
-                      <w:pStyle w:val="Sidebar-bullet"/>
-                      <w:numPr>
-                        <w:ilvl w:val="0"/>
-                        <w:numId w:val="2"/>
-                      </w:numPr>
-                      <w:ind w:left="374" w:hanging="230"/>
-                      <w:rPr>
-                        <w:lang w:val="en-US"/>
-                      </w:rPr>
-                    </w:pPr>
-                    <w:r>
-                      <w:rPr>
-                        <w:lang w:val="en-US"/>
-                      </w:rPr>
-                      <w:t>IoT</w:t>
-                    </w:r>
-                  </w:p>
-                  <w:p>
-                    <w:pPr>
-                      <w:pStyle w:val="Sidebar-Heading2"/>
-                      <w:rPr>
-                        <w:lang w:val="en-US"/>
-                      </w:rPr>
-                    </w:pPr>
-                    <w:r>
-                      <w:t>TECHNICAL</w:t>
-                    </w:r>
-                    <w:r>
-                      <w:rPr>
-                        <w:lang w:val="en-US"/>
-                      </w:rPr>
-                      <w:t xml:space="preserve"> SPECIALIZATIONS</w:t>
-                    </w:r>
-                  </w:p>
-                  <w:p>
-                    <w:pPr>
-                      <w:pStyle w:val="Sidebar-bullet"/>
-                      <w:numPr>
-                        <w:ilvl w:val="0"/>
-                        <w:numId w:val="2"/>
-                      </w:numPr>
-                      <w:ind w:left="374" w:hanging="230"/>
-                      <w:rPr>
-                        <w:lang w:val="fr-CA"/>
-                      </w:rPr>
-                    </w:pPr>
-                    <w:r>
-                      <w:rPr>
-                        <w:lang w:val="en-US"/>
-                      </w:rPr>
-                      <w:t>Seasoned .Net Developer</w:t>
-                    </w:r>
-                  </w:p>
-                  <w:p>
-                    <w:pPr>
-                      <w:pStyle w:val="Sidebar-bullet"/>
-                      <w:numPr>
-                        <w:ilvl w:val="0"/>
-                        <w:numId w:val="2"/>
-                      </w:numPr>
-                      <w:ind w:left="374" w:hanging="230"/>
-                      <w:rPr>
-                        <w:lang w:val="fr-CA"/>
-                      </w:rPr>
-                    </w:pPr>
-                    <w:hyperlink r:id="rId12" w:history="1">
-                      <w:proofErr w:type="spellStart"/>
-                      <w:r>
-                        <w:rPr>
-                          <w:rStyle w:val="Hyperlink"/>
-                          <w:lang w:val="en-US"/>
-                        </w:rPr>
-                        <w:t>Inriver</w:t>
-                      </w:r>
-                      <w:proofErr w:type="spellEnd"/>
-                      <w:r>
-                        <w:rPr>
-                          <w:rStyle w:val="Hyperlink"/>
-                          <w:lang w:val="en-US"/>
-                        </w:rPr>
-                        <w:t xml:space="preserve"> </w:t>
-                      </w:r>
-                      <w:r>
-                        <w:rPr>
-                          <w:rStyle w:val="Hyperlink"/>
-                          <w:lang w:val="en-US"/>
-                        </w:rPr>
-                        <w:t>Certified Developer</w:t>
-                      </w:r>
-                    </w:hyperlink>
-                  </w:p>
-                  <w:p>
-                    <w:pPr>
-                      <w:pStyle w:val="Sidebar-bullet"/>
-                      <w:numPr>
-                        <w:ilvl w:val="0"/>
-                        <w:numId w:val="2"/>
-                      </w:numPr>
-                      <w:ind w:left="374" w:hanging="230"/>
-                      <w:rPr>
-                        <w:rStyle w:val="Hyperlink"/>
-                        <w:color w:val="0070C0"/>
-                        <w:u w:val="none"/>
-                        <w:lang w:val="fr-CA"/>
-                      </w:rPr>
-                    </w:pPr>
-                    <w:hyperlink r:id="rId13" w:history="1">
-                      <w:r>
-                        <w:rPr>
-                          <w:rStyle w:val="Hyperlink"/>
-                          <w:color w:val="0070C0"/>
-                          <w:lang w:val="en-CA"/>
-                        </w:rPr>
-                        <w:t>Microsoft Certified Azure Developer Associate</w:t>
-                      </w:r>
-                    </w:hyperlink>
-                  </w:p>
-                  <w:p>
-                    <w:pPr>
-                      <w:pStyle w:val="Sidebar-bullet"/>
-                      <w:numPr>
-                        <w:ilvl w:val="0"/>
-                        <w:numId w:val="2"/>
-                      </w:numPr>
-                      <w:ind w:left="374" w:hanging="230"/>
-                      <w:rPr>
-                        <w:rStyle w:val="Hyperlink"/>
-                      </w:rPr>
-                    </w:pPr>
-                    <w:r>
-                      <w:rPr>
-                        <w:rStyle w:val="Hyperlink"/>
-                        <w:color w:val="0070C0"/>
-                        <w:lang w:val="en-CA"/>
-                      </w:rPr>
-                      <w:fldChar w:fldCharType="begin"/>
-                    </w:r>
-                    <w:r>
-                      <w:rPr>
-                        <w:rStyle w:val="Hyperlink"/>
-                        <w:color w:val="0070C0"/>
-                        <w:lang w:val="en-CA"/>
-                      </w:rPr>
-                      <w:instrText>HYPERLINK "https://www.credly.com/badges/964e3775-a350-41ad-84ad-4237705385a9/linked_in?t=s3x32v"</w:instrText>
-                    </w:r>
-                    <w:r>
-                      <w:rPr>
-                        <w:rStyle w:val="Hyperlink"/>
-                        <w:color w:val="0070C0"/>
-                        <w:lang w:val="en-CA"/>
-                      </w:rPr>
-                    </w:r>
-                    <w:r>
-                      <w:rPr>
-                        <w:rStyle w:val="Hyperlink"/>
-                        <w:color w:val="0070C0"/>
-                        <w:lang w:val="en-CA"/>
-                      </w:rPr>
-                      <w:fldChar w:fldCharType="separate"/>
-                    </w:r>
-                    <w:r>
-                      <w:rPr>
-                        <w:rStyle w:val="Hyperlink"/>
-                        <w:lang w:val="en-CA"/>
-                      </w:rPr>
-                      <w:t xml:space="preserve">Certified </w:t>
-                    </w:r>
-                    <w:proofErr w:type="spellStart"/>
-                    <w:r>
-                      <w:rPr>
-                        <w:rStyle w:val="Hyperlink"/>
-                        <w:lang w:val="en-CA"/>
-                      </w:rPr>
-                      <w:t>SAFe</w:t>
-                    </w:r>
-                    <w:proofErr w:type="spellEnd"/>
-                    <w:r>
-                      <w:rPr>
-                        <w:rStyle w:val="Hyperlink"/>
-                        <w:lang w:val="en-CA"/>
-                      </w:rPr>
-                      <w:t>® 5 Scrum Master</w:t>
-                    </w:r>
-                  </w:p>
-                  <w:p>
-                    <w:pPr>
-                      <w:pStyle w:val="Sidebar-Heading2"/>
-                      <w:rPr>
-                        <w:lang w:val="en-US"/>
-                      </w:rPr>
-                    </w:pPr>
-                    <w:r>
-                      <w:rPr>
-                        <w:rStyle w:val="Hyperlink"/>
-                        <w:rFonts w:asciiTheme="minorHAnsi" w:hAnsiTheme="minorHAnsi"/>
-                        <w:b w:val="0"/>
-                        <w:bCs w:val="0"/>
-                        <w:caps w:val="0"/>
-                        <w:color w:val="0070C0"/>
-                        <w:szCs w:val="18"/>
-                        <w:lang w:val="en-CA"/>
-                      </w:rPr>
-                      <w:fldChar w:fldCharType="end"/>
-                    </w:r>
-                    <w:r>
-                      <w:t>TRAINING</w:t>
-                    </w:r>
-                  </w:p>
-                  <w:p>
-                    <w:pPr>
-                      <w:pStyle w:val="Sidebar-bullet"/>
-                      <w:numPr>
-                        <w:ilvl w:val="0"/>
-                        <w:numId w:val="2"/>
-                      </w:numPr>
-                      <w:ind w:left="374" w:hanging="230"/>
-                      <w:rPr>
-                        <w:lang w:val="en-US"/>
-                      </w:rPr>
-                    </w:pPr>
-                    <w:r>
-                      <w:rPr>
-                        <w:lang w:val="en-US"/>
-                      </w:rPr>
-                      <w:t>C#</w:t>
-                    </w:r>
-                  </w:p>
-                  <w:p>
-                    <w:pPr>
-                      <w:pStyle w:val="Sidebar-bullet"/>
-                      <w:numPr>
-                        <w:ilvl w:val="0"/>
-                        <w:numId w:val="2"/>
-                      </w:numPr>
-                      <w:ind w:left="374" w:hanging="230"/>
-                      <w:rPr>
-                        <w:lang w:val="en-US"/>
-                      </w:rPr>
-                    </w:pPr>
-                    <w:r>
-                      <w:rPr>
-                        <w:lang w:val="en-US"/>
-                      </w:rPr>
-                      <w:t>Asp.Net MVC, Web API</w:t>
-                    </w:r>
-                  </w:p>
-                  <w:p>
-                    <w:pPr>
-                      <w:pStyle w:val="Sidebar-bullet"/>
-                      <w:numPr>
-                        <w:ilvl w:val="0"/>
-                        <w:numId w:val="2"/>
-                      </w:numPr>
-                      <w:ind w:left="374" w:hanging="230"/>
-                      <w:rPr>
-                        <w:lang w:val="en-US"/>
-                      </w:rPr>
-                    </w:pPr>
-                    <w:r>
-                      <w:rPr>
-                        <w:lang w:val="en-US"/>
-                      </w:rPr>
-                      <w:t>SQL Server</w:t>
-                    </w:r>
-                  </w:p>
-                  <w:p>
-                    <w:pPr>
-                      <w:pStyle w:val="Sidebar-bullet"/>
-                      <w:numPr>
-                        <w:ilvl w:val="0"/>
-                        <w:numId w:val="2"/>
-                      </w:numPr>
-                      <w:ind w:left="374" w:hanging="230"/>
-                      <w:rPr>
-                        <w:lang w:val="en-US"/>
-                      </w:rPr>
-                    </w:pPr>
-                    <w:r>
-                      <w:rPr>
-                        <w:lang w:val="en-US"/>
-                      </w:rPr>
-                      <w:t>Azure</w:t>
-                    </w:r>
-                    <w:r>
-                      <w:rPr>
-                        <w:lang w:val="en-US"/>
-                      </w:rPr>
-                      <w:t xml:space="preserve"> App Services, Cloud </w:t>
-                    </w:r>
-                    <w:r>
-                      <w:rPr>
-                        <w:lang w:val="en-US"/>
-                      </w:rPr>
-                      <w:t>Native,</w:t>
-                    </w:r>
-                    <w:r>
-                      <w:rPr>
-                        <w:lang w:val="en-US"/>
-                      </w:rPr>
-                      <w:t xml:space="preserve"> Serverless</w:t>
-                    </w:r>
-                    <w:r>
-                      <w:rPr>
-                        <w:lang w:val="en-US"/>
-                      </w:rPr>
-                      <w:t>,</w:t>
-                    </w:r>
-                    <w:r>
-                      <w:rPr>
-                        <w:lang w:val="en-US"/>
-                      </w:rPr>
-                      <w:t xml:space="preserve"> Azure</w:t>
-                    </w:r>
-                    <w:r>
-                      <w:rPr>
-                        <w:lang w:val="en-US"/>
-                      </w:rPr>
-                      <w:t xml:space="preserve"> Integration Services ADF</w:t>
-                    </w:r>
-                    <w:r>
-                      <w:rPr>
-                        <w:lang w:val="en-US"/>
-                      </w:rPr>
-                      <w:t>,</w:t>
-                    </w:r>
-                    <w:r>
-                      <w:rPr>
-                        <w:lang w:val="en-US"/>
-                      </w:rPr>
-                      <w:t xml:space="preserve"> </w:t>
-                    </w:r>
-                    <w:r>
-                      <w:rPr>
-                        <w:lang w:val="en-US"/>
-                      </w:rPr>
-                      <w:t>Docker</w:t>
-                    </w:r>
-                    <w:r>
-                      <w:rPr>
-                        <w:lang w:val="en-US"/>
-                      </w:rPr>
-                      <w:t>, Kubernetes</w:t>
-                    </w:r>
-                    <w:r>
-                      <w:rPr>
-                        <w:lang w:val="en-US"/>
-                      </w:rPr>
-                      <w:t xml:space="preserve">, </w:t>
-                    </w:r>
-                    <w:r>
-                      <w:t xml:space="preserve">Azure </w:t>
-                    </w:r>
-                    <w:r>
-                      <w:t>Cognitive Search</w:t>
-                    </w:r>
-                    <w:r>
-                      <w:t xml:space="preserve">, </w:t>
-                    </w:r>
-                    <w:r>
-                      <w:t>Azure Open AI</w:t>
-                    </w:r>
-                  </w:p>
-                  <w:p>
-                    <w:pPr>
-                      <w:pStyle w:val="Sidebar-bullet"/>
-                      <w:numPr>
-                        <w:ilvl w:val="0"/>
-                        <w:numId w:val="2"/>
-                      </w:numPr>
-                      <w:ind w:left="374" w:hanging="230"/>
-                      <w:rPr>
-                        <w:lang w:val="en-US"/>
-                      </w:rPr>
-                    </w:pPr>
-                    <w:r>
-                      <w:rPr>
-                        <w:lang w:val="en-US"/>
-                      </w:rPr>
-                      <w:t>AWS Lambda</w:t>
-                    </w:r>
-                    <w:r>
-                      <w:rPr>
-                        <w:lang w:val="en-US"/>
-                      </w:rPr>
-                      <w:t>, Step Functions</w:t>
-                    </w:r>
-                  </w:p>
-                  <w:p>
-                    <w:pPr>
-                      <w:pStyle w:val="Sidebar-bullet"/>
-                      <w:numPr>
-                        <w:ilvl w:val="0"/>
-                        <w:numId w:val="2"/>
-                      </w:numPr>
-                      <w:ind w:left="374" w:hanging="230"/>
-                      <w:rPr>
-                        <w:lang w:val="en-US"/>
-                      </w:rPr>
-                    </w:pPr>
-                    <w:r>
-                      <w:rPr>
-                        <w:lang w:val="en-US"/>
-                      </w:rPr>
-                      <w:t>JavaScript</w:t>
-                    </w:r>
-                  </w:p>
-                  <w:p>
-                    <w:pPr>
-                      <w:pStyle w:val="Sidebar-bullet"/>
-                      <w:numPr>
-                        <w:ilvl w:val="0"/>
-                        <w:numId w:val="2"/>
-                      </w:numPr>
-                      <w:ind w:left="374" w:hanging="230"/>
-                      <w:rPr>
-                        <w:lang w:val="en-US"/>
-                      </w:rPr>
-                    </w:pPr>
-                    <w:r>
-                      <w:rPr>
-                        <w:lang w:val="en-US"/>
-                      </w:rPr>
-                      <w:t>Angular</w:t>
-                    </w:r>
-                  </w:p>
-                  <w:p>
-                    <w:pPr>
-                      <w:pStyle w:val="Sidebar-bullet"/>
-                      <w:numPr>
-                        <w:ilvl w:val="0"/>
-                        <w:numId w:val="2"/>
-                      </w:numPr>
-                      <w:ind w:left="374" w:hanging="230"/>
-                      <w:rPr>
-                        <w:lang w:val="en-US"/>
-                      </w:rPr>
-                    </w:pPr>
-                    <w:r>
-                      <w:rPr>
-                        <w:lang w:val="en-US"/>
-                      </w:rPr>
-                      <w:t>jQuery</w:t>
-                    </w:r>
-                  </w:p>
-                  <w:p>
-                    <w:pPr>
-                      <w:pStyle w:val="Sidebar-bullet"/>
-                      <w:numPr>
-                        <w:ilvl w:val="0"/>
-                        <w:numId w:val="2"/>
-                      </w:numPr>
-                      <w:ind w:left="374" w:hanging="230"/>
-                      <w:rPr>
-                        <w:lang w:val="en-US"/>
-                      </w:rPr>
-                    </w:pPr>
-                    <w:r>
-                      <w:rPr>
-                        <w:lang w:val="en-US"/>
-                      </w:rPr>
-                      <w:t>Python</w:t>
-                    </w:r>
-                  </w:p>
-                  <w:p>
-                    <w:pPr>
-                      <w:pStyle w:val="Sidebar-bullet"/>
-                      <w:numPr>
-                        <w:ilvl w:val="0"/>
-                        <w:numId w:val="2"/>
-                      </w:numPr>
-                      <w:ind w:left="374" w:hanging="230"/>
-                      <w:rPr>
-                        <w:lang w:val="en-US"/>
-                      </w:rPr>
-                    </w:pPr>
-                    <w:r>
-                      <w:rPr>
-                        <w:lang w:val="en-US"/>
-                      </w:rPr>
-                      <w:t>Git</w:t>
-                    </w:r>
-                    <w:r>
-                      <w:rPr>
-                        <w:lang w:val="en-US"/>
-                      </w:rPr>
-                      <w:t xml:space="preserve">, </w:t>
-                    </w:r>
-                    <w:r>
-                      <w:rPr>
-                        <w:lang w:val="en-US"/>
-                      </w:rPr>
-                      <w:t>TFVC</w:t>
-                    </w:r>
-                  </w:p>
-                  <w:p>
-                    <w:pPr>
-                      <w:pStyle w:val="Sidebar-bullet"/>
-                      <w:rPr>
-                        <w:lang w:val="fr-CA"/>
-                      </w:rPr>
-                    </w:pPr>
-                  </w:p>
-                  <w:p/>
-                </w:txbxContent>
-              </v:textbox>
-            </v:rect>
-            <v:rect id="_x0000_s2058" style="position:absolute;left:1152;top:2833;width:3930;height:145;mso-position-horizontal:left;mso-position-horizontal-relative:margin;mso-position-vertical-relative:margin" fillcolor="#e31937 [3204]" stroked="f" strokecolor="#f2f2f2 [3041]" strokeweight="3pt">
-              <v:fill color2="#f2a200 [3207]" angle="-90" focusposition=".5,.5" focussize="" focus="100%" type="gradient"/>
-              <v:shadow type="perspective" color="#3d6a7a [1609]" opacity=".5" offset="1pt" offset2="-1pt"/>
-            </v:rect>
-            <w10:wrap type="square" anchorx="page" anchory="page"/>
-          </v:group>
-        </w:pict>
-      </w:r>
-      <w:r>
-        <w:rPr>
           <w:noProof/>
-        </w:rPr>
-        <w:pict w14:anchorId="164B4149">
-          <v:rect id="Rectangle 1" o:spid="_x0000_s2060" style="position:absolute;margin-left:477.4pt;margin-top:35.45pt;width:75.05pt;height:76.8pt;z-index:251660288;visibility:visible;mso-wrap-style:square;mso-wrap-distance-left:9pt;mso-wrap-distance-top:0;mso-wrap-distance-right:9pt;mso-wrap-distance-bottom:0;mso-position-horizontal-relative:text;mso-position-vertical-relative:text;v-text-anchor:top" o:gfxdata="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" stroked="f" strokeweight="2pt">
-            <v:fill r:id="rId14" o:title="" recolor="t" rotate="t" type="frame"/>
-          </v:rect>
-        </w:pict>
+          <w:sz w:val="20"/>
+          <w:szCs w:val="20"/>
+          <w:lang w:val="en-CA"/>
+        </w:rPr>
+        <mc:AlternateContent>
+          <mc:Choice Requires="wpg">
+            <w:drawing>
+              <wp:anchor distT="0" distB="0" distL="128270" distR="128270" simplePos="0" relativeHeight="251658240" behindDoc="0" locked="0" layoutInCell="1" allowOverlap="1" wp14:anchorId="60144A5C" wp14:editId="77C96B68">
+                <wp:simplePos x="0" y="0"/>
+                <wp:positionH relativeFrom="page">
+                  <wp:align>right</wp:align>
+                </wp:positionH>
+                <wp:positionV relativeFrom="page">
+                  <wp:posOffset>1463040</wp:posOffset>
+                </wp:positionV>
+                <wp:extent cx="2495550" cy="6777355"/>
+                <wp:effectExtent l="0" t="0" r="2540" b="0"/>
+                <wp:wrapSquare wrapText="bothSides"/>
+                <wp:docPr id="1384762365" name="Group 8"/>
+                <wp:cNvGraphicFramePr>
+                  <a:graphicFrameLocks xmlns:a="http://schemas.openxmlformats.org/drawingml/2006/main"/>
+                </wp:cNvGraphicFramePr>
+                <a:graphic xmlns:a="http://schemas.openxmlformats.org/drawingml/2006/main">
+                  <a:graphicData uri="http://schemas.microsoft.com/office/word/2010/wordprocessingGroup">
+                    <wpg:wgp>
+                      <wpg:cNvGrpSpPr>
+                        <a:grpSpLocks/>
+                      </wpg:cNvGrpSpPr>
+                      <wpg:grpSpPr bwMode="auto">
+                        <a:xfrm>
+                          <a:off x="0" y="0"/>
+                          <a:ext cx="2495550" cy="6777355"/>
+                          <a:chOff x="1152" y="2833"/>
+                          <a:chExt cx="3930" cy="10023"/>
+                        </a:xfrm>
+                      </wpg:grpSpPr>
+                      <wps:wsp>
+                        <wps:cNvPr id="627136931" name="Rectangle 9">
+                          <a:hlinkClick r:id="rId12"/>
+                        </wps:cNvPr>
+                        <wps:cNvSpPr>
+                          <a:spLocks noChangeArrowheads="1"/>
+                        </wps:cNvSpPr>
+                        <wps:spPr bwMode="auto">
+                          <a:xfrm>
+                            <a:off x="1152" y="2836"/>
+                            <a:ext cx="3930" cy="10020"/>
+                          </a:xfrm>
+                          <a:prstGeom prst="rect">
+                            <a:avLst/>
+                          </a:prstGeom>
+                          <a:solidFill>
+                            <a:schemeClr val="accent6">
+                              <a:lumMod val="100000"/>
+                              <a:lumOff val="0"/>
+                            </a:schemeClr>
+                          </a:solidFill>
+                          <a:ln>
+                            <a:noFill/>
+                          </a:ln>
+                          <a:effectLst/>
+                          <a:extLst>
+                            <a:ext uri="{91240B29-F687-4F45-9708-019B960494DF}">
+                              <a14:hiddenLine xmlns:a14="http://schemas.microsoft.com/office/drawing/2010/main" w="38100">
+                                <a:solidFill>
+                                  <a:schemeClr val="lt1">
+                                    <a:lumMod val="95000"/>
+                                    <a:lumOff val="0"/>
+                                  </a:schemeClr>
+                                </a:solidFill>
+                                <a:miter lim="800000"/>
+                                <a:headEnd/>
+                                <a:tailEnd/>
+                              </a14:hiddenLine>
+                            </a:ext>
+                            <a:ext uri="{AF507438-7753-43E0-B8FC-AC1667EBCBE1}">
+                              <a14:hiddenEffects xmlns:a14="http://schemas.microsoft.com/office/drawing/2010/main">
+                                <a:effectLst>
+                                  <a:outerShdw dist="28398" dir="3806097" algn="ctr" rotWithShape="0">
+                                    <a:schemeClr val="accent6">
+                                      <a:lumMod val="50000"/>
+                                      <a:lumOff val="0"/>
+                                      <a:alpha val="50000"/>
+                                    </a:schemeClr>
+                                  </a:outerShdw>
+                                </a:effectLst>
+                              </a14:hiddenEffects>
+                            </a:ext>
+                          </a:extLst>
+                        </wps:spPr>
+                        <wps:txbx>
+                          <w:txbxContent>
+                            <w:p>
+                              <w:pPr>
+                                <w:pStyle w:val="Sidebar-Heading1"/>
+                              </w:pPr>
+                              <w:r>
+                                <w:t>EXPERIENCE</w:t>
+                              </w:r>
+                            </w:p>
+                            <w:p>
+                              <w:pPr>
+                                <w:pStyle w:val="Sidebar-Heading1"/>
+                              </w:pPr>
+                              <w:r>
+                                <w:t>SNAPSHOT</w:t>
+                              </w:r>
+                            </w:p>
+                            <w:p>
+                              <w:pPr>
+                                <w:pStyle w:val="Sidebar-Heading2"/>
+                              </w:pPr>
+                              <w:r>
+                                <w:t>INDUSTR</w:t>
+                              </w:r>
+                              <w:r>
+                                <w:t>Y EXPERTISE</w:t>
+                              </w:r>
+                            </w:p>
+                            <w:p>
+                              <w:pPr>
+                                <w:pStyle w:val="Sidebar-bullet"/>
+                                <w:numPr>
+                                  <w:ilvl w:val="0"/>
+                                  <w:numId w:val="2"/>
+                                </w:numPr>
+                                <w:ind w:left="374" w:hanging="230"/>
+                                <w:rPr>
+                                  <w:lang w:val="en-US"/>
+                                </w:rPr>
+                              </w:pPr>
+                              <w:r>
+                                <w:rPr>
+                                  <w:lang w:val="en-US"/>
+                                </w:rPr>
+                                <w:t>Cloud Native Applications Development</w:t>
+                              </w:r>
+                            </w:p>
+                            <w:p>
+                              <w:pPr>
+                                <w:pStyle w:val="Sidebar-bullet"/>
+                                <w:numPr>
+                                  <w:ilvl w:val="0"/>
+                                  <w:numId w:val="2"/>
+                                </w:numPr>
+                                <w:ind w:left="374" w:hanging="230"/>
+                                <w:rPr>
+                                  <w:lang w:val="en-US"/>
+                                </w:rPr>
+                              </w:pPr>
+                              <w:r>
+                                <w:rPr>
+                                  <w:lang w:val="en-US"/>
+                                </w:rPr>
+                                <w:t>Manufacturing</w:t>
+                              </w:r>
+                            </w:p>
+                            <w:p>
+                              <w:pPr>
+                                <w:pStyle w:val="Sidebar-bullet"/>
+                                <w:numPr>
+                                  <w:ilvl w:val="0"/>
+                                  <w:numId w:val="2"/>
+                                </w:numPr>
+                                <w:ind w:left="374" w:hanging="230"/>
+                                <w:rPr>
+                                  <w:lang w:val="en-US"/>
+                                </w:rPr>
+                              </w:pPr>
+                              <w:r>
+                                <w:rPr>
+                                  <w:lang w:val="en-US"/>
+                                </w:rPr>
+                                <w:t>Public Safety</w:t>
+                              </w:r>
+                            </w:p>
+                            <w:p>
+                              <w:pPr>
+                                <w:pStyle w:val="Sidebar-bullet"/>
+                                <w:numPr>
+                                  <w:ilvl w:val="0"/>
+                                  <w:numId w:val="2"/>
+                                </w:numPr>
+                                <w:ind w:left="374" w:hanging="230"/>
+                                <w:rPr>
+                                  <w:lang w:val="en-US"/>
+                                </w:rPr>
+                              </w:pPr>
+                              <w:r>
+                                <w:rPr>
+                                  <w:lang w:val="en-US"/>
+                                </w:rPr>
+                                <w:t>IoT</w:t>
+                              </w:r>
+                            </w:p>
+                            <w:p>
+                              <w:pPr>
+                                <w:pStyle w:val="Sidebar-Heading2"/>
+                                <w:rPr>
+                                  <w:lang w:val="en-US"/>
+                                </w:rPr>
+                              </w:pPr>
+                              <w:r>
+                                <w:t>TECHNICAL</w:t>
+                              </w:r>
+                              <w:r>
+                                <w:rPr>
+                                  <w:lang w:val="en-US"/>
+                                </w:rPr>
+                                <w:t xml:space="preserve"> SPECIALIZATIONS</w:t>
+                              </w:r>
+                            </w:p>
+                            <w:p>
+                              <w:pPr>
+                                <w:pStyle w:val="Sidebar-bullet"/>
+                                <w:numPr>
+                                  <w:ilvl w:val="0"/>
+                                  <w:numId w:val="2"/>
+                                </w:numPr>
+                                <w:ind w:left="374" w:hanging="230"/>
+                                <w:rPr>
+                                  <w:lang w:val="fr-CA"/>
+                                </w:rPr>
+                              </w:pPr>
+                              <w:r>
+                                <w:rPr>
+                                  <w:lang w:val="en-US"/>
+                                </w:rPr>
+                                <w:t>Seasoned .Net Developer</w:t>
+                              </w:r>
+                            </w:p>
+                            <w:p>
+                              <w:pPr>
+                                <w:pStyle w:val="Sidebar-bullet"/>
+                                <w:numPr>
+                                  <w:ilvl w:val="0"/>
+                                  <w:numId w:val="2"/>
+                                </w:numPr>
+                                <w:ind w:left="374" w:hanging="230"/>
+                                <w:rPr>
+                                  <w:lang w:val="fr-CA"/>
+                                </w:rPr>
+                              </w:pPr>
+                              <w:hyperlink r:id="rId13" w:history="1">
+                                <w:r>
+                                  <w:rPr>
+                                    <w:rStyle w:val="Hyperlink"/>
+                                    <w:lang w:val="en-US"/>
+                                  </w:rPr>
+                                  <w:t xml:space="preserve">Inriver </w:t>
+                                </w:r>
+                                <w:r>
+                                  <w:rPr>
+                                    <w:rStyle w:val="Hyperlink"/>
+                                    <w:lang w:val="en-US"/>
+                                  </w:rPr>
+                                  <w:t>Certified Developer</w:t>
+                                </w:r>
+                              </w:hyperlink>
+                            </w:p>
+                            <w:p>
+                              <w:pPr>
+                                <w:pStyle w:val="Sidebar-bullet"/>
+                                <w:numPr>
+                                  <w:ilvl w:val="0"/>
+                                  <w:numId w:val="2"/>
+                                </w:numPr>
+                                <w:ind w:left="374" w:hanging="230"/>
+                                <w:rPr>
+                                  <w:rStyle w:val="Hyperlink"/>
+                                  <w:color w:val="0070C0"/>
+                                  <w:u w:val="none"/>
+                                  <w:lang w:val="fr-CA"/>
+                                </w:rPr>
+                              </w:pPr>
+                              <w:hyperlink r:id="rId14" w:history="1">
+                                <w:r>
+                                  <w:rPr>
+                                    <w:rStyle w:val="Hyperlink"/>
+                                    <w:color w:val="0070C0"/>
+                                    <w:lang w:val="en-CA"/>
+                                  </w:rPr>
+                                  <w:t>Microsoft Certified Azure Developer Associate</w:t>
+                                </w:r>
+                              </w:hyperlink>
+                            </w:p>
+                            <w:p>
+                              <w:pPr>
+                                <w:pStyle w:val="Sidebar-bullet"/>
+                                <w:numPr>
+                                  <w:ilvl w:val="0"/>
+                                  <w:numId w:val="2"/>
+                                </w:numPr>
+                                <w:ind w:left="374" w:hanging="230"/>
+                                <w:rPr>
+                                  <w:rStyle w:val="Hyperlink"/>
+                                </w:rPr>
+                              </w:pPr>
+                              <w:r>
+                                <w:rPr>
+                                  <w:rStyle w:val="Hyperlink"/>
+                                  <w:color w:val="0070C0"/>
+                                  <w:lang w:val="en-CA"/>
+                                </w:rPr>
+                                <w:fldChar w:fldCharType="begin"/>
+                              </w:r>
+                              <w:r>
+                                <w:rPr>
+                                  <w:rStyle w:val="Hyperlink"/>
+                                  <w:color w:val="0070C0"/>
+                                  <w:lang w:val="en-CA"/>
+                                </w:rPr>
+                                <w:instrText>HYPERLINK "https://www.credly.com/badges/964e3775-a350-41ad-84ad-4237705385a9/linked_in?t=s3x32v"</w:instrText>
+                              </w:r>
+                              <w:r>
+                                <w:rPr>
+                                  <w:rStyle w:val="Hyperlink"/>
+                                  <w:color w:val="0070C0"/>
+                                  <w:lang w:val="en-CA"/>
+                                </w:rPr>
+                              </w:r>
+                              <w:r>
+                                <w:rPr>
+                                  <w:rStyle w:val="Hyperlink"/>
+                                  <w:color w:val="0070C0"/>
+                                  <w:lang w:val="en-CA"/>
+                                </w:rPr>
+                                <w:fldChar w:fldCharType="separate"/>
+                              </w:r>
+                              <w:r>
+                                <w:rPr>
+                                  <w:rStyle w:val="Hyperlink"/>
+                                  <w:lang w:val="en-CA"/>
+                                </w:rPr>
+                                <w:t>Certified SAFe® 5 Scrum Master</w:t>
+                              </w:r>
+                            </w:p>
+                            <w:p>
+                              <w:pPr>
+                                <w:pStyle w:val="Sidebar-Heading2"/>
+                                <w:rPr>
+                                  <w:lang w:val="en-US"/>
+                                </w:rPr>
+                              </w:pPr>
+                              <w:r>
+                                <w:rPr>
+                                  <w:rStyle w:val="Hyperlink"/>
+                                  <w:rFonts w:asciiTheme="minorHAnsi" w:hAnsiTheme="minorHAnsi"/>
+                                  <w:b w:val="0"/>
+                                  <w:bCs w:val="0"/>
+                                  <w:caps w:val="0"/>
+                                  <w:color w:val="0070C0"/>
+                                  <w:szCs w:val="18"/>
+                                  <w:lang w:val="en-CA"/>
+                                </w:rPr>
+                                <w:fldChar w:fldCharType="end"/>
+                              </w:r>
+                              <w:r>
+                                <w:t>TRAINING</w:t>
+                              </w:r>
+                            </w:p>
+                            <w:p>
+                              <w:pPr>
+                                <w:pStyle w:val="Sidebar-bullet"/>
+                                <w:numPr>
+                                  <w:ilvl w:val="0"/>
+                                  <w:numId w:val="2"/>
+                                </w:numPr>
+                                <w:ind w:left="374" w:hanging="230"/>
+                                <w:rPr>
+                                  <w:lang w:val="en-US"/>
+                                </w:rPr>
+                              </w:pPr>
+                              <w:r>
+                                <w:rPr>
+                                  <w:lang w:val="en-US"/>
+                                </w:rPr>
+                                <w:t>C#</w:t>
+                              </w:r>
+                            </w:p>
+                            <w:p>
+                              <w:pPr>
+                                <w:pStyle w:val="Sidebar-bullet"/>
+                                <w:numPr>
+                                  <w:ilvl w:val="0"/>
+                                  <w:numId w:val="2"/>
+                                </w:numPr>
+                                <w:ind w:left="374" w:hanging="230"/>
+                                <w:rPr>
+                                  <w:lang w:val="en-US"/>
+                                </w:rPr>
+                              </w:pPr>
+                              <w:r>
+                                <w:rPr>
+                                  <w:lang w:val="en-US"/>
+                                </w:rPr>
+                                <w:t>Asp.Net MVC, Web API</w:t>
+                              </w:r>
+                            </w:p>
+                            <w:p>
+                              <w:pPr>
+                                <w:pStyle w:val="Sidebar-bullet"/>
+                                <w:numPr>
+                                  <w:ilvl w:val="0"/>
+                                  <w:numId w:val="2"/>
+                                </w:numPr>
+                                <w:ind w:left="374" w:hanging="230"/>
+                                <w:rPr>
+                                  <w:lang w:val="en-US"/>
+                                </w:rPr>
+                              </w:pPr>
+                              <w:r>
+                                <w:rPr>
+                                  <w:lang w:val="en-US"/>
+                                </w:rPr>
+                                <w:t>SQL Server</w:t>
+                              </w:r>
+                            </w:p>
+                            <w:p>
+                              <w:pPr>
+                                <w:pStyle w:val="Sidebar-bullet"/>
+                                <w:numPr>
+                                  <w:ilvl w:val="0"/>
+                                  <w:numId w:val="2"/>
+                                </w:numPr>
+                                <w:ind w:left="374" w:hanging="230"/>
+                                <w:rPr>
+                                  <w:lang w:val="en-US"/>
+                                </w:rPr>
+                              </w:pPr>
+                              <w:r>
+                                <w:rPr>
+                                  <w:lang w:val="en-US"/>
+                                </w:rPr>
+                                <w:t>Azure</w:t>
+                              </w:r>
+                              <w:r>
+                                <w:rPr>
+                                  <w:lang w:val="en-US"/>
+                                </w:rPr>
+                                <w:t xml:space="preserve"> App Services, Cloud </w:t>
+                              </w:r>
+                              <w:r>
+                                <w:rPr>
+                                  <w:lang w:val="en-US"/>
+                                </w:rPr>
+                                <w:t>Native,</w:t>
+                              </w:r>
+                              <w:r>
+                                <w:rPr>
+                                  <w:lang w:val="en-US"/>
+                                </w:rPr>
+                                <w:t xml:space="preserve"> Serverless</w:t>
+                              </w:r>
+                              <w:r>
+                                <w:rPr>
+                                  <w:lang w:val="en-US"/>
+                                </w:rPr>
+                                <w:t>,</w:t>
+                              </w:r>
+                              <w:r>
+                                <w:rPr>
+                                  <w:lang w:val="en-US"/>
+                                </w:rPr>
+                                <w:t xml:space="preserve"> Azure</w:t>
+                              </w:r>
+                              <w:r>
+                                <w:rPr>
+                                  <w:lang w:val="en-US"/>
+                                </w:rPr>
+                                <w:t xml:space="preserve"> Integration Services ADF</w:t>
+                              </w:r>
+                              <w:r>
+                                <w:rPr>
+                                  <w:lang w:val="en-US"/>
+                                </w:rPr>
+                                <w:t>,</w:t>
+                              </w:r>
+                              <w:r>
+                                <w:rPr>
+                                  <w:lang w:val="en-US"/>
+                                </w:rPr>
+                                <w:t xml:space="preserve"> </w:t>
+                              </w:r>
+                              <w:r>
+                                <w:rPr>
+                                  <w:lang w:val="en-US"/>
+                                </w:rPr>
+                                <w:t>Docker</w:t>
+                              </w:r>
+                              <w:r>
+                                <w:rPr>
+                                  <w:lang w:val="en-US"/>
+                                </w:rPr>
+                                <w:t>, Kubernetes</w:t>
+                              </w:r>
+                              <w:r>
+                                <w:rPr>
+                                  <w:lang w:val="en-US"/>
+                                </w:rPr>
+                                <w:t xml:space="preserve">, </w:t>
+                              </w:r>
+                              <w:r>
+                                <w:t xml:space="preserve">Azure </w:t>
+                              </w:r>
+                              <w:r>
+                                <w:t>Cognitive Search</w:t>
+                              </w:r>
+                              <w:r>
+                                <w:t xml:space="preserve">, </w:t>
+                              </w:r>
+                              <w:r>
+                                <w:t>Azure Open AI</w:t>
+                              </w:r>
+                            </w:p>
+                            <w:p>
+                              <w:pPr>
+                                <w:pStyle w:val="Sidebar-bullet"/>
+                                <w:numPr>
+                                  <w:ilvl w:val="0"/>
+                                  <w:numId w:val="2"/>
+                                </w:numPr>
+                                <w:ind w:left="374" w:hanging="230"/>
+                                <w:rPr>
+                                  <w:lang w:val="en-US"/>
+                                </w:rPr>
+                              </w:pPr>
+                              <w:r>
+                                <w:rPr>
+                                  <w:lang w:val="en-US"/>
+                                </w:rPr>
+                                <w:t>AWS Lambda</w:t>
+                              </w:r>
+                              <w:r>
+                                <w:rPr>
+                                  <w:lang w:val="en-US"/>
+                                </w:rPr>
+                                <w:t>, Step Functions</w:t>
+                              </w:r>
+                            </w:p>
+                            <w:p>
+                              <w:pPr>
+                                <w:pStyle w:val="Sidebar-bullet"/>
+                                <w:numPr>
+                                  <w:ilvl w:val="0"/>
+                                  <w:numId w:val="2"/>
+                                </w:numPr>
+                                <w:ind w:left="374" w:hanging="230"/>
+                                <w:rPr>
+                                  <w:lang w:val="en-US"/>
+                                </w:rPr>
+                              </w:pPr>
+                              <w:r>
+                                <w:rPr>
+                                  <w:lang w:val="en-US"/>
+                                </w:rPr>
+                                <w:t>JavaScript</w:t>
+                              </w:r>
+                            </w:p>
+                            <w:p>
+                              <w:pPr>
+                                <w:pStyle w:val="Sidebar-bullet"/>
+                                <w:numPr>
+                                  <w:ilvl w:val="0"/>
+                                  <w:numId w:val="2"/>
+                                </w:numPr>
+                                <w:ind w:left="374" w:hanging="230"/>
+                                <w:rPr>
+                                  <w:lang w:val="en-US"/>
+                                </w:rPr>
+                              </w:pPr>
+                              <w:r>
+                                <w:rPr>
+                                  <w:lang w:val="en-US"/>
+                                </w:rPr>
+                                <w:t>Angular</w:t>
+                              </w:r>
+                            </w:p>
+                            <w:p>
+                              <w:pPr>
+                                <w:pStyle w:val="Sidebar-bullet"/>
+                                <w:numPr>
+                                  <w:ilvl w:val="0"/>
+                                  <w:numId w:val="2"/>
+                                </w:numPr>
+                                <w:ind w:left="374" w:hanging="230"/>
+                                <w:rPr>
+                                  <w:lang w:val="en-US"/>
+                                </w:rPr>
+                              </w:pPr>
+                              <w:r>
+                                <w:rPr>
+                                  <w:lang w:val="en-US"/>
+                                </w:rPr>
+                                <w:t>jQuery</w:t>
+                              </w:r>
+                            </w:p>
+                            <w:p>
+                              <w:pPr>
+                                <w:pStyle w:val="Sidebar-bullet"/>
+                                <w:numPr>
+                                  <w:ilvl w:val="0"/>
+                                  <w:numId w:val="2"/>
+                                </w:numPr>
+                                <w:ind w:left="374" w:hanging="230"/>
+                                <w:rPr>
+                                  <w:lang w:val="en-US"/>
+                                </w:rPr>
+                              </w:pPr>
+                              <w:r>
+                                <w:rPr>
+                                  <w:lang w:val="en-US"/>
+                                </w:rPr>
+                                <w:t>Python</w:t>
+                              </w:r>
+                            </w:p>
+                            <w:p>
+                              <w:pPr>
+                                <w:pStyle w:val="Sidebar-bullet"/>
+                                <w:numPr>
+                                  <w:ilvl w:val="0"/>
+                                  <w:numId w:val="2"/>
+                                </w:numPr>
+                                <w:ind w:left="374" w:hanging="230"/>
+                                <w:rPr>
+                                  <w:lang w:val="en-US"/>
+                                </w:rPr>
+                              </w:pPr>
+                              <w:r>
+                                <w:rPr>
+                                  <w:lang w:val="en-US"/>
+                                </w:rPr>
+                                <w:t>Git</w:t>
+                              </w:r>
+                              <w:r>
+                                <w:rPr>
+                                  <w:lang w:val="en-US"/>
+                                </w:rPr>
+                                <w:t xml:space="preserve">, </w:t>
+                              </w:r>
+                              <w:r>
+                                <w:rPr>
+                                  <w:lang w:val="en-US"/>
+                                </w:rPr>
+                                <w:t>TFVC</w:t>
+                              </w:r>
+                            </w:p>
+                            <w:p>
+                              <w:pPr>
+                                <w:pStyle w:val="Sidebar-bullet"/>
+                                <w:rPr>
+                                  <w:lang w:val="fr-CA"/>
+                                </w:rPr>
+                              </w:pPr>
+                            </w:p>
+                            <w:p/>
+                          </w:txbxContent>
+                        </wps:txbx>
+                        <wps:bodyPr rot="0" vert="horz" wrap="square" lIns="274320" tIns="274320" rIns="274320" bIns="274320" anchor="t" anchorCtr="0" upright="1">
+                          <a:noAutofit/>
+                        </wps:bodyPr>
+                      </wps:wsp>
+                      <wps:wsp>
+                        <wps:cNvPr id="1267453275" name="Rectangle 10"/>
+                        <wps:cNvSpPr>
+                          <a:spLocks noChangeArrowheads="1"/>
+                        </wps:cNvSpPr>
+                        <wps:spPr bwMode="auto">
+                          <a:xfrm>
+                            <a:off x="1152" y="2833"/>
+                            <a:ext cx="3930" cy="145"/>
+                          </a:xfrm>
+                          <a:prstGeom prst="rect">
+                            <a:avLst/>
+                          </a:prstGeom>
+                          <a:gradFill rotWithShape="0">
+                            <a:gsLst>
+                              <a:gs pos="0">
+                                <a:schemeClr val="accent1">
+                                  <a:lumMod val="100000"/>
+                                  <a:lumOff val="0"/>
+                                </a:schemeClr>
+                              </a:gs>
+                              <a:gs pos="100000">
+                                <a:schemeClr val="accent4">
+                                  <a:lumMod val="100000"/>
+                                  <a:lumOff val="0"/>
+                                </a:schemeClr>
+                              </a:gs>
+                            </a:gsLst>
+                            <a:lin ang="0" scaled="1"/>
+                          </a:gradFill>
+                          <a:ln>
+                            <a:noFill/>
+                          </a:ln>
+                          <a:effectLst/>
+                          <a:extLst>
+                            <a:ext uri="{91240B29-F687-4F45-9708-019B960494DF}">
+                              <a14:hiddenLine xmlns:a14="http://schemas.microsoft.com/office/drawing/2010/main" w="38100">
+                                <a:solidFill>
+                                  <a:schemeClr val="lt1">
+                                    <a:lumMod val="95000"/>
+                                    <a:lumOff val="0"/>
+                                  </a:schemeClr>
+                                </a:solidFill>
+                                <a:miter lim="800000"/>
+                                <a:headEnd/>
+                                <a:tailEnd/>
+                              </a14:hiddenLine>
+                            </a:ext>
+                            <a:ext uri="{AF507438-7753-43E0-B8FC-AC1667EBCBE1}">
+                              <a14:hiddenEffects xmlns:a14="http://schemas.microsoft.com/office/drawing/2010/main">
+                                <a:effectLst>
+                                  <a:outerShdw dist="28398" dir="3806097" algn="ctr" rotWithShape="0">
+                                    <a:schemeClr val="accent6">
+                                      <a:lumMod val="50000"/>
+                                      <a:lumOff val="0"/>
+                                      <a:alpha val="50000"/>
+                                    </a:schemeClr>
+                                  </a:outerShdw>
+                                </a:effectLst>
+                              </a14:hiddenEffects>
+                            </a:ext>
+                          </a:extLst>
+                        </wps:spPr>
+                        <wps:bodyPr rot="0" vert="horz" wrap="square" lIns="91440" tIns="45720" rIns="91440" bIns="45720" anchor="t" anchorCtr="0" upright="1">
+                          <a:noAutofit/>
+                        </wps:bodyPr>
+                      </wps:wsp>
+                    </wpg:wgp>
+                  </a:graphicData>
+                </a:graphic>
+                <wp14:sizeRelH relativeFrom="page">
+                  <wp14:pctWidth>0</wp14:pctWidth>
+                </wp14:sizeRelH>
+                <wp14:sizeRelV relativeFrom="page">
+                  <wp14:pctHeight>0</wp14:pctHeight>
+                </wp14:sizeRelV>
+              </wp:anchor>
+            </w:drawing>
+          </mc:Choice>
+          <mc:Fallback>
+            <w:pict>
+              <v:group w14:anchorId="60144A5C" id="Group 8" o:spid="_x0000_s1026" style="position:absolute;margin-left:145.3pt;margin-top:115.2pt;width:196.5pt;height:533.65pt;z-index:251658240;mso-wrap-distance-left:10.1pt;mso-wrap-distance-right:10.1pt;mso-position-horizontal:right;mso-position-horizontal-relative:page;mso-position-vertical-relative:page" coordorigin="1152,2833" coordsize="3930,10023" o:gfxdata="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">
+                <v:rect id="Rectangle 9" o:spid="_x0000_s1027" href="https://learn.microsoft.com/en-us/users/ravichandravydhya-4427/credentials/6a4ea676d1d436dd?ref=https%3A%2F%2Fwww.linkedin.com%2F" style="position:absolute;left:1152;top:2836;width:3930;height:10020;visibility:visible;mso-wrap-style:square;v-text-anchor:top" o:gfxdata="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" o:button="t" fillcolor="#a1c4d0 [3209]" stroked="f" strokecolor="#f2f2f2 [3041]" strokeweight="3pt">
+                  <v:fill o:detectmouseclick="t"/>
+                  <v:shadow color="#3d6a7a [1609]" opacity=".5" offset="1pt"/>
+                  <v:textbox inset="21.6pt,21.6pt,21.6pt,21.6pt">
+                    <w:txbxContent>
+                      <w:p>
+                        <w:pPr>
+                          <w:pStyle w:val="Sidebar-Heading1"/>
+                        </w:pPr>
+                        <w:r>
+                          <w:t>EXPERIENCE</w:t>
+                        </w:r>
+                      </w:p>
+                      <w:p>
+                        <w:pPr>
+                          <w:pStyle w:val="Sidebar-Heading1"/>
+                        </w:pPr>
+                        <w:r>
+                          <w:t>SNAPSHOT</w:t>
+                        </w:r>
+                      </w:p>
+                      <w:p>
+                        <w:pPr>
+                          <w:pStyle w:val="Sidebar-Heading2"/>
+                        </w:pPr>
+                        <w:r>
+                          <w:t>INDUSTR</w:t>
+                        </w:r>
+                        <w:r>
+                          <w:t>Y EXPERTISE</w:t>
+                        </w:r>
+                      </w:p>
+                      <w:p>
+                        <w:pPr>
+                          <w:pStyle w:val="Sidebar-bullet"/>
+                          <w:numPr>
+                            <w:ilvl w:val="0"/>
+                            <w:numId w:val="2"/>
+                          </w:numPr>
+                          <w:ind w:left="374" w:hanging="230"/>
+                          <w:rPr>
+                            <w:lang w:val="en-US"/>
+                          </w:rPr>
+                        </w:pPr>
+                        <w:r>
+                          <w:rPr>
+                            <w:lang w:val="en-US"/>
+                          </w:rPr>
+                          <w:t>Cloud Native Applications Development</w:t>
+                        </w:r>
+                      </w:p>
+                      <w:p>
+                        <w:pPr>
+                          <w:pStyle w:val="Sidebar-bullet"/>
+                          <w:numPr>
+                            <w:ilvl w:val="0"/>
+                            <w:numId w:val="2"/>
+                          </w:numPr>
+                          <w:ind w:left="374" w:hanging="230"/>
+                          <w:rPr>
+                            <w:lang w:val="en-US"/>
+                          </w:rPr>
+                        </w:pPr>
+                        <w:r>
+                          <w:rPr>
+                            <w:lang w:val="en-US"/>
+                          </w:rPr>
+                          <w:t>Manufacturing</w:t>
+                        </w:r>
+                      </w:p>
+                      <w:p>
+                        <w:pPr>
+                          <w:pStyle w:val="Sidebar-bullet"/>
+                          <w:numPr>
+                            <w:ilvl w:val="0"/>
+                            <w:numId w:val="2"/>
+                          </w:numPr>
+                          <w:ind w:left="374" w:hanging="230"/>
+                          <w:rPr>
+                            <w:lang w:val="en-US"/>
+                          </w:rPr>
+                        </w:pPr>
+                        <w:r>
+                          <w:rPr>
+                            <w:lang w:val="en-US"/>
+                          </w:rPr>
+                          <w:t>Public Safety</w:t>
+                        </w:r>
+                      </w:p>
+                      <w:p>
+                        <w:pPr>
+                          <w:pStyle w:val="Sidebar-bullet"/>
+                          <w:numPr>
+                            <w:ilvl w:val="0"/>
+                            <w:numId w:val="2"/>
+                          </w:numPr>
+                          <w:ind w:left="374" w:hanging="230"/>
+                          <w:rPr>
+                            <w:lang w:val="en-US"/>
+                          </w:rPr>
+                        </w:pPr>
+                        <w:r>
+                          <w:rPr>
+                            <w:lang w:val="en-US"/>
+                          </w:rPr>
+                          <w:t>IoT</w:t>
+                        </w:r>
+                      </w:p>
+                      <w:p>
+                        <w:pPr>
+                          <w:pStyle w:val="Sidebar-Heading2"/>
+                          <w:rPr>
+                            <w:lang w:val="en-US"/>
+                          </w:rPr>
+                        </w:pPr>
+                        <w:r>
+                          <w:t>TECHNICAL</w:t>
+                        </w:r>
+                        <w:r>
+                          <w:rPr>
+                            <w:lang w:val="en-US"/>
+                          </w:rPr>
+                          <w:t xml:space="preserve"> SPECIALIZATIONS</w:t>
+                        </w:r>
+                      </w:p>
+                      <w:p>
+                        <w:pPr>
+                          <w:pStyle w:val="Sidebar-bullet"/>
+                          <w:numPr>
+                            <w:ilvl w:val="0"/>
+                            <w:numId w:val="2"/>
+                          </w:numPr>
+                          <w:ind w:left="374" w:hanging="230"/>
+                          <w:rPr>
+                            <w:lang w:val="fr-CA"/>
+                          </w:rPr>
+                        </w:pPr>
+                        <w:r>
+                          <w:rPr>
+                            <w:lang w:val="en-US"/>
+                          </w:rPr>
+                          <w:t>Seasoned .Net Developer</w:t>
+                        </w:r>
+                      </w:p>
+                      <w:p>
+                        <w:pPr>
+                          <w:pStyle w:val="Sidebar-bullet"/>
+                          <w:numPr>
+                            <w:ilvl w:val="0"/>
+                            <w:numId w:val="2"/>
+                          </w:numPr>
+                          <w:ind w:left="374" w:hanging="230"/>
+                          <w:rPr>
+                            <w:lang w:val="fr-CA"/>
+                          </w:rPr>
+                        </w:pPr>
+                        <w:hyperlink r:id="rId15" w:history="1">
+                          <w:r>
+                            <w:rPr>
+                              <w:rStyle w:val="Hyperlink"/>
+                              <w:lang w:val="en-US"/>
+                            </w:rPr>
+                            <w:t xml:space="preserve">Inriver </w:t>
+                          </w:r>
+                          <w:r>
+                            <w:rPr>
+                              <w:rStyle w:val="Hyperlink"/>
+                              <w:lang w:val="en-US"/>
+                            </w:rPr>
+                            <w:t>Certified Developer</w:t>
+                          </w:r>
+                        </w:hyperlink>
+                      </w:p>
+                      <w:p>
+                        <w:pPr>
+                          <w:pStyle w:val="Sidebar-bullet"/>
+                          <w:numPr>
+                            <w:ilvl w:val="0"/>
+                            <w:numId w:val="2"/>
+                          </w:numPr>
+                          <w:ind w:left="374" w:hanging="230"/>
+                          <w:rPr>
+                            <w:rStyle w:val="Hyperlink"/>
+                            <w:color w:val="0070C0"/>
+                            <w:u w:val="none"/>
+                            <w:lang w:val="fr-CA"/>
+                          </w:rPr>
+                        </w:pPr>
+                        <w:hyperlink r:id="rId16" w:history="1">
+                          <w:r>
+                            <w:rPr>
+                              <w:rStyle w:val="Hyperlink"/>
+                              <w:color w:val="0070C0"/>
+                              <w:lang w:val="en-CA"/>
+                            </w:rPr>
+                            <w:t>Microsoft Certified Azure Developer Associate</w:t>
+                          </w:r>
+                        </w:hyperlink>
+                      </w:p>
+                      <w:p>
+                        <w:pPr>
+                          <w:pStyle w:val="Sidebar-bullet"/>
+                          <w:numPr>
+                            <w:ilvl w:val="0"/>
+                            <w:numId w:val="2"/>
+                          </w:numPr>
+                          <w:ind w:left="374" w:hanging="230"/>
+                          <w:rPr>
+                            <w:rStyle w:val="Hyperlink"/>
+                          </w:rPr>
+                        </w:pPr>
+                        <w:r>
+                          <w:rPr>
+                            <w:rStyle w:val="Hyperlink"/>
+                            <w:color w:val="0070C0"/>
+                            <w:lang w:val="en-CA"/>
+                          </w:rPr>
+                          <w:fldChar w:fldCharType="begin"/>
+                        </w:r>
+                        <w:r>
+                          <w:rPr>
+                            <w:rStyle w:val="Hyperlink"/>
+                            <w:color w:val="0070C0"/>
+                            <w:lang w:val="en-CA"/>
+                          </w:rPr>
+                          <w:instrText>HYPERLINK "https://www.credly.com/badges/964e3775-a350-41ad-84ad-4237705385a9/linked_in?t=s3x32v"</w:instrText>
+                        </w:r>
+                        <w:r>
+                          <w:rPr>
+                            <w:rStyle w:val="Hyperlink"/>
+                            <w:color w:val="0070C0"/>
+                            <w:lang w:val="en-CA"/>
+                          </w:rPr>
+                        </w:r>
+                        <w:r>
+                          <w:rPr>
+                            <w:rStyle w:val="Hyperlink"/>
+                            <w:color w:val="0070C0"/>
+                            <w:lang w:val="en-CA"/>
+                          </w:rPr>
+                          <w:fldChar w:fldCharType="separate"/>
+                        </w:r>
+                        <w:r>
+                          <w:rPr>
+                            <w:rStyle w:val="Hyperlink"/>
+                            <w:lang w:val="en-CA"/>
+                          </w:rPr>
+                          <w:t>Certified SAFe® 5 Scrum Master</w:t>
+                        </w:r>
+                      </w:p>
+                      <w:p>
+                        <w:pPr>
+                          <w:pStyle w:val="Sidebar-Heading2"/>
+                          <w:rPr>
+                            <w:lang w:val="en-US"/>
+                          </w:rPr>
+                        </w:pPr>
+                        <w:r>
+                          <w:rPr>
+                            <w:rStyle w:val="Hyperlink"/>
+                            <w:rFonts w:asciiTheme="minorHAnsi" w:hAnsiTheme="minorHAnsi"/>
+                            <w:b w:val="0"/>
+                            <w:bCs w:val="0"/>
+                            <w:caps w:val="0"/>
+                            <w:color w:val="0070C0"/>
+                            <w:szCs w:val="18"/>
+                            <w:lang w:val="en-CA"/>
+                          </w:rPr>
+                          <w:fldChar w:fldCharType="end"/>
+                        </w:r>
+                        <w:r>
+                          <w:t>TRAINING</w:t>
+                        </w:r>
+                      </w:p>
+                      <w:p>
+                        <w:pPr>
+                          <w:pStyle w:val="Sidebar-bullet"/>
+                          <w:numPr>
+                            <w:ilvl w:val="0"/>
+                            <w:numId w:val="2"/>
+                          </w:numPr>
+                          <w:ind w:left="374" w:hanging="230"/>
+                          <w:rPr>
+                            <w:lang w:val="en-US"/>
+                          </w:rPr>
+                        </w:pPr>
+                        <w:r>
+                          <w:rPr>
+                            <w:lang w:val="en-US"/>
+                          </w:rPr>
+                          <w:t>C#</w:t>
+                        </w:r>
+                      </w:p>
+                      <w:p>
+                        <w:pPr>
+                          <w:pStyle w:val="Sidebar-bullet"/>
+                          <w:numPr>
+                            <w:ilvl w:val="0"/>
+                            <w:numId w:val="2"/>
+                          </w:numPr>
+                          <w:ind w:left="374" w:hanging="230"/>
+                          <w:rPr>
+                            <w:lang w:val="en-US"/>
+                          </w:rPr>
+                        </w:pPr>
+                        <w:r>
+                          <w:rPr>
+                            <w:lang w:val="en-US"/>
+                          </w:rPr>
+                          <w:t>Asp.Net MVC, Web API</w:t>
+                        </w:r>
+                      </w:p>
+                      <w:p>
+                        <w:pPr>
+                          <w:pStyle w:val="Sidebar-bullet"/>
+                          <w:numPr>
+                            <w:ilvl w:val="0"/>
+                            <w:numId w:val="2"/>
+                          </w:numPr>
+                          <w:ind w:left="374" w:hanging="230"/>
+                          <w:rPr>
+                            <w:lang w:val="en-US"/>
+                          </w:rPr>
+                        </w:pPr>
+                        <w:r>
+                          <w:rPr>
+                            <w:lang w:val="en-US"/>
+                          </w:rPr>
+                          <w:t>SQL Server</w:t>
+                        </w:r>
+                      </w:p>
+                      <w:p>
+                        <w:pPr>
+                          <w:pStyle w:val="Sidebar-bullet"/>
+                          <w:numPr>
+                            <w:ilvl w:val="0"/>
+                            <w:numId w:val="2"/>
+                          </w:numPr>
+                          <w:ind w:left="374" w:hanging="230"/>
+                          <w:rPr>
+                            <w:lang w:val="en-US"/>
+                          </w:rPr>
+                        </w:pPr>
+                        <w:r>
+                          <w:rPr>
+                            <w:lang w:val="en-US"/>
+                          </w:rPr>
+                          <w:t>Azure</w:t>
+                        </w:r>
+                        <w:r>
+                          <w:rPr>
+                            <w:lang w:val="en-US"/>
+                          </w:rPr>
+                          <w:t xml:space="preserve"> App Services, Cloud </w:t>
+                        </w:r>
+                        <w:r>
+                          <w:rPr>
+                            <w:lang w:val="en-US"/>
+                          </w:rPr>
+                          <w:t>Native,</w:t>
+                        </w:r>
+                        <w:r>
+                          <w:rPr>
+                            <w:lang w:val="en-US"/>
+                          </w:rPr>
+                          <w:t xml:space="preserve"> Serverless</w:t>
+                        </w:r>
+                        <w:r>
+                          <w:rPr>
+                            <w:lang w:val="en-US"/>
+                          </w:rPr>
+                          <w:t>,</w:t>
+                        </w:r>
+                        <w:r>
+                          <w:rPr>
+                            <w:lang w:val="en-US"/>
+                          </w:rPr>
+                          <w:t xml:space="preserve"> Azure</w:t>
+                        </w:r>
+                        <w:r>
+                          <w:rPr>
+                            <w:lang w:val="en-US"/>
+                          </w:rPr>
+                          <w:t xml:space="preserve"> Integration Services ADF</w:t>
+                        </w:r>
+                        <w:r>
+                          <w:rPr>
+                            <w:lang w:val="en-US"/>
+                          </w:rPr>
+                          <w:t>,</w:t>
+                        </w:r>
+                        <w:r>
+                          <w:rPr>
+                            <w:lang w:val="en-US"/>
+                          </w:rPr>
+                          <w:t xml:space="preserve"> </w:t>
+                        </w:r>
+                        <w:r>
+                          <w:rPr>
+                            <w:lang w:val="en-US"/>
+                          </w:rPr>
+                          <w:t>Docker</w:t>
+                        </w:r>
+                        <w:r>
+                          <w:rPr>
+                            <w:lang w:val="en-US"/>
+                          </w:rPr>
+                          <w:t>, Kubernetes</w:t>
+                        </w:r>
+                        <w:r>
+                          <w:rPr>
+                            <w:lang w:val="en-US"/>
+                          </w:rPr>
+                          <w:t xml:space="preserve">, </w:t>
+                        </w:r>
+                        <w:r>
+                          <w:t xml:space="preserve">Azure </w:t>
+                        </w:r>
+                        <w:r>
+                          <w:t>Cognitive Search</w:t>
+                        </w:r>
+                        <w:r>
+                          <w:t xml:space="preserve">, </w:t>
+                        </w:r>
+                        <w:r>
+                          <w:t>Azure Open AI</w:t>
+                        </w:r>
+                      </w:p>
+                      <w:p>
+                        <w:pPr>
+                          <w:pStyle w:val="Sidebar-bullet"/>
+                          <w:numPr>
+                            <w:ilvl w:val="0"/>
+                            <w:numId w:val="2"/>
+                          </w:numPr>
+                          <w:ind w:left="374" w:hanging="230"/>
+                          <w:rPr>
+                            <w:lang w:val="en-US"/>
+                          </w:rPr>
+                        </w:pPr>
+                        <w:r>
+                          <w:rPr>
+                            <w:lang w:val="en-US"/>
+                          </w:rPr>
+                          <w:t>AWS Lambda</w:t>
+                        </w:r>
+                        <w:r>
+                          <w:rPr>
+                            <w:lang w:val="en-US"/>
+                          </w:rPr>
+                          <w:t>, Step Functions</w:t>
+                        </w:r>
+                      </w:p>
+                      <w:p>
+                        <w:pPr>
+                          <w:pStyle w:val="Sidebar-bullet"/>
+                          <w:numPr>
+                            <w:ilvl w:val="0"/>
+                            <w:numId w:val="2"/>
+                          </w:numPr>
+                          <w:ind w:left="374" w:hanging="230"/>
+                          <w:rPr>
+                            <w:lang w:val="en-US"/>
+                          </w:rPr>
+                        </w:pPr>
+                        <w:r>
+                          <w:rPr>
+                            <w:lang w:val="en-US"/>
+                          </w:rPr>
+                          <w:t>JavaScript</w:t>
+                        </w:r>
+                      </w:p>
+                      <w:p>
+                        <w:pPr>
+                          <w:pStyle w:val="Sidebar-bullet"/>
+                          <w:numPr>
+                            <w:ilvl w:val="0"/>
+                            <w:numId w:val="2"/>
+                          </w:numPr>
+                          <w:ind w:left="374" w:hanging="230"/>
+                          <w:rPr>
+                            <w:lang w:val="en-US"/>
+                          </w:rPr>
+                        </w:pPr>
+                        <w:r>
+                          <w:rPr>
+                            <w:lang w:val="en-US"/>
+                          </w:rPr>
+                          <w:t>Angular</w:t>
+                        </w:r>
+                      </w:p>
+                      <w:p>
+                        <w:pPr>
+                          <w:pStyle w:val="Sidebar-bullet"/>
+                          <w:numPr>
+                            <w:ilvl w:val="0"/>
+                            <w:numId w:val="2"/>
+                          </w:numPr>
+                          <w:ind w:left="374" w:hanging="230"/>
+                          <w:rPr>
+                            <w:lang w:val="en-US"/>
+                          </w:rPr>
+                        </w:pPr>
+                        <w:r>
+                          <w:rPr>
+                            <w:lang w:val="en-US"/>
+                          </w:rPr>
+                          <w:t>jQuery</w:t>
+                        </w:r>
+                      </w:p>
+                      <w:p>
+                        <w:pPr>
+                          <w:pStyle w:val="Sidebar-bullet"/>
+                          <w:numPr>
+                            <w:ilvl w:val="0"/>
+                            <w:numId w:val="2"/>
+                          </w:numPr>
+                          <w:ind w:left="374" w:hanging="230"/>
+                          <w:rPr>
+                            <w:lang w:val="en-US"/>
+                          </w:rPr>
+                        </w:pPr>
+                        <w:r>
+                          <w:rPr>
+                            <w:lang w:val="en-US"/>
+                          </w:rPr>
+                          <w:t>Python</w:t>
+                        </w:r>
+                      </w:p>
+                      <w:p>
+                        <w:pPr>
+                          <w:pStyle w:val="Sidebar-bullet"/>
+                          <w:numPr>
+                            <w:ilvl w:val="0"/>
+                            <w:numId w:val="2"/>
+                          </w:numPr>
+                          <w:ind w:left="374" w:hanging="230"/>
+                          <w:rPr>
+                            <w:lang w:val="en-US"/>
+                          </w:rPr>
+                        </w:pPr>
+                        <w:r>
+                          <w:rPr>
+                            <w:lang w:val="en-US"/>
+                          </w:rPr>
+                          <w:t>Git</w:t>
+                        </w:r>
+                        <w:r>
+                          <w:rPr>
+                            <w:lang w:val="en-US"/>
+                          </w:rPr>
+                          <w:t xml:space="preserve">, </w:t>
+                        </w:r>
+                        <w:r>
+                          <w:rPr>
+                            <w:lang w:val="en-US"/>
+                          </w:rPr>
+                          <w:t>TFVC</w:t>
+                        </w:r>
+                      </w:p>
+                      <w:p>
+                        <w:pPr>
+                          <w:pStyle w:val="Sidebar-bullet"/>
+                          <w:rPr>
+                            <w:lang w:val="fr-CA"/>
+                          </w:rPr>
+                        </w:pPr>
+                      </w:p>
+                      <w:p/>
+                    </w:txbxContent>
+                  </v:textbox>
+                </v:rect>
+                <v:rect id="Rectangle 10" o:spid="_x0000_s1028" style="position:absolute;left:1152;top:2833;width:3930;height:145;visibility:visible;mso-wrap-style:square;v-text-anchor:top" o:gfxdata="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" fillcolor="#e31937 [3204]" stroked="f" strokecolor="#f2f2f2 [3041]" strokeweight="3pt">
+                  <v:fill color2="#f2a200 [3207]" angle="90" focus="100%" type="gradient"/>
+                  <v:shadow color="#3d6a7a [1609]" opacity=".5" offset="1pt"/>
+                </v:rect>
+                <w10:wrap type="square" anchorx="page" anchory="page"/>
+              </v:group>
+            </w:pict>
+          </mc:Fallback>
+        </mc:AlternateContent>
+      </w:r>
+      <w:r>
+        <w:rPr>
+          <w:noProof/>
+        </w:rPr>
+        <mc:AlternateContent>
+          <mc:Choice Requires="wps">
+            <w:drawing>
+              <wp:anchor distT="0" distB="0" distL="114300" distR="114300" simplePos="0" relativeHeight="251660288" behindDoc="0" locked="0" layoutInCell="1" allowOverlap="1" wp14:anchorId="164B4149" wp14:editId="17047B5C">
+                <wp:simplePos x="0" y="0"/>
+                <wp:positionH relativeFrom="column">
+                  <wp:posOffset>6062980</wp:posOffset>
+                </wp:positionH>
+                <wp:positionV relativeFrom="paragraph">
+                  <wp:posOffset>450215</wp:posOffset>
+                </wp:positionV>
+                <wp:extent cx="953135" cy="975360"/>
+                <wp:effectExtent l="3175" t="4445" r="0" b="1270"/>
+                <wp:wrapNone/>
+                <wp:docPr id="885206920" name="Rectangle 1"/>
+                <wp:cNvGraphicFramePr>
+                  <a:graphicFrameLocks xmlns:a="http://schemas.openxmlformats.org/drawingml/2006/main"/>
+                </wp:cNvGraphicFramePr>
+                <a:graphic xmlns:a="http://schemas.openxmlformats.org/drawingml/2006/main">
+                  <a:graphicData uri="http://schemas.microsoft.com/office/word/2010/wordprocessingShape">
+                    <wps:wsp>
+                      <wps:cNvSpPr>
+                        <a:spLocks noChangeArrowheads="1"/>
+                      </wps:cNvSpPr>
+                      <wps:spPr bwMode="auto">
+                        <a:xfrm>
+                          <a:off x="0" y="0"/>
+                          <a:ext cx="953135" cy="975360"/>
+                        </a:xfrm>
+                        <a:prstGeom prst="rect">
+                          <a:avLst/>
+                        </a:prstGeom>
+                        <a:blipFill dpi="0" rotWithShape="1">
+                          <a:blip r:embed="rId17"/>
+                          <a:srcRect/>
+                          <a:stretch>
+                            <a:fillRect/>
+                          </a:stretch>
+                        </a:blipFill>
+                        <a:ln>
+                          <a:noFill/>
+                        </a:ln>
+                        <a:extLst>
+                          <a:ext uri="{91240B29-F687-4F45-9708-019B960494DF}">
+                            <a14:hiddenLine xmlns:a14="http://schemas.microsoft.com/office/drawing/2010/main" w="25400">
+                              <a:solidFill>
+                                <a:srgbClr val="000000"/>
+                              </a:solidFill>
+                              <a:miter lim="800000"/>
+                              <a:headEnd/>
+                              <a:tailEnd/>
+                            </a14:hiddenLine>
+                          </a:ext>
+                        </a:extLst>
+                      </wps:spPr>
+                      <wps:bodyPr rot="0" vert="horz" wrap="square" lIns="91440" tIns="45720" rIns="91440" bIns="45720" anchor="t" anchorCtr="0" upright="1">
+                        <a:noAutofit/>
+                      </wps:bodyPr>
+                    </wps:wsp>
+                  </a:graphicData>
+                </a:graphic>
+                <wp14:sizeRelH relativeFrom="page">
+                  <wp14:pctWidth>0</wp14:pctWidth>
+                </wp14:sizeRelH>
+                <wp14:sizeRelV relativeFrom="page">
+                  <wp14:pctHeight>0</wp14:pctHeight>
+                </wp14:sizeRelV>
+              </wp:anchor>
+            </w:drawing>
+          </mc:Choice>
+          <mc:Fallback>
+            <w:pict>
+              <v:rect w14:anchorId="3066AC64" id="Rectangle 1" o:spid="_x0000_s1026" style="position:absolute;margin-left:477.4pt;margin-top:35.45pt;width:75.05pt;height:76.8pt;z-index:251660288;visibility:visible;mso-wrap-style:square;mso-width-percent:0;mso-height-percent:0;mso-wrap-distance-left:9pt;mso-wrap-distance-top:0;mso-wrap-distance-right:9pt;mso-wrap-distance-bottom:0;mso-position-horizontal:absolute;mso-position-horizontal-relative:text;mso-position-vertical:absolute;mso-position-vertical-relative:text;mso-width-percent:0;mso-height-percent:0;mso-width-relative:page;mso-height-relative:page;v-text-anchor:top" o:gfxdata="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" stroked="f" strokeweight="2pt">
+                <v:fill r:id="rId18" o:title="" recolor="t" rotate="t" type="frame"/>
+              </v:rect>
+            </w:pict>
+          </mc:Fallback>
+        </mc:AlternateContent>
       </w:r>
       <w:r>
         <w:rPr>
@@ -678,7 +1467,7 @@
           <w:szCs w:val="20"/>
           <w:lang w:val="en-CA"/>
         </w:rPr>
-        <w:t>2</w:t>
+        <w:t>3</w:t>
       </w:r>
       <w:r>
         <w:rPr>
@@ -946,43 +1735,15 @@
           <w:szCs w:val="20"/>
           <w:lang w:val="en-IN"/>
         </w:rPr>
-        <w:t xml:space="preserve">&amp; </w:t>
-      </w:r>
-      <w:proofErr w:type="spellStart"/>
+        <w:t>&amp; penta</w:t>
+      </w:r>
       <w:r>
         <w:rPr>
           <w:sz w:val="20"/>
           <w:szCs w:val="20"/>
           <w:lang w:val="en-IN"/>
         </w:rPr>
-        <w:t>penta</w:t>
-      </w:r>
-      <w:proofErr w:type="spellEnd"/>
-      <w:r>
-        <w:rPr>
-          <w:sz w:val="20"/>
-          <w:szCs w:val="20"/>
-          <w:lang w:val="en-IN"/>
-        </w:rPr>
-        <w:t>. Once processed, this data is sent to </w:t>
-      </w:r>
-      <w:proofErr w:type="spellStart"/>
-      <w:r>
-        <w:rPr>
-          <w:sz w:val="20"/>
-          <w:szCs w:val="20"/>
-          <w:lang w:val="en-IN"/>
-        </w:rPr>
-        <w:t>Inriver</w:t>
-      </w:r>
-      <w:proofErr w:type="spellEnd"/>
-      <w:r>
-        <w:rPr>
-          <w:sz w:val="20"/>
-          <w:szCs w:val="20"/>
-          <w:lang w:val="en-IN"/>
-        </w:rPr>
-        <w:t xml:space="preserve"> PIM, where it is stored along with associated entities and fields.</w:t>
+        <w:t>. Once processed, this data is sent to Inriver PIM, where it is stored along with associated entities and fields.</w:t>
       </w:r>
     </w:p>
     <w:p>
@@ -1066,7 +1827,23 @@
           <w:szCs w:val="20"/>
           <w:lang w:val="en-IN"/>
         </w:rPr>
-        <w:t>Infrastructure &amp; Tools: Docker Containers, IBM API Connect, Azure Key Vault, Azure Storage</w:t>
+        <w:t>Azure OpenAI services</w:t>
+      </w:r>
+      <w:r>
+        <w:rPr>
+          <w:sz w:val="20"/>
+          <w:szCs w:val="20"/>
+          <w:lang w:val="en-IN"/>
+        </w:rPr>
+        <w:t>, AI Foundry</w:t>
+      </w:r>
+      <w:r>
+        <w:rPr>
+          <w:sz w:val="20"/>
+          <w:szCs w:val="20"/>
+          <w:lang w:val="en-IN"/>
+        </w:rPr>
+        <w:t>, RAG with Inriver data</w:t>
       </w:r>
     </w:p>
     <w:p>
@@ -1088,25 +1865,7 @@
           <w:szCs w:val="20"/>
           <w:lang w:val="en-IN"/>
         </w:rPr>
-        <w:t xml:space="preserve">Integrations: </w:t>
-      </w:r>
-      <w:proofErr w:type="spellStart"/>
-      <w:r>
-        <w:rPr>
-          <w:sz w:val="20"/>
-          <w:szCs w:val="20"/>
-          <w:lang w:val="en-IN"/>
-        </w:rPr>
-        <w:t>Inriver</w:t>
-      </w:r>
-      <w:proofErr w:type="spellEnd"/>
-      <w:r>
-        <w:rPr>
-          <w:sz w:val="20"/>
-          <w:szCs w:val="20"/>
-          <w:lang w:val="en-IN"/>
-        </w:rPr>
-        <w:t xml:space="preserve"> PIM, Azure Cognitive Search, Azure OpenAI API</w:t>
+        <w:t>Infrastructure &amp; Tools: Docker Containers, IBM API Connect, Azure Key Vault, Azure Storage</w:t>
       </w:r>
     </w:p>
     <w:p>
@@ -1128,18 +1887,30 @@
           <w:szCs w:val="20"/>
           <w:lang w:val="en-IN"/>
         </w:rPr>
-        <w:t>DevOps: Azure DevOps with YAML-based CI/CD pipelines</w:t>
+        <w:t>Integrations: Inriver PIM, Azure Cognitive Search, Azure OpenAI API</w:t>
       </w:r>
     </w:p>
     <w:p>
       <w:pPr>
         <w:pStyle w:val="BodyText"/>
-        <w:rPr>
-          <w:sz w:val="20"/>
-          <w:szCs w:val="20"/>
-          <w:lang w:val="en-CA"/>
-        </w:rPr>
-      </w:pPr>
+        <w:numPr>
+          <w:ilvl w:val="0"/>
+          <w:numId w:val="12"/>
+        </w:numPr>
+        <w:rPr>
+          <w:sz w:val="20"/>
+          <w:szCs w:val="20"/>
+          <w:lang w:val="en-IN"/>
+        </w:rPr>
+      </w:pPr>
+      <w:r>
+        <w:rPr>
+          <w:sz w:val="20"/>
+          <w:szCs w:val="20"/>
+          <w:lang w:val="en-IN"/>
+        </w:rPr>
+        <w:t>DevOps: Azure DevOps with YAML-based CI/CD pipelines</w:t>
+      </w:r>
     </w:p>
     <w:p>
       <w:pPr>
@@ -1160,38 +1931,6 @@
           <w:lang w:val="en-CA"/>
         </w:rPr>
       </w:pPr>
-      <w:r>
-        <w:rPr>
-          <w:sz w:val="20"/>
-          <w:szCs w:val="20"/>
-          <w:lang w:val="en-CA"/>
-        </w:rPr>
-        <w:t xml:space="preserve">Product Assistant (Dates 9/24 – </w:t>
-      </w:r>
-      <w:r>
-        <w:rPr>
-          <w:sz w:val="20"/>
-          <w:szCs w:val="20"/>
-          <w:lang w:val="en-CA"/>
-        </w:rPr>
-        <w:t>5/25</w:t>
-      </w:r>
-      <w:r>
-        <w:rPr>
-          <w:sz w:val="20"/>
-          <w:szCs w:val="20"/>
-          <w:lang w:val="en-CA"/>
-        </w:rPr>
-        <w:t>)</w:t>
-      </w:r>
-      <w:r>
-        <w:rPr>
-          <w:sz w:val="20"/>
-          <w:szCs w:val="20"/>
-          <w:lang w:val="en-CA"/>
-        </w:rPr>
-        <w:t xml:space="preserve"> </w:t>
-      </w:r>
     </w:p>
     <w:p>
       <w:pPr>
@@ -1208,7 +1947,31 @@
           <w:szCs w:val="20"/>
           <w:lang w:val="en-CA"/>
         </w:rPr>
-        <w:t>Client SKF</w:t>
+        <w:t xml:space="preserve">Product Assistant (Dates 9/24 – </w:t>
+      </w:r>
+      <w:r>
+        <w:rPr>
+          <w:sz w:val="20"/>
+          <w:szCs w:val="20"/>
+          <w:lang w:val="en-CA"/>
+        </w:rPr>
+        <w:t>5/25</w:t>
+      </w:r>
+      <w:r>
+        <w:rPr>
+          <w:sz w:val="20"/>
+          <w:szCs w:val="20"/>
+          <w:lang w:val="en-CA"/>
+        </w:rPr>
+        <w:t>)</w:t>
+      </w:r>
+      <w:r>
+        <w:rPr>
+          <w:sz w:val="20"/>
+          <w:szCs w:val="20"/>
+          <w:lang w:val="en-CA"/>
+        </w:rPr>
+        <w:t xml:space="preserve"> </w:t>
       </w:r>
     </w:p>
     <w:p>
@@ -1217,17 +1980,16 @@
         <w:rPr>
           <w:sz w:val="20"/>
           <w:szCs w:val="20"/>
-          <w:lang w:val="en-IN"/>
-        </w:rPr>
-      </w:pPr>
-      <w:r>
-        <w:rPr>
-          <w:sz w:val="20"/>
-          <w:szCs w:val="20"/>
-          <w:lang w:val="en-IN"/>
-        </w:rPr>
-        <w:br/>
-        <w:t>The SKF Product Assistant is designed to help with various user queries related to SKF products and services. This bot interacts with the Azure API, which in turn invokes an Azure function that leverages Azure OpenAI services and machine learning models such as GPT-4o and GPT-4omini, utilizing the orchestration tool Semantic Kernel. Additionally, it relies on AI search, Cosmos DB, and Storage as its knowledge data sources.</w:t>
+          <w:lang w:val="en-CA"/>
+        </w:rPr>
+      </w:pPr>
+      <w:r>
+        <w:rPr>
+          <w:sz w:val="20"/>
+          <w:szCs w:val="20"/>
+          <w:lang w:val="en-CA"/>
+        </w:rPr>
+        <w:t>Client SKF</w:t>
       </w:r>
     </w:p>
     <w:p>
@@ -1245,8 +2007,17 @@
           <w:szCs w:val="20"/>
           <w:lang w:val="en-IN"/>
         </w:rPr>
+        <w:br/>
+        <w:t xml:space="preserve">The SKF Product Assistant is designed to help with various user queries related to SKF products and services. This bot interacts with the Azure API, which in turn invokes an Azure function that leverages Azure OpenAI </w:t>
+      </w:r>
+      <w:r>
+        <w:rPr>
+          <w:sz w:val="20"/>
+          <w:szCs w:val="20"/>
+          <w:lang w:val="en-IN"/>
+        </w:rPr>
         <w:lastRenderedPageBreak/>
-        <w:t> </w:t>
+        <w:t>services and machine learning models such as GPT-4o and GPT-4omini, utilizing the orchestration tool Semantic Kernel. Additionally, it relies on AI search, Cosmos DB, and Storage as its knowledge data sources.</w:t>
       </w:r>
     </w:p>
     <w:p>
@@ -1264,23 +2035,7 @@
           <w:szCs w:val="20"/>
           <w:lang w:val="en-IN"/>
         </w:rPr>
-        <w:t>Technologies Used: Azure OpenAI services(gpt-4</w:t>
-      </w:r>
-      <w:r>
-        <w:rPr>
-          <w:sz w:val="20"/>
-          <w:szCs w:val="20"/>
-          <w:lang w:val="en-IN"/>
-        </w:rPr>
-        <w:t>o, gpt</w:t>
-      </w:r>
-      <w:r>
-        <w:rPr>
-          <w:sz w:val="20"/>
-          <w:szCs w:val="20"/>
-          <w:lang w:val="en-IN"/>
-        </w:rPr>
-        <w:t>-4omini), Azure AI Search, Semantic Kernel, Azure Functions(c#, python), Event Hubs, Azure API Management, Azure web app bot, Azure SQL, Azure Cosmos DB, Azure Storage, Teams Bot(bot framework) with python</w:t>
+        <w:t> </w:t>
       </w:r>
     </w:p>
     <w:p>
@@ -1289,9 +2044,49 @@
         <w:rPr>
           <w:sz w:val="20"/>
           <w:szCs w:val="20"/>
-          <w:lang w:val="en-CA"/>
-        </w:rPr>
-      </w:pPr>
+          <w:lang w:val="en-IN"/>
+        </w:rPr>
+      </w:pPr>
+      <w:r>
+        <w:rPr>
+          <w:sz w:val="20"/>
+          <w:szCs w:val="20"/>
+          <w:lang w:val="en-IN"/>
+        </w:rPr>
+        <w:t xml:space="preserve">Technologies Used: Azure OpenAI </w:t>
+      </w:r>
+      <w:r>
+        <w:rPr>
+          <w:sz w:val="20"/>
+          <w:szCs w:val="20"/>
+          <w:lang w:val="en-IN"/>
+        </w:rPr>
+        <w:t>services (</w:t>
+      </w:r>
+      <w:r>
+        <w:rPr>
+          <w:sz w:val="20"/>
+          <w:szCs w:val="20"/>
+          <w:lang w:val="en-IN"/>
+        </w:rPr>
+        <w:t>gpt-4</w:t>
+      </w:r>
+      <w:r>
+        <w:rPr>
+          <w:sz w:val="20"/>
+          <w:szCs w:val="20"/>
+          <w:lang w:val="en-IN"/>
+        </w:rPr>
+        <w:t>o, gpt</w:t>
+      </w:r>
+      <w:r>
+        <w:rPr>
+          <w:sz w:val="20"/>
+          <w:szCs w:val="20"/>
+          <w:lang w:val="en-IN"/>
+        </w:rPr>
+        <w:t>-4omini), Azure AI Search, Semantic Kernel, Azure Functions(c#, python), Event Hubs, Azure API Management, Azure web app bot, Azure SQL, Azure Cosmos DB, Azure Storage, Teams Bot(bot framework) with python</w:t>
+      </w:r>
     </w:p>
     <w:p>
       <w:pPr>
@@ -1312,70 +2107,6 @@
           <w:lang w:val="en-CA"/>
         </w:rPr>
       </w:pPr>
-      <w:r>
-        <w:rPr>
-          <w:sz w:val="20"/>
-          <w:szCs w:val="20"/>
-          <w:lang w:val="en-CA"/>
-        </w:rPr>
-        <w:t>Apigee-APIM</w:t>
-      </w:r>
-      <w:r>
-        <w:rPr>
-          <w:sz w:val="20"/>
-          <w:szCs w:val="20"/>
-          <w:lang w:val="en-CA"/>
-        </w:rPr>
-        <w:t xml:space="preserve"> – Citrix (Dates </w:t>
-      </w:r>
-      <w:r>
-        <w:rPr>
-          <w:sz w:val="20"/>
-          <w:szCs w:val="20"/>
-          <w:lang w:val="en-CA"/>
-        </w:rPr>
-        <w:t>4</w:t>
-      </w:r>
-      <w:r>
-        <w:rPr>
-          <w:sz w:val="20"/>
-          <w:szCs w:val="20"/>
-          <w:lang w:val="en-CA"/>
-        </w:rPr>
-        <w:t>/24</w:t>
-      </w:r>
-      <w:r>
-        <w:rPr>
-          <w:sz w:val="20"/>
-          <w:szCs w:val="20"/>
-          <w:lang w:val="en-CA"/>
-        </w:rPr>
-        <w:t xml:space="preserve"> -</w:t>
-      </w:r>
-      <w:r>
-        <w:rPr>
-          <w:sz w:val="20"/>
-          <w:szCs w:val="20"/>
-          <w:lang w:val="en-CA"/>
-        </w:rPr>
-        <w:t xml:space="preserve"> </w:t>
-      </w:r>
-      <w:r>
-        <w:rPr>
-          <w:sz w:val="20"/>
-          <w:szCs w:val="20"/>
-          <w:lang w:val="en-CA"/>
-        </w:rPr>
-        <w:t>9/24</w:t>
-      </w:r>
-      <w:r>
-        <w:rPr>
-          <w:sz w:val="20"/>
-          <w:szCs w:val="20"/>
-          <w:lang w:val="en-CA"/>
-        </w:rPr>
-        <w:t>)</w:t>
-      </w:r>
     </w:p>
     <w:p>
       <w:pPr>
@@ -1392,79 +2123,63 @@
           <w:szCs w:val="20"/>
           <w:lang w:val="en-CA"/>
         </w:rPr>
-        <w:t xml:space="preserve">Working on Citrix </w:t>
-      </w:r>
-      <w:r>
-        <w:rPr>
-          <w:sz w:val="20"/>
-          <w:szCs w:val="20"/>
-          <w:lang w:val="en-CA"/>
-        </w:rPr>
-        <w:t xml:space="preserve">Google </w:t>
-      </w:r>
-      <w:r>
-        <w:rPr>
-          <w:sz w:val="20"/>
-          <w:szCs w:val="20"/>
-          <w:lang w:val="en-CA"/>
-        </w:rPr>
-        <w:t xml:space="preserve">Apigee to Azure APIM migration. This migration is one of the complex </w:t>
-      </w:r>
-      <w:r>
-        <w:rPr>
-          <w:sz w:val="20"/>
-          <w:szCs w:val="20"/>
-          <w:lang w:val="en-CA"/>
-        </w:rPr>
-        <w:t>migrations</w:t>
-      </w:r>
-      <w:r>
-        <w:rPr>
-          <w:sz w:val="20"/>
-          <w:szCs w:val="20"/>
-          <w:lang w:val="en-CA"/>
-        </w:rPr>
-        <w:t xml:space="preserve"> as there are hundreds of </w:t>
-      </w:r>
-      <w:r>
-        <w:rPr>
-          <w:sz w:val="20"/>
-          <w:szCs w:val="20"/>
-          <w:lang w:val="en-CA"/>
-        </w:rPr>
-        <w:t>Api’s</w:t>
-      </w:r>
-      <w:r>
-        <w:rPr>
-          <w:sz w:val="20"/>
-          <w:szCs w:val="20"/>
-          <w:lang w:val="en-CA"/>
-        </w:rPr>
-        <w:t xml:space="preserve"> that need to be migrated to APIM</w:t>
-      </w:r>
-      <w:r>
-        <w:rPr>
-          <w:sz w:val="20"/>
-          <w:szCs w:val="20"/>
-          <w:lang w:val="en-CA"/>
-        </w:rPr>
-        <w:t xml:space="preserve"> involving </w:t>
-      </w:r>
-      <w:r>
-        <w:rPr>
-          <w:sz w:val="20"/>
-          <w:szCs w:val="20"/>
-          <w:lang w:val="en-CA"/>
-        </w:rPr>
-        <w:t xml:space="preserve">Api’s </w:t>
-      </w:r>
-      <w:r>
-        <w:rPr>
-          <w:sz w:val="20"/>
-          <w:szCs w:val="20"/>
-          <w:lang w:val="en-CA"/>
-        </w:rPr>
-        <w:t>for different customers of Citrix.</w:t>
+        <w:t>Apigee-APIM</w:t>
+      </w:r>
+      <w:r>
+        <w:rPr>
+          <w:sz w:val="20"/>
+          <w:szCs w:val="20"/>
+          <w:lang w:val="en-CA"/>
+        </w:rPr>
+        <w:t xml:space="preserve"> – Citrix (Dates </w:t>
+      </w:r>
+      <w:r>
+        <w:rPr>
+          <w:sz w:val="20"/>
+          <w:szCs w:val="20"/>
+          <w:lang w:val="en-CA"/>
+        </w:rPr>
+        <w:t>4</w:t>
+      </w:r>
+      <w:r>
+        <w:rPr>
+          <w:sz w:val="20"/>
+          <w:szCs w:val="20"/>
+          <w:lang w:val="en-CA"/>
+        </w:rPr>
+        <w:t>/24</w:t>
+      </w:r>
+      <w:r>
+        <w:rPr>
+          <w:sz w:val="20"/>
+          <w:szCs w:val="20"/>
+          <w:lang w:val="en-CA"/>
+        </w:rPr>
+        <w:t xml:space="preserve"> -</w:t>
+      </w:r>
+      <w:r>
+        <w:rPr>
+          <w:sz w:val="20"/>
+          <w:szCs w:val="20"/>
+          <w:lang w:val="en-CA"/>
+        </w:rPr>
+        <w:t xml:space="preserve"> </w:t>
+      </w:r>
+      <w:r>
+        <w:rPr>
+          <w:sz w:val="20"/>
+          <w:szCs w:val="20"/>
+          <w:lang w:val="en-CA"/>
+        </w:rPr>
+        <w:t>9/24</w:t>
+      </w:r>
+      <w:r>
+        <w:rPr>
+          <w:sz w:val="20"/>
+          <w:szCs w:val="20"/>
+          <w:lang w:val="en-CA"/>
+        </w:rPr>
+        <w:t>)</w:t>
       </w:r>
     </w:p>
     <w:p>
@@ -1476,6 +2191,86 @@
           <w:lang w:val="en-CA"/>
         </w:rPr>
       </w:pPr>
+      <w:r>
+        <w:rPr>
+          <w:sz w:val="20"/>
+          <w:szCs w:val="20"/>
+          <w:lang w:val="en-CA"/>
+        </w:rPr>
+        <w:t xml:space="preserve">Working on Citrix </w:t>
+      </w:r>
+      <w:r>
+        <w:rPr>
+          <w:sz w:val="20"/>
+          <w:szCs w:val="20"/>
+          <w:lang w:val="en-CA"/>
+        </w:rPr>
+        <w:t xml:space="preserve">Google </w:t>
+      </w:r>
+      <w:r>
+        <w:rPr>
+          <w:sz w:val="20"/>
+          <w:szCs w:val="20"/>
+          <w:lang w:val="en-CA"/>
+        </w:rPr>
+        <w:t xml:space="preserve">Apigee to Azure APIM migration. This migration is one of the complex </w:t>
+      </w:r>
+      <w:r>
+        <w:rPr>
+          <w:sz w:val="20"/>
+          <w:szCs w:val="20"/>
+          <w:lang w:val="en-CA"/>
+        </w:rPr>
+        <w:t>migrations</w:t>
+      </w:r>
+      <w:r>
+        <w:rPr>
+          <w:sz w:val="20"/>
+          <w:szCs w:val="20"/>
+          <w:lang w:val="en-CA"/>
+        </w:rPr>
+        <w:t xml:space="preserve"> as there are hundreds of </w:t>
+      </w:r>
+      <w:r>
+        <w:rPr>
+          <w:sz w:val="20"/>
+          <w:szCs w:val="20"/>
+          <w:lang w:val="en-CA"/>
+        </w:rPr>
+        <w:t>Api’s</w:t>
+      </w:r>
+      <w:r>
+        <w:rPr>
+          <w:sz w:val="20"/>
+          <w:szCs w:val="20"/>
+          <w:lang w:val="en-CA"/>
+        </w:rPr>
+        <w:t xml:space="preserve"> that need to be migrated to APIM</w:t>
+      </w:r>
+      <w:r>
+        <w:rPr>
+          <w:sz w:val="20"/>
+          <w:szCs w:val="20"/>
+          <w:lang w:val="en-CA"/>
+        </w:rPr>
+        <w:t xml:space="preserve"> involving </w:t>
+      </w:r>
+      <w:r>
+        <w:rPr>
+          <w:sz w:val="20"/>
+          <w:szCs w:val="20"/>
+          <w:lang w:val="en-CA"/>
+        </w:rPr>
+        <w:t xml:space="preserve">Api’s </w:t>
+      </w:r>
+      <w:r>
+        <w:rPr>
+          <w:sz w:val="20"/>
+          <w:szCs w:val="20"/>
+          <w:lang w:val="en-CA"/>
+        </w:rPr>
+        <w:t>for different customers of Citrix.</w:t>
+      </w:r>
     </w:p>
     <w:p>
       <w:pPr>
@@ -1486,14 +2281,6 @@
           <w:lang w:val="en-CA"/>
         </w:rPr>
       </w:pPr>
-      <w:r>
-        <w:rPr>
-          <w:sz w:val="20"/>
-          <w:szCs w:val="20"/>
-          <w:lang w:val="en-CA"/>
-        </w:rPr>
-        <w:t>Technical Environment:</w:t>
-      </w:r>
     </w:p>
     <w:p>
       <w:pPr>
@@ -1510,161 +2297,7 @@
           <w:szCs w:val="20"/>
           <w:lang w:val="en-CA"/>
         </w:rPr>
-        <w:t>Google</w:t>
-      </w:r>
-      <w:r>
-        <w:rPr>
-          <w:sz w:val="20"/>
-          <w:szCs w:val="20"/>
-          <w:lang w:val="en-CA"/>
-        </w:rPr>
-        <w:t xml:space="preserve"> Apigee</w:t>
-      </w:r>
-      <w:r>
-        <w:rPr>
-          <w:sz w:val="20"/>
-          <w:szCs w:val="20"/>
-          <w:lang w:val="en-CA"/>
-        </w:rPr>
-        <w:t xml:space="preserve"> Edge</w:t>
-      </w:r>
-      <w:r>
-        <w:rPr>
-          <w:sz w:val="20"/>
-          <w:szCs w:val="20"/>
-          <w:lang w:val="en-CA"/>
-        </w:rPr>
-        <w:t>,</w:t>
-      </w:r>
-      <w:r>
-        <w:rPr>
-          <w:sz w:val="20"/>
-          <w:szCs w:val="20"/>
-          <w:lang w:val="en-CA"/>
-        </w:rPr>
-        <w:t xml:space="preserve"> Azure</w:t>
-      </w:r>
-      <w:r>
-        <w:rPr>
-          <w:sz w:val="20"/>
-          <w:szCs w:val="20"/>
-          <w:lang w:val="en-CA"/>
-        </w:rPr>
-        <w:t xml:space="preserve"> APIM </w:t>
-      </w:r>
-      <w:r>
-        <w:rPr>
-          <w:sz w:val="20"/>
-          <w:szCs w:val="20"/>
-          <w:lang w:val="en-CA"/>
-        </w:rPr>
-        <w:t xml:space="preserve">.Net, </w:t>
-      </w:r>
-      <w:r>
-        <w:rPr>
-          <w:sz w:val="20"/>
-          <w:szCs w:val="20"/>
-          <w:lang w:val="en-CA"/>
-        </w:rPr>
-        <w:t>MVC</w:t>
-      </w:r>
-      <w:r>
-        <w:rPr>
-          <w:sz w:val="20"/>
-          <w:szCs w:val="20"/>
-          <w:lang w:val="en-CA"/>
-        </w:rPr>
-        <w:t>, Azure Functions, Azure Key Vault, Service Bus, APIM,</w:t>
-      </w:r>
-      <w:r>
-        <w:rPr>
-          <w:sz w:val="20"/>
-          <w:szCs w:val="20"/>
-          <w:lang w:val="en-CA"/>
-        </w:rPr>
-        <w:t xml:space="preserve"> ADF,</w:t>
-      </w:r>
-      <w:r>
-        <w:rPr>
-          <w:sz w:val="20"/>
-          <w:szCs w:val="20"/>
-          <w:lang w:val="en-CA"/>
-        </w:rPr>
-        <w:t xml:space="preserve"> Azure A</w:t>
-      </w:r>
-      <w:r>
-        <w:rPr>
-          <w:sz w:val="20"/>
-          <w:szCs w:val="20"/>
-          <w:lang w:val="en-CA"/>
-        </w:rPr>
-        <w:t>ctive Directory</w:t>
-      </w:r>
-      <w:r>
-        <w:rPr>
-          <w:sz w:val="20"/>
-          <w:szCs w:val="20"/>
-          <w:lang w:val="en-CA"/>
-        </w:rPr>
-        <w:t xml:space="preserve"> </w:t>
-      </w:r>
-      <w:r>
-        <w:rPr>
-          <w:sz w:val="20"/>
-          <w:szCs w:val="20"/>
-          <w:lang w:val="en-CA"/>
-        </w:rPr>
-        <w:t>(Microsoft Entra)</w:t>
-      </w:r>
-      <w:r>
-        <w:rPr>
-          <w:sz w:val="20"/>
-          <w:szCs w:val="20"/>
-          <w:lang w:val="en-CA"/>
-        </w:rPr>
-        <w:t xml:space="preserve"> SQL, CDN, </w:t>
-      </w:r>
-      <w:r>
-        <w:rPr>
-          <w:sz w:val="20"/>
-          <w:szCs w:val="20"/>
-          <w:lang w:val="en-CA"/>
-        </w:rPr>
-        <w:t xml:space="preserve">Azure </w:t>
-      </w:r>
-      <w:r>
-        <w:rPr>
-          <w:sz w:val="20"/>
-          <w:szCs w:val="20"/>
-          <w:lang w:val="en-CA"/>
-        </w:rPr>
-        <w:t xml:space="preserve">Storage, Azure DevOps with YAML based pipelines, </w:t>
-      </w:r>
-      <w:r>
-        <w:rPr>
-          <w:sz w:val="20"/>
-          <w:szCs w:val="20"/>
-          <w:lang w:val="en-CA"/>
-        </w:rPr>
-        <w:t xml:space="preserve">Azure </w:t>
-      </w:r>
-      <w:proofErr w:type="spellStart"/>
-      <w:r>
-        <w:rPr>
-          <w:sz w:val="20"/>
-          <w:szCs w:val="20"/>
-          <w:lang w:val="en-CA"/>
-        </w:rPr>
-        <w:t>DataFactory</w:t>
-      </w:r>
-      <w:proofErr w:type="spellEnd"/>
-      <w:r>
-        <w:rPr>
-          <w:sz w:val="20"/>
-          <w:szCs w:val="20"/>
-          <w:lang w:val="en-CA"/>
-        </w:rPr>
-        <w:t>.</w:t>
+        <w:t>Technical Environment:</w:t>
       </w:r>
     </w:p>
     <w:p>
@@ -1682,23 +2315,95 @@
           <w:szCs w:val="20"/>
           <w:lang w:val="en-CA"/>
         </w:rPr>
-        <w:t xml:space="preserve">CBBS </w:t>
-      </w:r>
-      <w:r>
-        <w:rPr>
-          <w:sz w:val="20"/>
-          <w:szCs w:val="20"/>
-          <w:lang w:val="en-CA"/>
-        </w:rPr>
-        <w:t>–</w:t>
-      </w:r>
-      <w:r>
-        <w:rPr>
-          <w:sz w:val="20"/>
-          <w:szCs w:val="20"/>
-          <w:lang w:val="en-CA"/>
-        </w:rPr>
-        <w:t xml:space="preserve"> AkzoNobel</w:t>
+        <w:t>Google</w:t>
+      </w:r>
+      <w:r>
+        <w:rPr>
+          <w:sz w:val="20"/>
+          <w:szCs w:val="20"/>
+          <w:lang w:val="en-CA"/>
+        </w:rPr>
+        <w:t xml:space="preserve"> Apigee</w:t>
+      </w:r>
+      <w:r>
+        <w:rPr>
+          <w:sz w:val="20"/>
+          <w:szCs w:val="20"/>
+          <w:lang w:val="en-CA"/>
+        </w:rPr>
+        <w:t xml:space="preserve"> Edge</w:t>
+      </w:r>
+      <w:r>
+        <w:rPr>
+          <w:sz w:val="20"/>
+          <w:szCs w:val="20"/>
+          <w:lang w:val="en-CA"/>
+        </w:rPr>
+        <w:t>,</w:t>
+      </w:r>
+      <w:r>
+        <w:rPr>
+          <w:sz w:val="20"/>
+          <w:szCs w:val="20"/>
+          <w:lang w:val="en-CA"/>
+        </w:rPr>
+        <w:t xml:space="preserve"> Azure</w:t>
+      </w:r>
+      <w:r>
+        <w:rPr>
+          <w:sz w:val="20"/>
+          <w:szCs w:val="20"/>
+          <w:lang w:val="en-CA"/>
+        </w:rPr>
+        <w:t xml:space="preserve"> APIM </w:t>
+      </w:r>
+      <w:r>
+        <w:rPr>
+          <w:sz w:val="20"/>
+          <w:szCs w:val="20"/>
+          <w:lang w:val="en-CA"/>
+        </w:rPr>
+        <w:t xml:space="preserve">.Net, </w:t>
+      </w:r>
+      <w:r>
+        <w:rPr>
+          <w:sz w:val="20"/>
+          <w:szCs w:val="20"/>
+          <w:lang w:val="en-CA"/>
+        </w:rPr>
+        <w:t>MVC</w:t>
+      </w:r>
+      <w:r>
+        <w:rPr>
+          <w:sz w:val="20"/>
+          <w:szCs w:val="20"/>
+          <w:lang w:val="en-CA"/>
+        </w:rPr>
+        <w:t>, Azure Functions, Azure Key Vault, Service Bus, APIM,</w:t>
+      </w:r>
+      <w:r>
+        <w:rPr>
+          <w:sz w:val="20"/>
+          <w:szCs w:val="20"/>
+          <w:lang w:val="en-CA"/>
+        </w:rPr>
+        <w:t xml:space="preserve"> ADF,</w:t>
+      </w:r>
+      <w:r>
+        <w:rPr>
+          <w:sz w:val="20"/>
+          <w:szCs w:val="20"/>
+          <w:lang w:val="en-CA"/>
+        </w:rPr>
+        <w:t xml:space="preserve"> Azure A</w:t>
+      </w:r>
+      <w:r>
+        <w:rPr>
+          <w:sz w:val="20"/>
+          <w:szCs w:val="20"/>
+          <w:lang w:val="en-CA"/>
+        </w:rPr>
+        <w:t>ctive Directory</w:t>
       </w:r>
       <w:r>
         <w:rPr>
@@ -1714,23 +2419,55 @@
           <w:szCs w:val="20"/>
           <w:lang w:val="en-CA"/>
         </w:rPr>
-        <w:t xml:space="preserve">(Dates 03/21 till </w:t>
-      </w:r>
-      <w:r>
-        <w:rPr>
-          <w:sz w:val="20"/>
-          <w:szCs w:val="20"/>
-          <w:lang w:val="en-CA"/>
-        </w:rPr>
-        <w:t>6/24</w:t>
-      </w:r>
-      <w:r>
-        <w:rPr>
-          <w:sz w:val="20"/>
-          <w:szCs w:val="20"/>
-          <w:lang w:val="en-CA"/>
-        </w:rPr>
-        <w:t>)</w:t>
+        <w:t>(Microsoft Entra)</w:t>
+      </w:r>
+      <w:r>
+        <w:rPr>
+          <w:sz w:val="20"/>
+          <w:szCs w:val="20"/>
+          <w:lang w:val="en-CA"/>
+        </w:rPr>
+        <w:t xml:space="preserve"> SQL, CDN, </w:t>
+      </w:r>
+      <w:r>
+        <w:rPr>
+          <w:sz w:val="20"/>
+          <w:szCs w:val="20"/>
+          <w:lang w:val="en-CA"/>
+        </w:rPr>
+        <w:t xml:space="preserve">Azure </w:t>
+      </w:r>
+      <w:r>
+        <w:rPr>
+          <w:sz w:val="20"/>
+          <w:szCs w:val="20"/>
+          <w:lang w:val="en-CA"/>
+        </w:rPr>
+        <w:t xml:space="preserve">Storage, Azure DevOps with YAML based pipelines, </w:t>
+      </w:r>
+      <w:r>
+        <w:rPr>
+          <w:sz w:val="20"/>
+          <w:szCs w:val="20"/>
+          <w:lang w:val="en-CA"/>
+        </w:rPr>
+        <w:t xml:space="preserve">Azure </w:t>
+      </w:r>
+      <w:r>
+        <w:rPr>
+          <w:sz w:val="20"/>
+          <w:szCs w:val="20"/>
+          <w:lang w:val="en-CA"/>
+        </w:rPr>
+        <w:t>DataFactory</w:t>
+      </w:r>
+      <w:r>
+        <w:rPr>
+          <w:sz w:val="20"/>
+          <w:szCs w:val="20"/>
+          <w:lang w:val="en-CA"/>
+        </w:rPr>
+        <w:t>.</w:t>
       </w:r>
     </w:p>
     <w:p>
@@ -1748,75 +2485,55 @@
           <w:szCs w:val="20"/>
           <w:lang w:val="en-CA"/>
         </w:rPr>
-        <w:t xml:space="preserve">Colorimetric Building blocks and Services (CBBS) provide set of API’s &amp; services that are consumed in various Akzo applications. They include, </w:t>
-      </w:r>
-      <w:proofErr w:type="spellStart"/>
-      <w:r>
-        <w:rPr>
-          <w:sz w:val="20"/>
-          <w:szCs w:val="20"/>
-          <w:lang w:val="en-CA"/>
-        </w:rPr>
-        <w:t>CoD</w:t>
-      </w:r>
-      <w:proofErr w:type="spellEnd"/>
-      <w:r>
-        <w:rPr>
-          <w:sz w:val="20"/>
-          <w:szCs w:val="20"/>
-          <w:lang w:val="en-CA"/>
-        </w:rPr>
-        <w:t xml:space="preserve"> (Color on Display), </w:t>
-      </w:r>
-      <w:proofErr w:type="spellStart"/>
-      <w:r>
-        <w:rPr>
-          <w:sz w:val="20"/>
-          <w:szCs w:val="20"/>
-          <w:lang w:val="en-CA"/>
-        </w:rPr>
-        <w:t>CoD</w:t>
-      </w:r>
-      <w:proofErr w:type="spellEnd"/>
-      <w:r>
-        <w:rPr>
-          <w:sz w:val="20"/>
-          <w:szCs w:val="20"/>
-          <w:lang w:val="en-CA"/>
-        </w:rPr>
-        <w:t xml:space="preserve"> Translucent, CV3d</w:t>
-      </w:r>
-      <w:r>
-        <w:rPr>
-          <w:sz w:val="20"/>
-          <w:szCs w:val="20"/>
-          <w:lang w:val="en-CA"/>
-        </w:rPr>
-        <w:t xml:space="preserve"> &amp; CV2d</w:t>
-      </w:r>
-      <w:r>
-        <w:rPr>
-          <w:sz w:val="20"/>
-          <w:szCs w:val="20"/>
-          <w:lang w:val="en-CA"/>
-        </w:rPr>
-        <w:t xml:space="preserve"> &amp; MLV (Most Likely Variant)</w:t>
-      </w:r>
-      <w:r>
-        <w:rPr>
-          <w:sz w:val="20"/>
-          <w:szCs w:val="20"/>
-          <w:lang w:val="en-CA"/>
-        </w:rPr>
-        <w:t xml:space="preserve">, </w:t>
-      </w:r>
-      <w:r>
-        <w:rPr>
-          <w:sz w:val="20"/>
-          <w:szCs w:val="20"/>
-          <w:lang w:val="en-GB"/>
-        </w:rPr>
-        <w:t>Leveraged Azure AI Search and OpenAI GPT Models to create intelligent search solutions, improving user experience.</w:t>
+        <w:t xml:space="preserve">CBBS </w:t>
+      </w:r>
+      <w:r>
+        <w:rPr>
+          <w:sz w:val="20"/>
+          <w:szCs w:val="20"/>
+          <w:lang w:val="en-CA"/>
+        </w:rPr>
+        <w:t>–</w:t>
+      </w:r>
+      <w:r>
+        <w:rPr>
+          <w:sz w:val="20"/>
+          <w:szCs w:val="20"/>
+          <w:lang w:val="en-CA"/>
+        </w:rPr>
+        <w:t xml:space="preserve"> AkzoNobel</w:t>
+      </w:r>
+      <w:r>
+        <w:rPr>
+          <w:sz w:val="20"/>
+          <w:szCs w:val="20"/>
+          <w:lang w:val="en-CA"/>
+        </w:rPr>
+        <w:t xml:space="preserve"> </w:t>
+      </w:r>
+      <w:r>
+        <w:rPr>
+          <w:sz w:val="20"/>
+          <w:szCs w:val="20"/>
+          <w:lang w:val="en-CA"/>
+        </w:rPr>
+        <w:t xml:space="preserve">(Dates 03/21 till </w:t>
+      </w:r>
+      <w:r>
+        <w:rPr>
+          <w:sz w:val="20"/>
+          <w:szCs w:val="20"/>
+          <w:lang w:val="en-CA"/>
+        </w:rPr>
+        <w:t>6/24</w:t>
+      </w:r>
+      <w:r>
+        <w:rPr>
+          <w:sz w:val="20"/>
+          <w:szCs w:val="20"/>
+          <w:lang w:val="en-CA"/>
+        </w:rPr>
+        <w:t>)</w:t>
       </w:r>
     </w:p>
     <w:p>
@@ -1834,31 +2551,39 @@
           <w:szCs w:val="20"/>
           <w:lang w:val="en-CA"/>
         </w:rPr>
-        <w:t xml:space="preserve">Scrum Master/ </w:t>
-      </w:r>
-      <w:r>
-        <w:rPr>
-          <w:sz w:val="20"/>
-          <w:szCs w:val="20"/>
-          <w:lang w:val="en-CA"/>
-        </w:rPr>
-        <w:t xml:space="preserve">Sr </w:t>
-      </w:r>
-      <w:r>
-        <w:rPr>
-          <w:sz w:val="20"/>
-          <w:szCs w:val="20"/>
-          <w:lang w:val="en-CA"/>
-        </w:rPr>
-        <w:t>Developer</w:t>
-      </w:r>
-      <w:r>
-        <w:rPr>
-          <w:sz w:val="20"/>
-          <w:szCs w:val="20"/>
-          <w:lang w:val="en-CA"/>
-        </w:rPr>
-        <w:t>:</w:t>
+        <w:t>Colorimetric Building blocks and Services (CBBS) provide set of API’s &amp; services that are consumed in various Akzo applications. They include, CoD (Color on Display), CoD Translucent, CV3d</w:t>
+      </w:r>
+      <w:r>
+        <w:rPr>
+          <w:sz w:val="20"/>
+          <w:szCs w:val="20"/>
+          <w:lang w:val="en-CA"/>
+        </w:rPr>
+        <w:t xml:space="preserve"> &amp; CV2d</w:t>
+      </w:r>
+      <w:r>
+        <w:rPr>
+          <w:sz w:val="20"/>
+          <w:szCs w:val="20"/>
+          <w:lang w:val="en-CA"/>
+        </w:rPr>
+        <w:t xml:space="preserve"> &amp; MLV (Most Likely Variant)</w:t>
+      </w:r>
+      <w:r>
+        <w:rPr>
+          <w:sz w:val="20"/>
+          <w:szCs w:val="20"/>
+          <w:lang w:val="en-CA"/>
+        </w:rPr>
+        <w:t xml:space="preserve">, </w:t>
+      </w:r>
+      <w:r>
+        <w:rPr>
+          <w:sz w:val="20"/>
+          <w:szCs w:val="20"/>
+          <w:lang w:val="en-GB"/>
+        </w:rPr>
+        <w:t>Leveraged Azure AI Search and OpenAI GPT Models to create intelligent search solutions, improving user experience.</w:t>
       </w:r>
     </w:p>
     <w:p>
@@ -1876,79 +2601,31 @@
           <w:szCs w:val="20"/>
           <w:lang w:val="en-CA"/>
         </w:rPr>
-        <w:t>Working a</w:t>
-      </w:r>
-      <w:r>
-        <w:rPr>
-          <w:sz w:val="20"/>
-          <w:szCs w:val="20"/>
-          <w:lang w:val="en-CA"/>
-        </w:rPr>
-        <w:t>s a</w:t>
-      </w:r>
-      <w:r>
-        <w:rPr>
-          <w:sz w:val="20"/>
-          <w:szCs w:val="20"/>
-          <w:lang w:val="en-CA"/>
-        </w:rPr>
-        <w:t xml:space="preserve"> </w:t>
-      </w:r>
-      <w:r>
-        <w:rPr>
-          <w:sz w:val="20"/>
-          <w:szCs w:val="20"/>
-          <w:lang w:val="en-CA"/>
-        </w:rPr>
-        <w:t>Scrum Master with a keen ability to understand and build complex systems</w:t>
-      </w:r>
-      <w:r>
-        <w:rPr>
-          <w:sz w:val="20"/>
-          <w:szCs w:val="20"/>
-          <w:lang w:val="en-CA"/>
-        </w:rPr>
-        <w:t xml:space="preserve"> with a p</w:t>
-      </w:r>
-      <w:r>
-        <w:rPr>
-          <w:sz w:val="20"/>
-          <w:szCs w:val="20"/>
-          <w:lang w:val="en-CA"/>
-        </w:rPr>
-        <w:t xml:space="preserve">roven history </w:t>
-      </w:r>
-      <w:r>
-        <w:rPr>
-          <w:sz w:val="20"/>
-          <w:szCs w:val="20"/>
-          <w:lang w:val="en-CA"/>
-        </w:rPr>
-        <w:t>of working</w:t>
-      </w:r>
-      <w:r>
-        <w:rPr>
-          <w:sz w:val="20"/>
-          <w:szCs w:val="20"/>
-          <w:lang w:val="en-CA"/>
-        </w:rPr>
-        <w:t xml:space="preserve"> with cross-functional teams</w:t>
-      </w:r>
-      <w:r>
-        <w:rPr>
-          <w:sz w:val="20"/>
-          <w:szCs w:val="20"/>
-          <w:lang w:val="en-CA"/>
-        </w:rPr>
-        <w:t>.</w:t>
-      </w:r>
-      <w:r>
-        <w:rPr>
-          <w:sz w:val="20"/>
-          <w:szCs w:val="20"/>
-          <w:lang w:val="en-CA"/>
-        </w:rPr>
-        <w:t xml:space="preserve"> </w:t>
+        <w:t xml:space="preserve">Scrum Master/ </w:t>
+      </w:r>
+      <w:r>
+        <w:rPr>
+          <w:sz w:val="20"/>
+          <w:szCs w:val="20"/>
+          <w:lang w:val="en-CA"/>
+        </w:rPr>
+        <w:t xml:space="preserve">Sr </w:t>
+      </w:r>
+      <w:r>
+        <w:rPr>
+          <w:sz w:val="20"/>
+          <w:szCs w:val="20"/>
+          <w:lang w:val="en-CA"/>
+        </w:rPr>
+        <w:t>Developer</w:t>
+      </w:r>
+      <w:r>
+        <w:rPr>
+          <w:sz w:val="20"/>
+          <w:szCs w:val="20"/>
+          <w:lang w:val="en-CA"/>
+        </w:rPr>
+        <w:t>:</w:t>
       </w:r>
     </w:p>
     <w:p>
@@ -1966,31 +2643,79 @@
           <w:szCs w:val="20"/>
           <w:lang w:val="en-CA"/>
         </w:rPr>
-        <w:t xml:space="preserve">As a developer, involved in </w:t>
-      </w:r>
-      <w:r>
-        <w:rPr>
-          <w:sz w:val="20"/>
-          <w:szCs w:val="20"/>
-          <w:lang w:val="en-CA"/>
-        </w:rPr>
-        <w:t>designing solutions, coding</w:t>
-      </w:r>
-      <w:r>
-        <w:rPr>
-          <w:sz w:val="20"/>
-          <w:szCs w:val="20"/>
-          <w:lang w:val="en-CA"/>
-        </w:rPr>
-        <w:t>, unit-testing, rev</w:t>
-      </w:r>
-      <w:r>
-        <w:rPr>
-          <w:sz w:val="20"/>
-          <w:szCs w:val="20"/>
-          <w:lang w:val="en-CA"/>
-        </w:rPr>
-        <w:t xml:space="preserve">iewing. </w:t>
+        <w:t>Working a</w:t>
+      </w:r>
+      <w:r>
+        <w:rPr>
+          <w:sz w:val="20"/>
+          <w:szCs w:val="20"/>
+          <w:lang w:val="en-CA"/>
+        </w:rPr>
+        <w:t>s a</w:t>
+      </w:r>
+      <w:r>
+        <w:rPr>
+          <w:sz w:val="20"/>
+          <w:szCs w:val="20"/>
+          <w:lang w:val="en-CA"/>
+        </w:rPr>
+        <w:t xml:space="preserve"> </w:t>
+      </w:r>
+      <w:r>
+        <w:rPr>
+          <w:sz w:val="20"/>
+          <w:szCs w:val="20"/>
+          <w:lang w:val="en-CA"/>
+        </w:rPr>
+        <w:t>Scrum Master with a keen ability to understand and build complex systems</w:t>
+      </w:r>
+      <w:r>
+        <w:rPr>
+          <w:sz w:val="20"/>
+          <w:szCs w:val="20"/>
+          <w:lang w:val="en-CA"/>
+        </w:rPr>
+        <w:t xml:space="preserve"> with a p</w:t>
+      </w:r>
+      <w:r>
+        <w:rPr>
+          <w:sz w:val="20"/>
+          <w:szCs w:val="20"/>
+          <w:lang w:val="en-CA"/>
+        </w:rPr>
+        <w:t xml:space="preserve">roven history </w:t>
+      </w:r>
+      <w:r>
+        <w:rPr>
+          <w:sz w:val="20"/>
+          <w:szCs w:val="20"/>
+          <w:lang w:val="en-CA"/>
+        </w:rPr>
+        <w:t>of working</w:t>
+      </w:r>
+      <w:r>
+        <w:rPr>
+          <w:sz w:val="20"/>
+          <w:szCs w:val="20"/>
+          <w:lang w:val="en-CA"/>
+        </w:rPr>
+        <w:t xml:space="preserve"> with cross-functional teams</w:t>
+      </w:r>
+      <w:r>
+        <w:rPr>
+          <w:sz w:val="20"/>
+          <w:szCs w:val="20"/>
+          <w:lang w:val="en-CA"/>
+        </w:rPr>
+        <w:t>.</w:t>
+      </w:r>
+      <w:r>
+        <w:rPr>
+          <w:sz w:val="20"/>
+          <w:szCs w:val="20"/>
+          <w:lang w:val="en-CA"/>
+        </w:rPr>
+        <w:t xml:space="preserve"> </w:t>
       </w:r>
     </w:p>
     <w:p>
@@ -2002,6 +2727,38 @@
           <w:lang w:val="en-CA"/>
         </w:rPr>
       </w:pPr>
+      <w:r>
+        <w:rPr>
+          <w:sz w:val="20"/>
+          <w:szCs w:val="20"/>
+          <w:lang w:val="en-CA"/>
+        </w:rPr>
+        <w:t xml:space="preserve">As a developer, involved in </w:t>
+      </w:r>
+      <w:r>
+        <w:rPr>
+          <w:sz w:val="20"/>
+          <w:szCs w:val="20"/>
+          <w:lang w:val="en-CA"/>
+        </w:rPr>
+        <w:t>designing solutions, coding</w:t>
+      </w:r>
+      <w:r>
+        <w:rPr>
+          <w:sz w:val="20"/>
+          <w:szCs w:val="20"/>
+          <w:lang w:val="en-CA"/>
+        </w:rPr>
+        <w:t>, unit-testing, rev</w:t>
+      </w:r>
+      <w:r>
+        <w:rPr>
+          <w:sz w:val="20"/>
+          <w:szCs w:val="20"/>
+          <w:lang w:val="en-CA"/>
+        </w:rPr>
+        <w:t xml:space="preserve">iewing. </w:t>
+      </w:r>
     </w:p>
     <w:p>
       <w:pPr>
@@ -2012,14 +2769,6 @@
           <w:lang w:val="en-CA"/>
         </w:rPr>
       </w:pPr>
-      <w:r>
-        <w:rPr>
-          <w:sz w:val="20"/>
-          <w:szCs w:val="20"/>
-          <w:lang w:val="en-CA"/>
-        </w:rPr>
-        <w:t>Technical Environment:</w:t>
-      </w:r>
     </w:p>
     <w:p>
       <w:pPr>
@@ -2036,183 +2785,7 @@
           <w:szCs w:val="20"/>
           <w:lang w:val="en-CA"/>
         </w:rPr>
-        <w:t>.Net 6.0,</w:t>
-      </w:r>
-      <w:r>
-        <w:rPr>
-          <w:sz w:val="20"/>
-          <w:szCs w:val="20"/>
-          <w:lang w:val="en-CA"/>
-        </w:rPr>
-        <w:t xml:space="preserve"> Asp.Net core, Azure Functions</w:t>
-      </w:r>
-      <w:r>
-        <w:rPr>
-          <w:sz w:val="20"/>
-          <w:szCs w:val="20"/>
-          <w:lang w:val="en-CA"/>
-        </w:rPr>
-        <w:t>,</w:t>
-      </w:r>
-      <w:r>
-        <w:rPr>
-          <w:sz w:val="20"/>
-          <w:szCs w:val="20"/>
-          <w:lang w:val="en-CA"/>
-        </w:rPr>
-        <w:t xml:space="preserve"> Azure Integration </w:t>
-      </w:r>
-      <w:r>
-        <w:rPr>
-          <w:sz w:val="20"/>
-          <w:szCs w:val="20"/>
-          <w:lang w:val="en-CA"/>
-        </w:rPr>
-        <w:t>services (</w:t>
-      </w:r>
-      <w:r>
-        <w:rPr>
-          <w:sz w:val="20"/>
-          <w:szCs w:val="20"/>
-          <w:lang w:val="en-CA"/>
-        </w:rPr>
-        <w:t>Azure Data Factory</w:t>
-      </w:r>
-      <w:r>
-        <w:rPr>
-          <w:sz w:val="20"/>
-          <w:szCs w:val="20"/>
-          <w:lang w:val="en-CA"/>
-        </w:rPr>
-        <w:t>)</w:t>
-      </w:r>
-      <w:r>
-        <w:rPr>
-          <w:sz w:val="20"/>
-          <w:szCs w:val="20"/>
-          <w:lang w:val="en-CA"/>
-        </w:rPr>
-        <w:t xml:space="preserve">, </w:t>
-      </w:r>
-      <w:r>
-        <w:rPr>
-          <w:sz w:val="20"/>
-          <w:szCs w:val="20"/>
-          <w:lang w:val="en-CA"/>
-        </w:rPr>
-        <w:t>Docker Containers</w:t>
-      </w:r>
-      <w:r>
-        <w:rPr>
-          <w:sz w:val="20"/>
-          <w:szCs w:val="20"/>
-          <w:lang w:val="en-CA"/>
-        </w:rPr>
-        <w:t xml:space="preserve">, Azure </w:t>
-      </w:r>
-      <w:r>
-        <w:rPr>
-          <w:sz w:val="20"/>
-          <w:szCs w:val="20"/>
-          <w:lang w:val="en-CA"/>
-        </w:rPr>
-        <w:t>Bicep\</w:t>
-      </w:r>
-      <w:r>
-        <w:rPr>
-          <w:sz w:val="20"/>
-          <w:szCs w:val="20"/>
-          <w:lang w:val="en-CA"/>
-        </w:rPr>
-        <w:t>ARM templates, Azure Key Vault</w:t>
-      </w:r>
-      <w:r>
-        <w:rPr>
-          <w:sz w:val="20"/>
-          <w:szCs w:val="20"/>
-          <w:lang w:val="en-CA"/>
-        </w:rPr>
-        <w:t>,</w:t>
-      </w:r>
-      <w:r>
-        <w:rPr>
-          <w:sz w:val="20"/>
-          <w:szCs w:val="20"/>
-          <w:lang w:val="en-CA"/>
-        </w:rPr>
-        <w:t xml:space="preserve"> </w:t>
-      </w:r>
-      <w:r>
-        <w:rPr>
-          <w:sz w:val="20"/>
-          <w:szCs w:val="20"/>
-          <w:lang w:val="en-CA"/>
-        </w:rPr>
-        <w:t>Cognitive Search, Azure Open AI Api</w:t>
-      </w:r>
-      <w:r>
-        <w:rPr>
-          <w:sz w:val="20"/>
-          <w:szCs w:val="20"/>
-          <w:lang w:val="en-CA"/>
-        </w:rPr>
-        <w:t xml:space="preserve">, </w:t>
-      </w:r>
-      <w:r>
-        <w:rPr>
-          <w:sz w:val="20"/>
-          <w:szCs w:val="20"/>
-          <w:lang w:val="en-CA"/>
-        </w:rPr>
-        <w:t>Azure Event Hubs</w:t>
-      </w:r>
-      <w:r>
-        <w:rPr>
-          <w:sz w:val="20"/>
-          <w:szCs w:val="20"/>
-          <w:lang w:val="en-CA"/>
-        </w:rPr>
-        <w:t>, SQL, CDN,</w:t>
-      </w:r>
-      <w:r>
-        <w:rPr>
-          <w:sz w:val="20"/>
-          <w:szCs w:val="20"/>
-          <w:lang w:val="en-CA"/>
-        </w:rPr>
-        <w:t xml:space="preserve"> </w:t>
-      </w:r>
-      <w:r>
-        <w:rPr>
-          <w:sz w:val="20"/>
-          <w:szCs w:val="20"/>
-          <w:lang w:val="en-CA"/>
-        </w:rPr>
-        <w:t>Azure</w:t>
-      </w:r>
-      <w:r>
-        <w:rPr>
-          <w:sz w:val="20"/>
-          <w:szCs w:val="20"/>
-          <w:lang w:val="en-CA"/>
-        </w:rPr>
-        <w:t xml:space="preserve"> Storage, Azure DevOps with YAML based pipelines</w:t>
-      </w:r>
-      <w:r>
-        <w:rPr>
-          <w:sz w:val="20"/>
-          <w:szCs w:val="20"/>
-          <w:lang w:val="en-CA"/>
-        </w:rPr>
-        <w:t>.</w:t>
-      </w:r>
-      <w:r>
-        <w:rPr>
-          <w:sz w:val="20"/>
-          <w:szCs w:val="20"/>
-          <w:lang w:val="en-CA"/>
-        </w:rPr>
-        <w:t xml:space="preserve"> </w:t>
+        <w:t>Technical Environment:</w:t>
       </w:r>
     </w:p>
     <w:p>
@@ -2224,101 +2797,213 @@
           <w:lang w:val="en-CA"/>
         </w:rPr>
       </w:pPr>
+      <w:r>
+        <w:rPr>
+          <w:sz w:val="20"/>
+          <w:szCs w:val="20"/>
+          <w:lang w:val="en-CA"/>
+        </w:rPr>
+        <w:t>.Net 6.0,</w:t>
+      </w:r>
+      <w:r>
+        <w:rPr>
+          <w:sz w:val="20"/>
+          <w:szCs w:val="20"/>
+          <w:lang w:val="en-CA"/>
+        </w:rPr>
+        <w:t xml:space="preserve"> Asp.Net core, Azure Functions</w:t>
+      </w:r>
+      <w:r>
+        <w:rPr>
+          <w:sz w:val="20"/>
+          <w:szCs w:val="20"/>
+          <w:lang w:val="en-CA"/>
+        </w:rPr>
+        <w:t>,</w:t>
+      </w:r>
+      <w:r>
+        <w:rPr>
+          <w:sz w:val="20"/>
+          <w:szCs w:val="20"/>
+          <w:lang w:val="en-CA"/>
+        </w:rPr>
+        <w:t xml:space="preserve"> Azure Integration </w:t>
+      </w:r>
+      <w:r>
+        <w:rPr>
+          <w:sz w:val="20"/>
+          <w:szCs w:val="20"/>
+          <w:lang w:val="en-CA"/>
+        </w:rPr>
+        <w:t>services (</w:t>
+      </w:r>
+      <w:r>
+        <w:rPr>
+          <w:sz w:val="20"/>
+          <w:szCs w:val="20"/>
+          <w:lang w:val="en-CA"/>
+        </w:rPr>
+        <w:t>Azure Data Factory</w:t>
+      </w:r>
+      <w:r>
+        <w:rPr>
+          <w:sz w:val="20"/>
+          <w:szCs w:val="20"/>
+          <w:lang w:val="en-CA"/>
+        </w:rPr>
+        <w:t>)</w:t>
+      </w:r>
+      <w:r>
+        <w:rPr>
+          <w:sz w:val="20"/>
+          <w:szCs w:val="20"/>
+          <w:lang w:val="en-CA"/>
+        </w:rPr>
+        <w:t xml:space="preserve">, </w:t>
+      </w:r>
+      <w:r>
+        <w:rPr>
+          <w:sz w:val="20"/>
+          <w:szCs w:val="20"/>
+          <w:lang w:val="en-CA"/>
+        </w:rPr>
+        <w:t>Docker Containers</w:t>
+      </w:r>
+      <w:r>
+        <w:rPr>
+          <w:sz w:val="20"/>
+          <w:szCs w:val="20"/>
+          <w:lang w:val="en-CA"/>
+        </w:rPr>
+        <w:t xml:space="preserve">, Azure </w:t>
+      </w:r>
+      <w:r>
+        <w:rPr>
+          <w:sz w:val="20"/>
+          <w:szCs w:val="20"/>
+          <w:lang w:val="en-CA"/>
+        </w:rPr>
+        <w:t>Bicep\</w:t>
+      </w:r>
+      <w:r>
+        <w:rPr>
+          <w:sz w:val="20"/>
+          <w:szCs w:val="20"/>
+          <w:lang w:val="en-CA"/>
+        </w:rPr>
+        <w:t>ARM templates, Azure Key Vault</w:t>
+      </w:r>
+      <w:r>
+        <w:rPr>
+          <w:sz w:val="20"/>
+          <w:szCs w:val="20"/>
+          <w:lang w:val="en-CA"/>
+        </w:rPr>
+        <w:t>,</w:t>
+      </w:r>
+      <w:r>
+        <w:rPr>
+          <w:sz w:val="20"/>
+          <w:szCs w:val="20"/>
+          <w:lang w:val="en-CA"/>
+        </w:rPr>
+        <w:t xml:space="preserve"> </w:t>
+      </w:r>
+      <w:r>
+        <w:rPr>
+          <w:sz w:val="20"/>
+          <w:szCs w:val="20"/>
+          <w:lang w:val="en-CA"/>
+        </w:rPr>
+        <w:t>Cognitive Search, Azure Open AI Api</w:t>
+      </w:r>
+      <w:r>
+        <w:rPr>
+          <w:sz w:val="20"/>
+          <w:szCs w:val="20"/>
+          <w:lang w:val="en-CA"/>
+        </w:rPr>
+        <w:t xml:space="preserve">, </w:t>
+      </w:r>
+      <w:r>
+        <w:rPr>
+          <w:sz w:val="20"/>
+          <w:szCs w:val="20"/>
+          <w:lang w:val="en-CA"/>
+        </w:rPr>
+        <w:t>Azure Event Hubs</w:t>
+      </w:r>
+      <w:r>
+        <w:rPr>
+          <w:sz w:val="20"/>
+          <w:szCs w:val="20"/>
+          <w:lang w:val="en-CA"/>
+        </w:rPr>
+        <w:t>, SQL, CDN,</w:t>
+      </w:r>
+      <w:r>
+        <w:rPr>
+          <w:sz w:val="20"/>
+          <w:szCs w:val="20"/>
+          <w:lang w:val="en-CA"/>
+        </w:rPr>
+        <w:t xml:space="preserve"> </w:t>
+      </w:r>
+      <w:r>
+        <w:rPr>
+          <w:sz w:val="20"/>
+          <w:szCs w:val="20"/>
+          <w:lang w:val="en-CA"/>
+        </w:rPr>
+        <w:t>Azure</w:t>
+      </w:r>
+      <w:r>
+        <w:rPr>
+          <w:sz w:val="20"/>
+          <w:szCs w:val="20"/>
+          <w:lang w:val="en-CA"/>
+        </w:rPr>
+        <w:t xml:space="preserve"> Storage, Azure DevOps with YAML based pipelines</w:t>
+      </w:r>
+      <w:r>
+        <w:rPr>
+          <w:sz w:val="20"/>
+          <w:szCs w:val="20"/>
+          <w:lang w:val="en-CA"/>
+        </w:rPr>
+        <w:t>.</w:t>
+      </w:r>
+      <w:r>
+        <w:rPr>
+          <w:sz w:val="20"/>
+          <w:szCs w:val="20"/>
+          <w:lang w:val="en-CA"/>
+        </w:rPr>
+        <w:t xml:space="preserve"> </w:t>
+      </w:r>
     </w:p>
     <w:p>
       <w:pPr>
-        <w:pStyle w:val="IntroductionStyle"/>
-        <w:rPr>
-          <w:lang w:val="en-US"/>
-        </w:rPr>
-      </w:pPr>
-      <w:r>
-        <w:rPr>
-          <w:lang w:val="en-US"/>
-        </w:rPr>
-        <w:t>Other experience</w:t>
-      </w:r>
+        <w:pStyle w:val="BodyText"/>
+        <w:rPr>
+          <w:sz w:val="20"/>
+          <w:szCs w:val="20"/>
+          <w:lang w:val="en-CA"/>
+        </w:rPr>
+      </w:pPr>
     </w:p>
     <w:p>
       <w:pPr>
-        <w:pStyle w:val="BodyText"/>
-        <w:rPr>
-          <w:sz w:val="20"/>
-          <w:szCs w:val="20"/>
-          <w:lang w:val="en-CA"/>
-        </w:rPr>
-      </w:pPr>
-      <w:r>
-        <w:rPr>
-          <w:sz w:val="20"/>
-          <w:szCs w:val="20"/>
-          <w:lang w:val="en-CA"/>
-        </w:rPr>
-        <w:t xml:space="preserve">HCL Technologies Limited </w:t>
-      </w:r>
-      <w:r>
-        <w:rPr>
-          <w:sz w:val="20"/>
-          <w:szCs w:val="20"/>
-          <w:lang w:val="en-CA"/>
-        </w:rPr>
-        <w:tab/>
-      </w:r>
-      <w:r>
-        <w:rPr>
-          <w:sz w:val="20"/>
-          <w:szCs w:val="20"/>
-          <w:lang w:val="en-CA"/>
-        </w:rPr>
-        <w:tab/>
-      </w:r>
-      <w:r>
-        <w:rPr>
-          <w:sz w:val="20"/>
-          <w:szCs w:val="20"/>
-          <w:lang w:val="en-CA"/>
-        </w:rPr>
-        <w:tab/>
-      </w:r>
-      <w:r>
-        <w:rPr>
-          <w:sz w:val="20"/>
-          <w:szCs w:val="20"/>
-          <w:lang w:val="en-CA"/>
-        </w:rPr>
-        <w:tab/>
-      </w:r>
-      <w:r>
-        <w:rPr>
-          <w:sz w:val="20"/>
-          <w:szCs w:val="20"/>
-          <w:lang w:val="en-CA"/>
-        </w:rPr>
-        <w:tab/>
-      </w:r>
-      <w:r>
-        <w:rPr>
-          <w:sz w:val="20"/>
-          <w:szCs w:val="20"/>
-          <w:lang w:val="en-CA"/>
-        </w:rPr>
-        <w:tab/>
-      </w:r>
-      <w:r>
-        <w:rPr>
-          <w:sz w:val="20"/>
-          <w:szCs w:val="20"/>
-          <w:lang w:val="en-CA"/>
-        </w:rPr>
-        <w:tab/>
-      </w:r>
-      <w:r>
-        <w:rPr>
-          <w:sz w:val="20"/>
-          <w:szCs w:val="20"/>
-          <w:lang w:val="en-CA"/>
-        </w:rPr>
-        <w:t>11/2019 – 03/2021</w:t>
+        <w:pStyle w:val="IntroductionStyle"/>
+        <w:rPr>
+          <w:lang w:val="en-US"/>
+        </w:rPr>
+      </w:pPr>
+      <w:r>
+        <w:rPr>
+          <w:lang w:val="en-US"/>
+        </w:rPr>
+        <w:t>Other experience</w:t>
       </w:r>
     </w:p>
     <w:p>
@@ -2336,25 +3021,7 @@
           <w:szCs w:val="20"/>
           <w:lang w:val="en-CA"/>
         </w:rPr>
-        <w:t xml:space="preserve">Project: SWB, PEAPS, COLD, </w:t>
-      </w:r>
-      <w:proofErr w:type="spellStart"/>
-      <w:r>
-        <w:rPr>
-          <w:sz w:val="20"/>
-          <w:szCs w:val="20"/>
-          <w:lang w:val="en-CA"/>
-        </w:rPr>
-        <w:t>Navisys</w:t>
-      </w:r>
-      <w:proofErr w:type="spellEnd"/>
-      <w:r>
-        <w:rPr>
-          <w:sz w:val="20"/>
-          <w:szCs w:val="20"/>
-          <w:lang w:val="en-CA"/>
-        </w:rPr>
-        <w:t xml:space="preserve"> </w:t>
+        <w:t xml:space="preserve">HCL Technologies Limited </w:t>
       </w:r>
       <w:r>
         <w:rPr>
@@ -2410,7 +3077,15 @@
           <w:szCs w:val="20"/>
           <w:lang w:val="en-CA"/>
         </w:rPr>
-        <w:t>Tech Lead/ Developer</w:t>
+        <w:tab/>
+      </w:r>
+      <w:r>
+        <w:rPr>
+          <w:sz w:val="20"/>
+          <w:szCs w:val="20"/>
+          <w:lang w:val="en-CA"/>
+        </w:rPr>
+        <w:t>11/2019 – 03/2021</w:t>
       </w:r>
     </w:p>
     <w:p>
@@ -2428,7 +3103,63 @@
           <w:szCs w:val="20"/>
           <w:lang w:val="en-CA"/>
         </w:rPr>
-        <w:t>Client: American International Group</w:t>
+        <w:t xml:space="preserve">Project: SWB, PEAPS, COLD, Navisys </w:t>
+      </w:r>
+      <w:r>
+        <w:rPr>
+          <w:sz w:val="20"/>
+          <w:szCs w:val="20"/>
+          <w:lang w:val="en-CA"/>
+        </w:rPr>
+        <w:tab/>
+      </w:r>
+      <w:r>
+        <w:rPr>
+          <w:sz w:val="20"/>
+          <w:szCs w:val="20"/>
+          <w:lang w:val="en-CA"/>
+        </w:rPr>
+        <w:tab/>
+      </w:r>
+      <w:r>
+        <w:rPr>
+          <w:sz w:val="20"/>
+          <w:szCs w:val="20"/>
+          <w:lang w:val="en-CA"/>
+        </w:rPr>
+        <w:tab/>
+      </w:r>
+      <w:r>
+        <w:rPr>
+          <w:sz w:val="20"/>
+          <w:szCs w:val="20"/>
+          <w:lang w:val="en-CA"/>
+        </w:rPr>
+        <w:tab/>
+      </w:r>
+      <w:r>
+        <w:rPr>
+          <w:sz w:val="20"/>
+          <w:szCs w:val="20"/>
+          <w:lang w:val="en-CA"/>
+        </w:rPr>
+        <w:tab/>
+      </w:r>
+      <w:r>
+        <w:rPr>
+          <w:sz w:val="20"/>
+          <w:szCs w:val="20"/>
+          <w:lang w:val="en-CA"/>
+        </w:rPr>
+        <w:tab/>
+      </w:r>
+      <w:r>
+        <w:rPr>
+          <w:sz w:val="20"/>
+          <w:szCs w:val="20"/>
+          <w:lang w:val="en-CA"/>
+        </w:rPr>
+        <w:t>Tech Lead/ Developer</w:t>
       </w:r>
     </w:p>
     <w:p>
@@ -2440,6 +3171,14 @@
           <w:lang w:val="en-CA"/>
         </w:rPr>
       </w:pPr>
+      <w:r>
+        <w:rPr>
+          <w:sz w:val="20"/>
+          <w:szCs w:val="20"/>
+          <w:lang w:val="en-CA"/>
+        </w:rPr>
+        <w:t>Client: American International Group</w:t>
+      </w:r>
     </w:p>
     <w:p>
       <w:pPr>
@@ -2450,15 +3189,6 @@
           <w:lang w:val="en-CA"/>
         </w:rPr>
       </w:pPr>
-      <w:r>
-        <w:rPr>
-          <w:sz w:val="20"/>
-          <w:szCs w:val="20"/>
-          <w:lang w:val="en-CA"/>
-        </w:rPr>
-        <w:lastRenderedPageBreak/>
-        <w:t>Technical Environment:</w:t>
-      </w:r>
     </w:p>
     <w:p>
       <w:pPr>
@@ -2475,7 +3205,7 @@
           <w:szCs w:val="20"/>
           <w:lang w:val="en-CA"/>
         </w:rPr>
-        <w:t>Asp.Net Core 3.1, Azure App services, Key Vault services, Azure Storage, Azure</w:t>
+        <w:t>Technical Environment:</w:t>
       </w:r>
     </w:p>
     <w:p>
@@ -2493,47 +3223,7 @@
           <w:szCs w:val="20"/>
           <w:lang w:val="en-CA"/>
         </w:rPr>
-        <w:t>Functions</w:t>
-      </w:r>
-      <w:r>
-        <w:rPr>
-          <w:sz w:val="20"/>
-          <w:szCs w:val="20"/>
-          <w:lang w:val="en-CA"/>
-        </w:rPr>
-        <w:t xml:space="preserve"> </w:t>
-      </w:r>
-      <w:r>
-        <w:rPr>
-          <w:sz w:val="20"/>
-          <w:szCs w:val="20"/>
-          <w:lang w:val="en-CA"/>
-        </w:rPr>
-        <w:t>(Function App)</w:t>
-      </w:r>
-      <w:r>
-        <w:rPr>
-          <w:sz w:val="20"/>
-          <w:szCs w:val="20"/>
-          <w:lang w:val="en-CA"/>
-        </w:rPr>
-        <w:t>, Asp.Net Core 3.1, Web API, Java script, SQL Server, Jira, Git, Slack</w:t>
-      </w:r>
-      <w:r>
-        <w:rPr>
-          <w:sz w:val="20"/>
-          <w:szCs w:val="20"/>
-          <w:lang w:val="en-CA"/>
-        </w:rPr>
-        <w:t>, Docker,</w:t>
-      </w:r>
-      <w:r>
-        <w:rPr>
-          <w:sz w:val="20"/>
-          <w:szCs w:val="20"/>
-          <w:lang w:val="en-CA"/>
-        </w:rPr>
-        <w:t xml:space="preserve"> Visual Studio 2019</w:t>
+        <w:t>Asp.Net Core 3.1, Azure App services, Key Vault services, Azure Storage, Azure</w:t>
       </w:r>
     </w:p>
     <w:p>
@@ -2545,6 +3235,54 @@
           <w:lang w:val="en-CA"/>
         </w:rPr>
       </w:pPr>
+      <w:r>
+        <w:rPr>
+          <w:sz w:val="20"/>
+          <w:szCs w:val="20"/>
+          <w:lang w:val="en-CA"/>
+        </w:rPr>
+        <w:t>Functions</w:t>
+      </w:r>
+      <w:r>
+        <w:rPr>
+          <w:sz w:val="20"/>
+          <w:szCs w:val="20"/>
+          <w:lang w:val="en-CA"/>
+        </w:rPr>
+        <w:t xml:space="preserve"> </w:t>
+      </w:r>
+      <w:r>
+        <w:rPr>
+          <w:sz w:val="20"/>
+          <w:szCs w:val="20"/>
+          <w:lang w:val="en-CA"/>
+        </w:rPr>
+        <w:t>(Function App)</w:t>
+      </w:r>
+      <w:r>
+        <w:rPr>
+          <w:sz w:val="20"/>
+          <w:szCs w:val="20"/>
+          <w:lang w:val="en-CA"/>
+        </w:rPr>
+        <w:t>, Asp.Net Core 3.1, Web API, Java script, SQL Server, Jira, Git, Slack</w:t>
+      </w:r>
+      <w:r>
+        <w:rPr>
+          <w:sz w:val="20"/>
+          <w:szCs w:val="20"/>
+          <w:lang w:val="en-CA"/>
+        </w:rPr>
+        <w:t>, Docker,</w:t>
+      </w:r>
+      <w:r>
+        <w:rPr>
+          <w:sz w:val="20"/>
+          <w:szCs w:val="20"/>
+          <w:lang w:val="en-CA"/>
+        </w:rPr>
+        <w:t xml:space="preserve"> Visual Studio 2019</w:t>
+      </w:r>
     </w:p>
     <w:p>
       <w:pPr>
@@ -2555,70 +3293,6 @@
           <w:lang w:val="en-CA"/>
         </w:rPr>
       </w:pPr>
-      <w:r>
-        <w:rPr>
-          <w:sz w:val="20"/>
-          <w:szCs w:val="20"/>
-          <w:lang w:val="en-CA"/>
-        </w:rPr>
-        <w:t xml:space="preserve">HCL Technologies Limited                   </w:t>
-      </w:r>
-      <w:r>
-        <w:rPr>
-          <w:sz w:val="20"/>
-          <w:szCs w:val="20"/>
-          <w:lang w:val="en-CA"/>
-        </w:rPr>
-        <w:tab/>
-      </w:r>
-      <w:r>
-        <w:rPr>
-          <w:sz w:val="20"/>
-          <w:szCs w:val="20"/>
-          <w:lang w:val="en-CA"/>
-        </w:rPr>
-        <w:tab/>
-      </w:r>
-      <w:r>
-        <w:rPr>
-          <w:sz w:val="20"/>
-          <w:szCs w:val="20"/>
-          <w:lang w:val="en-CA"/>
-        </w:rPr>
-        <w:tab/>
-      </w:r>
-      <w:r>
-        <w:rPr>
-          <w:sz w:val="20"/>
-          <w:szCs w:val="20"/>
-          <w:lang w:val="en-CA"/>
-        </w:rPr>
-        <w:tab/>
-      </w:r>
-      <w:r>
-        <w:rPr>
-          <w:sz w:val="20"/>
-          <w:szCs w:val="20"/>
-          <w:lang w:val="en-CA"/>
-        </w:rPr>
-        <w:tab/>
-      </w:r>
-      <w:r>
-        <w:rPr>
-          <w:sz w:val="20"/>
-          <w:szCs w:val="20"/>
-          <w:lang w:val="en-CA"/>
-        </w:rPr>
-        <w:tab/>
-      </w:r>
-      <w:r>
-        <w:rPr>
-          <w:sz w:val="20"/>
-          <w:szCs w:val="20"/>
-          <w:lang w:val="en-CA"/>
-        </w:rPr>
-        <w:t>04/2018 – 11/2019</w:t>
-      </w:r>
     </w:p>
     <w:p>
       <w:pPr>
@@ -2635,6 +3309,80 @@
           <w:szCs w:val="20"/>
           <w:lang w:val="en-CA"/>
         </w:rPr>
+        <w:t xml:space="preserve">HCL Technologies Limited                   </w:t>
+      </w:r>
+      <w:r>
+        <w:rPr>
+          <w:sz w:val="20"/>
+          <w:szCs w:val="20"/>
+          <w:lang w:val="en-CA"/>
+        </w:rPr>
+        <w:tab/>
+      </w:r>
+      <w:r>
+        <w:rPr>
+          <w:sz w:val="20"/>
+          <w:szCs w:val="20"/>
+          <w:lang w:val="en-CA"/>
+        </w:rPr>
+        <w:tab/>
+      </w:r>
+      <w:r>
+        <w:rPr>
+          <w:sz w:val="20"/>
+          <w:szCs w:val="20"/>
+          <w:lang w:val="en-CA"/>
+        </w:rPr>
+        <w:tab/>
+      </w:r>
+      <w:r>
+        <w:rPr>
+          <w:sz w:val="20"/>
+          <w:szCs w:val="20"/>
+          <w:lang w:val="en-CA"/>
+        </w:rPr>
+        <w:tab/>
+      </w:r>
+      <w:r>
+        <w:rPr>
+          <w:sz w:val="20"/>
+          <w:szCs w:val="20"/>
+          <w:lang w:val="en-CA"/>
+        </w:rPr>
+        <w:tab/>
+      </w:r>
+      <w:r>
+        <w:rPr>
+          <w:sz w:val="20"/>
+          <w:szCs w:val="20"/>
+          <w:lang w:val="en-CA"/>
+        </w:rPr>
+        <w:tab/>
+      </w:r>
+      <w:r>
+        <w:rPr>
+          <w:sz w:val="20"/>
+          <w:szCs w:val="20"/>
+          <w:lang w:val="en-CA"/>
+        </w:rPr>
+        <w:t>04/2018 – 11/2019</w:t>
+      </w:r>
+    </w:p>
+    <w:p>
+      <w:pPr>
+        <w:pStyle w:val="BodyText"/>
+        <w:rPr>
+          <w:sz w:val="20"/>
+          <w:szCs w:val="20"/>
+          <w:lang w:val="en-CA"/>
+        </w:rPr>
+      </w:pPr>
+      <w:r>
+        <w:rPr>
+          <w:sz w:val="20"/>
+          <w:szCs w:val="20"/>
+          <w:lang w:val="en-CA"/>
+        </w:rPr>
         <w:t xml:space="preserve">Project: CHAMP, TOL-Brace                  </w:t>
       </w:r>
       <w:r>
@@ -2766,25 +3514,7 @@
           <w:szCs w:val="20"/>
           <w:lang w:val="en-CA"/>
         </w:rPr>
-        <w:t xml:space="preserve">Azure Functions, Azure AD, WCF, Web API, Java script, Angular 8, </w:t>
-      </w:r>
-      <w:proofErr w:type="spellStart"/>
-      <w:r>
-        <w:rPr>
-          <w:sz w:val="20"/>
-          <w:szCs w:val="20"/>
-          <w:lang w:val="en-CA"/>
-        </w:rPr>
-        <w:t>Sql</w:t>
-      </w:r>
-      <w:proofErr w:type="spellEnd"/>
-      <w:r>
-        <w:rPr>
-          <w:sz w:val="20"/>
-          <w:szCs w:val="20"/>
-          <w:lang w:val="en-CA"/>
-        </w:rPr>
-        <w:t xml:space="preserve"> Server, Jira</w:t>
+        <w:t>Azure Functions, Azure AD, WCF, Web API, Java script, Angular 8, Sql Server, Jira</w:t>
       </w:r>
     </w:p>
     <w:p>
@@ -2887,51 +3617,15 @@
           <w:szCs w:val="20"/>
           <w:lang w:val="en-CA"/>
         </w:rPr>
-        <w:t xml:space="preserve">Project: </w:t>
-      </w:r>
-      <w:proofErr w:type="spellStart"/>
-      <w:r>
-        <w:rPr>
-          <w:sz w:val="20"/>
-          <w:szCs w:val="20"/>
-          <w:lang w:val="en-CA"/>
-        </w:rPr>
-        <w:t>EcarTag</w:t>
-      </w:r>
-      <w:proofErr w:type="spellEnd"/>
-      <w:r>
-        <w:rPr>
-          <w:sz w:val="20"/>
-          <w:szCs w:val="20"/>
-          <w:lang w:val="en-CA"/>
-        </w:rPr>
-        <w:t xml:space="preserve"> Portal</w:t>
-      </w:r>
-      <w:r>
-        <w:rPr>
-          <w:sz w:val="20"/>
-          <w:szCs w:val="20"/>
-          <w:lang w:val="en-CA"/>
-        </w:rPr>
-        <w:t xml:space="preserve">, </w:t>
-      </w:r>
-      <w:proofErr w:type="spellStart"/>
-      <w:r>
-        <w:rPr>
-          <w:sz w:val="20"/>
-          <w:szCs w:val="20"/>
-          <w:lang w:val="en-CA"/>
-        </w:rPr>
-        <w:t>CyclePro</w:t>
-      </w:r>
-      <w:proofErr w:type="spellEnd"/>
-      <w:r>
-        <w:rPr>
-          <w:sz w:val="20"/>
-          <w:szCs w:val="20"/>
-          <w:lang w:val="en-CA"/>
-        </w:rPr>
-        <w:t xml:space="preserve"> NextGen</w:t>
+        <w:t>Project: EcarTag Portal</w:t>
+      </w:r>
+      <w:r>
+        <w:rPr>
+          <w:sz w:val="20"/>
+          <w:szCs w:val="20"/>
+          <w:lang w:val="en-CA"/>
+        </w:rPr>
+        <w:t>, CyclePro NextGen</w:t>
       </w:r>
       <w:r>
         <w:rPr>
@@ -2989,25 +3683,7 @@
           <w:szCs w:val="20"/>
           <w:lang w:val="en-CA"/>
         </w:rPr>
-        <w:t xml:space="preserve">Client: </w:t>
-      </w:r>
-      <w:proofErr w:type="spellStart"/>
-      <w:r>
-        <w:rPr>
-          <w:sz w:val="20"/>
-          <w:szCs w:val="20"/>
-          <w:lang w:val="en-CA"/>
-        </w:rPr>
-        <w:t>EcarTag</w:t>
-      </w:r>
-      <w:proofErr w:type="spellEnd"/>
-      <w:r>
-        <w:rPr>
-          <w:sz w:val="20"/>
-          <w:szCs w:val="20"/>
-          <w:lang w:val="en-CA"/>
-        </w:rPr>
-        <w:t xml:space="preserve"> (US)</w:t>
+        <w:t>Client: EcarTag (US)</w:t>
       </w:r>
     </w:p>
     <w:p>
@@ -3053,25 +3729,7 @@
           <w:szCs w:val="20"/>
           <w:lang w:val="en-CA"/>
         </w:rPr>
-        <w:t xml:space="preserve">Asp.Net MVC, Web API, Java script, Polymer.JS, Polymer Web Components, </w:t>
-      </w:r>
-      <w:proofErr w:type="spellStart"/>
-      <w:r>
-        <w:rPr>
-          <w:sz w:val="20"/>
-          <w:szCs w:val="20"/>
-          <w:lang w:val="en-CA"/>
-        </w:rPr>
-        <w:t>Sql</w:t>
-      </w:r>
-      <w:proofErr w:type="spellEnd"/>
-      <w:r>
-        <w:rPr>
-          <w:sz w:val="20"/>
-          <w:szCs w:val="20"/>
-          <w:lang w:val="en-CA"/>
-        </w:rPr>
-        <w:t xml:space="preserve"> Server, WCF, Windows service, TFS, Remedy</w:t>
+        <w:t>Asp.Net MVC, Web API, Java script, Polymer.JS, Polymer Web Components, Sql Server, WCF, Windows service, TFS, Remedy</w:t>
       </w:r>
       <w:r>
         <w:rPr>
@@ -3087,25 +3745,7 @@
           <w:szCs w:val="20"/>
           <w:lang w:val="en-CA"/>
         </w:rPr>
-        <w:t xml:space="preserve">WCF, Trello, Windows service, TFS, Bootstrap, </w:t>
-      </w:r>
-      <w:proofErr w:type="spellStart"/>
-      <w:r>
-        <w:rPr>
-          <w:sz w:val="20"/>
-          <w:szCs w:val="20"/>
-          <w:lang w:val="en-CA"/>
-        </w:rPr>
-        <w:t>JQuery</w:t>
-      </w:r>
-      <w:proofErr w:type="spellEnd"/>
-      <w:r>
-        <w:rPr>
-          <w:sz w:val="20"/>
-          <w:szCs w:val="20"/>
-          <w:lang w:val="en-CA"/>
-        </w:rPr>
-        <w:t xml:space="preserve"> </w:t>
+        <w:t xml:space="preserve">WCF, Trello, Windows service, TFS, Bootstrap, JQuery </w:t>
       </w:r>
     </w:p>
     <w:p>
@@ -3300,25 +3940,7 @@
           <w:szCs w:val="20"/>
           <w:lang w:val="en-CA"/>
         </w:rPr>
-        <w:t xml:space="preserve">Client: </w:t>
-      </w:r>
-      <w:proofErr w:type="spellStart"/>
-      <w:r>
-        <w:rPr>
-          <w:sz w:val="20"/>
-          <w:szCs w:val="20"/>
-          <w:lang w:val="en-CA"/>
-        </w:rPr>
-        <w:t>Sapta</w:t>
-      </w:r>
-      <w:proofErr w:type="spellEnd"/>
-      <w:r>
-        <w:rPr>
-          <w:sz w:val="20"/>
-          <w:szCs w:val="20"/>
-          <w:lang w:val="en-CA"/>
-        </w:rPr>
-        <w:t xml:space="preserve"> Global Inc., NJ, US</w:t>
+        <w:t>Client: Sapta Global Inc., NJ, US</w:t>
       </w:r>
     </w:p>
     <w:p>
@@ -3364,25 +3986,7 @@
           <w:szCs w:val="20"/>
           <w:lang w:val="en-CA"/>
         </w:rPr>
-        <w:t xml:space="preserve">Asp.Net MVC, Web API, Boot strap 3, Java script, </w:t>
-      </w:r>
-      <w:proofErr w:type="spellStart"/>
-      <w:r>
-        <w:rPr>
-          <w:sz w:val="20"/>
-          <w:szCs w:val="20"/>
-          <w:lang w:val="en-CA"/>
-        </w:rPr>
-        <w:t>Sql</w:t>
-      </w:r>
-      <w:proofErr w:type="spellEnd"/>
-      <w:r>
-        <w:rPr>
-          <w:sz w:val="20"/>
-          <w:szCs w:val="20"/>
-          <w:lang w:val="en-CA"/>
-        </w:rPr>
-        <w:t xml:space="preserve"> Server, WCF, TFS</w:t>
+        <w:t>Asp.Net MVC, Web API, Boot strap 3, Java script, Sql Server, WCF, TFS</w:t>
       </w:r>
     </w:p>
     <w:p>
@@ -3413,8 +4017,8 @@
         <w:tblLook w:val="04A0" w:firstRow="1" w:lastRow="0" w:firstColumn="1" w:lastColumn="0" w:noHBand="0" w:noVBand="1"/>
       </w:tblPr>
       <w:tblGrid>
-        <w:gridCol w:w="4658"/>
-        <w:gridCol w:w="4659"/>
+        <w:gridCol w:w="4608"/>
+        <w:gridCol w:w="4609"/>
       </w:tblGrid>
       <w:tr>
         <w:trPr>
@@ -3492,6 +4096,7 @@
                 <w:szCs w:val="20"/>
                 <w:lang w:val="en-CA"/>
               </w:rPr>
+              <w:lastRenderedPageBreak/>
               <w:t>Web API, Services, SQL</w:t>
             </w:r>
             <w:r>
@@ -3526,26 +4131,7 @@
                 <w:szCs w:val="20"/>
                 <w:lang w:val="en-CA"/>
               </w:rPr>
-              <w:lastRenderedPageBreak/>
-              <w:t xml:space="preserve">C#.Net, Asp.Net, </w:t>
-            </w:r>
-            <w:proofErr w:type="spellStart"/>
-            <w:r>
-              <w:rPr>
-                <w:sz w:val="20"/>
-                <w:szCs w:val="20"/>
-                <w:lang w:val="en-CA"/>
-              </w:rPr>
-              <w:t>Sql</w:t>
-            </w:r>
-            <w:proofErr w:type="spellEnd"/>
-            <w:r>
-              <w:rPr>
-                <w:sz w:val="20"/>
-                <w:szCs w:val="20"/>
-                <w:lang w:val="en-CA"/>
-              </w:rPr>
-              <w:t xml:space="preserve"> Server</w:t>
+              <w:t>C#.Net, Asp.Net, Sql Server</w:t>
             </w:r>
           </w:p>
           <w:p>
@@ -3601,25 +4187,7 @@
                 <w:szCs w:val="20"/>
                 <w:lang w:val="en-CA"/>
               </w:rPr>
-              <w:t xml:space="preserve">Java Script, </w:t>
-            </w:r>
-            <w:proofErr w:type="spellStart"/>
-            <w:r>
-              <w:rPr>
-                <w:sz w:val="20"/>
-                <w:szCs w:val="20"/>
-                <w:lang w:val="en-CA"/>
-              </w:rPr>
-              <w:t>JQuery</w:t>
-            </w:r>
-            <w:proofErr w:type="spellEnd"/>
-            <w:r>
-              <w:rPr>
-                <w:sz w:val="20"/>
-                <w:szCs w:val="20"/>
-                <w:lang w:val="en-CA"/>
-              </w:rPr>
-              <w:t>, Angular</w:t>
+              <w:t>Java Script, JQuery, Angular</w:t>
             </w:r>
           </w:p>
         </w:tc>
@@ -3677,7 +4245,7 @@
                 <w:lang w:val="en-CA"/>
               </w:rPr>
             </w:pPr>
-            <w:hyperlink r:id="rId15" w:history="1">
+            <w:hyperlink r:id="rId19" w:history="1">
               <w:r>
                 <w:rPr>
                   <w:rStyle w:val="Hyperlink"/>
@@ -3693,27 +4261,9 @@
                 <w:sz w:val="22"/>
                 <w:lang w:val="en-CA"/>
               </w:rPr>
-              <w:t xml:space="preserve"> </w:t>
+              <w:t xml:space="preserve"> SAFe® 5 </w:t>
             </w:r>
-            <w:proofErr w:type="spellStart"/>
-            <w:r>
-              <w:rPr>
-                <w:rStyle w:val="Hyperlink"/>
-                <w:sz w:val="22"/>
-                <w:lang w:val="en-CA"/>
-              </w:rPr>
-              <w:t>SAFe</w:t>
-            </w:r>
-            <w:proofErr w:type="spellEnd"/>
-            <w:r>
-              <w:rPr>
-                <w:rStyle w:val="Hyperlink"/>
-                <w:sz w:val="22"/>
-                <w:lang w:val="en-CA"/>
-              </w:rPr>
-              <w:t xml:space="preserve">® 5 </w:t>
-            </w:r>
-            <w:hyperlink r:id="rId16" w:history="1">
+            <w:hyperlink r:id="rId20" w:history="1">
               <w:r>
                 <w:rPr>
                   <w:rStyle w:val="Hyperlink"/>
@@ -3740,7 +4290,7 @@
                 <w:lang w:val="en-CA"/>
               </w:rPr>
             </w:pPr>
-            <w:hyperlink r:id="rId17" w:history="1">
+            <w:hyperlink r:id="rId21" w:history="1">
               <w:r>
                 <w:rPr>
                   <w:rStyle w:val="Hyperlink"/>
@@ -3758,7 +4308,7 @@
                 <w:sz w:val="22"/>
               </w:rPr>
             </w:pPr>
-            <w:hyperlink r:id="rId18" w:history="1">
+            <w:hyperlink r:id="rId22" w:history="1">
               <w:r>
                 <w:rPr>
                   <w:rStyle w:val="Hyperlink"/>
@@ -3776,7 +4326,7 @@
                 <w:lang w:val="en-CA"/>
               </w:rPr>
             </w:pPr>
-            <w:hyperlink r:id="rId19" w:history="1">
+            <w:hyperlink r:id="rId23" w:history="1">
               <w:r>
                 <w:rPr>
                   <w:rStyle w:val="Hyperlink"/>
@@ -3801,12 +4351,12 @@
       </w:pPr>
     </w:p>
     <w:sectPr>
-      <w:headerReference w:type="even" r:id="rId20"/>
-      <w:headerReference w:type="default" r:id="rId21"/>
-      <w:footerReference w:type="even" r:id="rId22"/>
-      <w:footerReference w:type="default" r:id="rId23"/>
-      <w:headerReference w:type="first" r:id="rId24"/>
-      <w:footerReference w:type="first" r:id="rId25"/>
+      <w:headerReference w:type="even" r:id="rId24"/>
+      <w:headerReference w:type="default" r:id="rId25"/>
+      <w:footerReference w:type="even" r:id="rId26"/>
+      <w:footerReference w:type="default" r:id="rId27"/>
+      <w:headerReference w:type="first" r:id="rId28"/>
+      <w:footerReference w:type="first" r:id="rId29"/>
       <w:pgSz w:w="12240" w:h="15840" w:code="1"/>
       <w:pgMar w:top="1728" w:right="1152" w:bottom="1296" w:left="1152" w:header="720" w:footer="288" w:gutter="0"/>
       <w:cols w:space="720"/>
@@ -4428,6 +4978,11 @@
         </w:placeholder>
         <w:text/>
       </w:sdtPr>
+      <w:sdtEndPr>
+        <w:rPr>
+          <w:rStyle w:val="Heading2Char"/>
+        </w:rPr>
+      </w:sdtEndPr>
       <w:sdtContent>
         <w:r>
           <w:rPr>
@@ -6747,6 +7302,13 @@
     <w:pitch w:val="variable"/>
     <w:sig w:usb0="E0002EFF" w:usb1="C000785B" w:usb2="00000009" w:usb3="00000000" w:csb0="000001FF" w:csb1="00000000"/>
   </w:font>
+  <w:font w:name="Gautami">
+    <w:panose1 w:val="020B0502040204020203"/>
+    <w:charset w:val="00"/>
+    <w:family w:val="swiss"/>
+    <w:pitch w:val="variable"/>
+    <w:sig w:usb0="00200003" w:usb1="00000000" w:usb2="00000000" w:usb3="00000000" w:csb0="00000001" w:csb1="00000000"/>
+  </w:font>
   <w:font w:name="Tahoma">
     <w:panose1 w:val="020B0604030504040204"/>
     <w:charset w:val="00"/>
@@ -6809,6 +7371,7 @@
     <w:rsid w:val="000A1FE2"/>
     <w:rsid w:val="001A4519"/>
     <w:rsid w:val="001C0682"/>
+    <w:rsid w:val="00241DDC"/>
     <w:rsid w:val="00271FB3"/>
     <w:rsid w:val="00281A69"/>
     <w:rsid w:val="002F0DD1"/>
@@ -6825,6 +7388,7 @@
     <w:rsid w:val="0076356C"/>
     <w:rsid w:val="007F58CC"/>
     <w:rsid w:val="00871977"/>
+    <w:rsid w:val="00925B2A"/>
     <w:rsid w:val="00A36172"/>
     <w:rsid w:val="00AE1010"/>
     <w:rsid w:val="00B20696"/>
@@ -6858,7 +7422,7 @@
     <m:intLim m:val="subSup"/>
     <m:naryLim m:val="undOvr"/>
   </m:mathPr>
-  <w:themeFontLang w:val="en-US"/>
+  <w:themeFontLang w:val="en-US" w:bidi="te-IN"/>
   <w:clrSchemeMapping w:bg1="light1" w:t1="dark1" w:bg2="light2" w:t2="dark2" w:accent1="accent1" w:accent2="accent2" w:accent3="accent3" w:accent4="accent4" w:accent5="accent5" w:accent6="accent6" w:hyperlink="hyperlink" w:followedHyperlink="followedHyperlink"/>
   <w:decimalSymbol w:val="."/>
   <w:listSeparator w:val=","/>
@@ -8072,75 +8636,6 @@
 </file>
 
 <file path=customXml/item2.xml><?xml version="1.0" encoding="utf-8"?>
-<p:properties xmlns:p="http://schemas.microsoft.com/office/2006/metadata/properties" xmlns:xsi="http://www.w3.org/2001/XMLSchema-instance" xmlns:pc="http://schemas.microsoft.com/office/infopath/2007/PartnerControls">
-  <documentManagement>
-    <c5aebc35b3e840e5912c276ffe755dcf xmlns="d95a5b16-1b8d-4c7c-9ebf-89c0983b6970">
-      <Terms xmlns="http://schemas.microsoft.com/office/infopath/2007/PartnerControls"/>
-    </c5aebc35b3e840e5912c276ffe755dcf>
-    <Subjects_x0020_and_x0020_Keywords xmlns="d95a5b16-1b8d-4c7c-9ebf-89c0983b6970" xsi:nil="true"/>
-    <Abstract xmlns="d95a5b16-1b8d-4c7c-9ebf-89c0983b6970">CV-resume_EN-A4</Abstract>
-    <Published_x0020_By xmlns="d95a5b16-1b8d-4c7c-9ebf-89c0983b6970">
-      <UserInfo>
-        <DisplayName>Stiller, Regina C</DisplayName>
-        <AccountId>55167</AccountId>
-        <AccountType/>
-      </UserInfo>
-    </Published_x0020_By>
-    <Language xmlns="http://schemas.microsoft.com/sharepoint/v3">EN</Language>
-    <Geographic_x0020_Region xmlns="d95a5b16-1b8d-4c7c-9ebf-89c0983b6970"/>
-    <Owner_x0020_Organisation xmlns="d95a5b16-1b8d-4c7c-9ebf-89c0983b6970">United States</Owner_x0020_Organisation>
-    <Market xmlns="d95a5b16-1b8d-4c7c-9ebf-89c0983b6970"/>
-    <c79d12643ffc4d60ab657aaa1718cc32 xmlns="d95a5b16-1b8d-4c7c-9ebf-89c0983b6970">
-      <Terms xmlns="http://schemas.microsoft.com/office/infopath/2007/PartnerControls">
-        <TermInfo xmlns="http://schemas.microsoft.com/office/infopath/2007/PartnerControls">
-          <TermName xmlns="http://schemas.microsoft.com/office/infopath/2007/PartnerControls">Group</TermName>
-          <TermId xmlns="http://schemas.microsoft.com/office/infopath/2007/PartnerControls">43ac7042-3752-4f1b-8a93-43b36e65d3e5</TermId>
-        </TermInfo>
-      </Terms>
-    </c79d12643ffc4d60ab657aaa1718cc32>
-    <h4c66fbf292e4125b0e390af25f11c04 xmlns="d95a5b16-1b8d-4c7c-9ebf-89c0983b6970">
-      <Terms xmlns="http://schemas.microsoft.com/office/infopath/2007/PartnerControls"/>
-    </h4c66fbf292e4125b0e390af25f11c04>
-    <eafb632c3f5c40ba98242be6bbd6bb17 xmlns="d95a5b16-1b8d-4c7c-9ebf-89c0983b6970">
-      <Terms xmlns="http://schemas.microsoft.com/office/infopath/2007/PartnerControls"/>
-    </eafb632c3f5c40ba98242be6bbd6bb17>
-    <p43f7bb208e443c9b50eb304fe6606a3 xmlns="d95a5b16-1b8d-4c7c-9ebf-89c0983b6970">
-      <Terms xmlns="http://schemas.microsoft.com/office/infopath/2007/PartnerControls">
-        <TermInfo xmlns="http://schemas.microsoft.com/office/infopath/2007/PartnerControls">
-          <TermName xmlns="http://schemas.microsoft.com/office/infopath/2007/PartnerControls">Oracle</TermName>
-          <TermId xmlns="http://schemas.microsoft.com/office/infopath/2007/PartnerControls">029074b2-8863-4686-a04a-06dfaf5aa1e3</TermId>
-        </TermInfo>
-      </Terms>
-    </p43f7bb208e443c9b50eb304fe6606a3>
-    <TaxCatchAll xmlns="d95a5b16-1b8d-4c7c-9ebf-89c0983b6970">
-      <Value>10</Value>
-      <Value>260</Value>
-    </TaxCatchAll>
-    <Creator xmlns="d95a5b16-1b8d-4c7c-9ebf-89c0983b6970" xsi:nil="true"/>
-    <Proposition xmlns="d95a5b16-1b8d-4c7c-9ebf-89c0983b6970"/>
-    <Publication_x0020_Date xmlns="d95a5b16-1b8d-4c7c-9ebf-89c0983b6970">2013-01-09T00:00:00+00:00</Publication_x0020_Date>
-    <Best_x0020_Before_x0020_Date xmlns="d95a5b16-1b8d-4c7c-9ebf-89c0983b6970">2018-01-09T00:00:00+00:00</Best_x0020_Before_x0020_Date>
-    <BS_x0020_Document_x0020_Sub_x0020_Type xmlns="d95a5b16-1b8d-4c7c-9ebf-89c0983b6970">Business Aid</BS_x0020_Document_x0020_Sub_x0020_Type>
-    <CSMeta2010Field xmlns="http://schemas.microsoft.com/sharepoint/v3">bf381c8d-37d8-4fbd-b39b-cdfc4f3fea8c;2013-04-20 04:56:49;AUTOCLASSIFIED;Business theme:2013-04-20 04:56:49|False||AUTOCLASSIFIED|2013-04-20 04:56:49|UNDEFINED;Organization:2013-04-20 04:56:49|False||AUTOCLASSIFIED|2013-04-20 04:56:49|UNDEFINED;Sector:2013-04-20 04:56:49|False||AUTOCLASSIFIED|2013-04-20 04:56:49|UNDEFINED;Proposition:2013-04-20 04:56:49|False|2013-01-14 19:38:39|AUTOCLASSIFIED|2013-04-20 04:56:49|MANUALCLASSIFIED;Service line:2013-04-20 04:56:49|False|2013-01-14 19:38:39|AUTOCLASSIFIED|2013-04-20 04:56:49|MANUALCLASSIFIED;True</CSMeta2010Field>
-    <External_x0020_Use xmlns="d95a5b16-1b8d-4c7c-9ebf-89c0983b6970">No</External_x0020_Use>
-  </documentManagement>
-</p:properties>
-</file>
-
-<file path=customXml/item3.xml><?xml version="1.0" encoding="utf-8"?>
-<b:Sources xmlns:b="http://schemas.openxmlformats.org/officeDocument/2006/bibliography" xmlns="http://schemas.openxmlformats.org/officeDocument/2006/bibliography" SelectedStyle="\APA.XSL" StyleName="APA"/>
-</file>
-
-<file path=customXml/item4.xml><?xml version="1.0" encoding="utf-8"?>
-<?mso-contentType ?>
-<FormTemplates xmlns="http://schemas.microsoft.com/sharepoint/v3/contenttype/forms">
-  <Display>DocumentLibraryForm</Display>
-  <Edit>DocumentLibraryForm</Edit>
-  <New>DocumentLibraryForm</New>
-</FormTemplates>
-</file>
-
-<file path=customXml/item5.xml><?xml version="1.0" encoding="utf-8"?>
 <?mso-contentType ?>
 <spe:Receivers xmlns:spe="http://schemas.microsoft.com/sharepoint/events">
   <Receiver>
@@ -8266,6 +8761,75 @@
 </spe:Receivers>
 </file>
 
+<file path=customXml/item3.xml><?xml version="1.0" encoding="utf-8"?>
+<?mso-contentType ?>
+<FormTemplates xmlns="http://schemas.microsoft.com/sharepoint/v3/contenttype/forms">
+  <Display>DocumentLibraryForm</Display>
+  <Edit>DocumentLibraryForm</Edit>
+  <New>DocumentLibraryForm</New>
+</FormTemplates>
+</file>
+
+<file path=customXml/item4.xml><?xml version="1.0" encoding="utf-8"?>
+<b:Sources xmlns:b="http://schemas.openxmlformats.org/officeDocument/2006/bibliography" xmlns="http://schemas.openxmlformats.org/officeDocument/2006/bibliography" SelectedStyle="\APA.XSL" StyleName="APA"/>
+</file>
+
+<file path=customXml/item5.xml><?xml version="1.0" encoding="utf-8"?>
+<p:properties xmlns:p="http://schemas.microsoft.com/office/2006/metadata/properties" xmlns:xsi="http://www.w3.org/2001/XMLSchema-instance" xmlns:pc="http://schemas.microsoft.com/office/infopath/2007/PartnerControls">
+  <documentManagement>
+    <c5aebc35b3e840e5912c276ffe755dcf xmlns="d95a5b16-1b8d-4c7c-9ebf-89c0983b6970">
+      <Terms xmlns="http://schemas.microsoft.com/office/infopath/2007/PartnerControls"/>
+    </c5aebc35b3e840e5912c276ffe755dcf>
+    <Subjects_x0020_and_x0020_Keywords xmlns="d95a5b16-1b8d-4c7c-9ebf-89c0983b6970" xsi:nil="true"/>
+    <Abstract xmlns="d95a5b16-1b8d-4c7c-9ebf-89c0983b6970">CV-resume_EN-A4</Abstract>
+    <Published_x0020_By xmlns="d95a5b16-1b8d-4c7c-9ebf-89c0983b6970">
+      <UserInfo>
+        <DisplayName>Stiller, Regina C</DisplayName>
+        <AccountId>55167</AccountId>
+        <AccountType/>
+      </UserInfo>
+    </Published_x0020_By>
+    <Language xmlns="http://schemas.microsoft.com/sharepoint/v3">EN</Language>
+    <Geographic_x0020_Region xmlns="d95a5b16-1b8d-4c7c-9ebf-89c0983b6970"/>
+    <Owner_x0020_Organisation xmlns="d95a5b16-1b8d-4c7c-9ebf-89c0983b6970">United States</Owner_x0020_Organisation>
+    <Market xmlns="d95a5b16-1b8d-4c7c-9ebf-89c0983b6970"/>
+    <c79d12643ffc4d60ab657aaa1718cc32 xmlns="d95a5b16-1b8d-4c7c-9ebf-89c0983b6970">
+      <Terms xmlns="http://schemas.microsoft.com/office/infopath/2007/PartnerControls">
+        <TermInfo xmlns="http://schemas.microsoft.com/office/infopath/2007/PartnerControls">
+          <TermName xmlns="http://schemas.microsoft.com/office/infopath/2007/PartnerControls">Group</TermName>
+          <TermId xmlns="http://schemas.microsoft.com/office/infopath/2007/PartnerControls">43ac7042-3752-4f1b-8a93-43b36e65d3e5</TermId>
+        </TermInfo>
+      </Terms>
+    </c79d12643ffc4d60ab657aaa1718cc32>
+    <h4c66fbf292e4125b0e390af25f11c04 xmlns="d95a5b16-1b8d-4c7c-9ebf-89c0983b6970">
+      <Terms xmlns="http://schemas.microsoft.com/office/infopath/2007/PartnerControls"/>
+    </h4c66fbf292e4125b0e390af25f11c04>
+    <eafb632c3f5c40ba98242be6bbd6bb17 xmlns="d95a5b16-1b8d-4c7c-9ebf-89c0983b6970">
+      <Terms xmlns="http://schemas.microsoft.com/office/infopath/2007/PartnerControls"/>
+    </eafb632c3f5c40ba98242be6bbd6bb17>
+    <p43f7bb208e443c9b50eb304fe6606a3 xmlns="d95a5b16-1b8d-4c7c-9ebf-89c0983b6970">
+      <Terms xmlns="http://schemas.microsoft.com/office/infopath/2007/PartnerControls">
+        <TermInfo xmlns="http://schemas.microsoft.com/office/infopath/2007/PartnerControls">
+          <TermName xmlns="http://schemas.microsoft.com/office/infopath/2007/PartnerControls">Oracle</TermName>
+          <TermId xmlns="http://schemas.microsoft.com/office/infopath/2007/PartnerControls">029074b2-8863-4686-a04a-06dfaf5aa1e3</TermId>
+        </TermInfo>
+      </Terms>
+    </p43f7bb208e443c9b50eb304fe6606a3>
+    <TaxCatchAll xmlns="d95a5b16-1b8d-4c7c-9ebf-89c0983b6970">
+      <Value>10</Value>
+      <Value>260</Value>
+    </TaxCatchAll>
+    <Creator xmlns="d95a5b16-1b8d-4c7c-9ebf-89c0983b6970" xsi:nil="true"/>
+    <Proposition xmlns="d95a5b16-1b8d-4c7c-9ebf-89c0983b6970"/>
+    <Publication_x0020_Date xmlns="d95a5b16-1b8d-4c7c-9ebf-89c0983b6970">2013-01-09T00:00:00+00:00</Publication_x0020_Date>
+    <Best_x0020_Before_x0020_Date xmlns="d95a5b16-1b8d-4c7c-9ebf-89c0983b6970">2018-01-09T00:00:00+00:00</Best_x0020_Before_x0020_Date>
+    <BS_x0020_Document_x0020_Sub_x0020_Type xmlns="d95a5b16-1b8d-4c7c-9ebf-89c0983b6970">Business Aid</BS_x0020_Document_x0020_Sub_x0020_Type>
+    <CSMeta2010Field xmlns="http://schemas.microsoft.com/sharepoint/v3">bf381c8d-37d8-4fbd-b39b-cdfc4f3fea8c;2013-04-20 04:56:49;AUTOCLASSIFIED;Business theme:2013-04-20 04:56:49|False||AUTOCLASSIFIED|2013-04-20 04:56:49|UNDEFINED;Organization:2013-04-20 04:56:49|False||AUTOCLASSIFIED|2013-04-20 04:56:49|UNDEFINED;Sector:2013-04-20 04:56:49|False||AUTOCLASSIFIED|2013-04-20 04:56:49|UNDEFINED;Proposition:2013-04-20 04:56:49|False|2013-01-14 19:38:39|AUTOCLASSIFIED|2013-04-20 04:56:49|MANUALCLASSIFIED;Service line:2013-04-20 04:56:49|False|2013-01-14 19:38:39|AUTOCLASSIFIED|2013-04-20 04:56:49|MANUALCLASSIFIED;True</CSMeta2010Field>
+    <External_x0020_Use xmlns="d95a5b16-1b8d-4c7c-9ebf-89c0983b6970">No</External_x0020_Use>
+  </documentManagement>
+</p:properties>
+</file>
+
 <file path=customXml/itemProps1.xml><?xml version="1.0" encoding="utf-8"?>
 <ds:datastoreItem xmlns:ds="http://schemas.openxmlformats.org/officeDocument/2006/customXml" ds:itemID="{1CA92032-10A1-4B85-984E-E2E132DCE3A6}">
   <ds:schemaRefs>
@@ -8286,6 +8850,30 @@
 </file>
 
 <file path=customXml/itemProps2.xml><?xml version="1.0" encoding="utf-8"?>
+<ds:datastoreItem xmlns:ds="http://schemas.openxmlformats.org/officeDocument/2006/customXml" ds:itemID="{537FE29C-83D4-46B5-AE45-53F675AF1B58}">
+  <ds:schemaRefs>
+    <ds:schemaRef ds:uri="http://schemas.microsoft.com/sharepoint/events"/>
+  </ds:schemaRefs>
+</ds:datastoreItem>
+</file>
+
+<file path=customXml/itemProps3.xml><?xml version="1.0" encoding="utf-8"?>
+<ds:datastoreItem xmlns:ds="http://schemas.openxmlformats.org/officeDocument/2006/customXml" ds:itemID="{FBABA658-723E-460D-8199-CDE24DB67DDC}">
+  <ds:schemaRefs>
+    <ds:schemaRef ds:uri="http://schemas.microsoft.com/sharepoint/v3/contenttype/forms"/>
+  </ds:schemaRefs>
+</ds:datastoreItem>
+</file>
+
+<file path=customXml/itemProps4.xml><?xml version="1.0" encoding="utf-8"?>
+<ds:datastoreItem xmlns:ds="http://schemas.openxmlformats.org/officeDocument/2006/customXml" ds:itemID="{B72D2DDE-0D6E-4323-9BD2-844D53488BFE}">
+  <ds:schemaRefs>
+    <ds:schemaRef ds:uri="http://schemas.openxmlformats.org/officeDocument/2006/bibliography"/>
+  </ds:schemaRefs>
+</ds:datastoreItem>
+</file>
+
+<file path=customXml/itemProps5.xml><?xml version="1.0" encoding="utf-8"?>
 <ds:datastoreItem xmlns:ds="http://schemas.openxmlformats.org/officeDocument/2006/customXml" ds:itemID="{16721940-5CCE-4DE3-ACB2-1BF2F5436483}">
   <ds:schemaRefs>
     <ds:schemaRef ds:uri="http://schemas.microsoft.com/office/2006/metadata/properties"/>
@@ -8296,30 +8884,6 @@
 </ds:datastoreItem>
 </file>
 
-<file path=customXml/itemProps3.xml><?xml version="1.0" encoding="utf-8"?>
-<ds:datastoreItem xmlns:ds="http://schemas.openxmlformats.org/officeDocument/2006/customXml" ds:itemID="{B72D2DDE-0D6E-4323-9BD2-844D53488BFE}">
-  <ds:schemaRefs>
-    <ds:schemaRef ds:uri="http://schemas.openxmlformats.org/officeDocument/2006/bibliography"/>
-  </ds:schemaRefs>
-</ds:datastoreItem>
-</file>
-
-<file path=customXml/itemProps4.xml><?xml version="1.0" encoding="utf-8"?>
-<ds:datastoreItem xmlns:ds="http://schemas.openxmlformats.org/officeDocument/2006/customXml" ds:itemID="{FBABA658-723E-460D-8199-CDE24DB67DDC}">
-  <ds:schemaRefs>
-    <ds:schemaRef ds:uri="http://schemas.microsoft.com/sharepoint/v3/contenttype/forms"/>
-  </ds:schemaRefs>
-</ds:datastoreItem>
-</file>
-
-<file path=customXml/itemProps5.xml><?xml version="1.0" encoding="utf-8"?>
-<ds:datastoreItem xmlns:ds="http://schemas.openxmlformats.org/officeDocument/2006/customXml" ds:itemID="{537FE29C-83D4-46B5-AE45-53F675AF1B58}">
-  <ds:schemaRefs>
-    <ds:schemaRef ds:uri="http://schemas.microsoft.com/sharepoint/events"/>
-  </ds:schemaRefs>
-</ds:datastoreItem>
-</file>
-
 <file path=docMetadata/LabelInfo.xml><?xml version="1.0" encoding="utf-8"?>
 <clbl:labelList xmlns:clbl="http://schemas.microsoft.com/office/2020/mipLabelMetadata">
   <clbl:label id="{d9290083-bd2f-48a2-8ac5-09a524b17d15}" enabled="1" method="Privileged" siteId="{b9fec68c-c92d-461e-9a97-3d03a0f18b82}" contentBits="1" removed="0"/>

--- a/RAVICHANDRA VYDHYA.docx
+++ b/RAVICHANDRA VYDHYA.docx
@@ -4960,6 +4960,10 @@
   <w:p>
     <w:pPr>
       <w:pStyle w:val="Header"/>
+      <w:rPr>
+        <w:noProof/>
+        <w:lang w:val="en-US"/>
+      </w:rPr>
     </w:pPr>
     <w:sdt>
       <w:sdtPr>
@@ -4978,11 +4982,6 @@
         </w:placeholder>
         <w:text/>
       </w:sdtPr>
-      <w:sdtEndPr>
-        <w:rPr>
-          <w:rStyle w:val="Heading2Char"/>
-        </w:rPr>
-      </w:sdtEndPr>
       <w:sdtContent>
         <w:r>
           <w:rPr>
@@ -5004,6 +5003,11 @@
       </w:rPr>
       <w:t xml:space="preserve"> </w:t>
     </w:r>
+  </w:p>
+  <w:p>
+    <w:pPr>
+      <w:pStyle w:val="Header"/>
+    </w:pPr>
     <w:r>
       <w:rPr>
         <w:noProof/>
@@ -5111,6 +5115,13 @@
           </a:graphic>
         </wp:anchor>
       </w:drawing>
+    </w:r>
+    <w:r>
+      <w:rPr>
+        <w:noProof/>
+        <w:lang w:val="en-US"/>
+      </w:rPr>
+      <w:t>+91-9700019865</w:t>
     </w:r>
   </w:p>
 </w:hdr>
@@ -7378,6 +7389,7 @@
     <w:rsid w:val="002F3B7C"/>
     <w:rsid w:val="004821DC"/>
     <w:rsid w:val="0048600D"/>
+    <w:rsid w:val="0049284B"/>
     <w:rsid w:val="004969AD"/>
     <w:rsid w:val="00523791"/>
     <w:rsid w:val="00537014"/>
@@ -7387,6 +7399,7 @@
     <w:rsid w:val="00723CC5"/>
     <w:rsid w:val="0076356C"/>
     <w:rsid w:val="007F58CC"/>
+    <w:rsid w:val="00825BCE"/>
     <w:rsid w:val="00871977"/>
     <w:rsid w:val="00925B2A"/>
     <w:rsid w:val="00A36172"/>
@@ -8198,6 +8211,132 @@
 </file>
 
 <file path=customXml/item1.xml><?xml version="1.0" encoding="utf-8"?>
+<?mso-contentType ?>
+<spe:Receivers xmlns:spe="http://schemas.microsoft.com/sharepoint/events">
+  <Receiver>
+    <Name>ItemUpdatedEventHandlerForConceptSearch</Name>
+    <Synchronization>Default</Synchronization>
+    <Type>10002</Type>
+    <SequenceNumber>10001</SequenceNumber>
+    <Assembly>conceptSearching.Sharepoint.ContentTypes, Version=1.0.0.0, Culture=neutral, PublicKeyToken=858f8f13980e4745</Assembly>
+    <Class>conceptSearching.Sharepoint.ContentTypes.CSHandleEvent</Class>
+    <Data/>
+    <Filter/>
+  </Receiver>
+  <Receiver>
+    <Name>ItemCheckedInEventHandlerForConceptSearch</Name>
+    <Synchronization>Default</Synchronization>
+    <Type>10004</Type>
+    <SequenceNumber>10002</SequenceNumber>
+    <Assembly>conceptSearching.Sharepoint.ContentTypes, Version=1.0.0.0, Culture=neutral, PublicKeyToken=858f8f13980e4745</Assembly>
+    <Class>conceptSearching.Sharepoint.ContentTypes.CSHandleEvent</Class>
+    <Data/>
+    <Filter/>
+  </Receiver>
+  <Receiver>
+    <Name>ItemUncheckedOutEventHandlerForConceptSearch</Name>
+    <Synchronization>Default</Synchronization>
+    <Type>10006</Type>
+    <SequenceNumber>10003</SequenceNumber>
+    <Assembly>conceptSearching.Sharepoint.ContentTypes, Version=1.0.0.0, Culture=neutral, PublicKeyToken=858f8f13980e4745</Assembly>
+    <Class>conceptSearching.Sharepoint.ContentTypes.CSHandleEvent</Class>
+    <Data/>
+    <Filter/>
+  </Receiver>
+  <Receiver>
+    <Name>ItemAddedEventHandlerForConceptSearch</Name>
+    <Synchronization>Default</Synchronization>
+    <Type>10001</Type>
+    <SequenceNumber>10004</SequenceNumber>
+    <Assembly>conceptSearching.Sharepoint.ContentTypes, Version=1.0.0.0, Culture=neutral, PublicKeyToken=858f8f13980e4745</Assembly>
+    <Class>conceptSearching.Sharepoint.ContentTypes.CSHandleEvent</Class>
+    <Data/>
+    <Filter/>
+  </Receiver>
+  <Receiver>
+    <Name>ItemFileMovedEventHandlerForConceptSearch</Name>
+    <Synchronization>Default</Synchronization>
+    <Type>10009</Type>
+    <SequenceNumber>10005</SequenceNumber>
+    <Assembly>conceptSearching.Sharepoint.ContentTypes, Version=1.0.0.0, Culture=neutral, PublicKeyToken=858f8f13980e4745</Assembly>
+    <Class>conceptSearching.Sharepoint.ContentTypes.CSHandleEvent</Class>
+    <Data/>
+    <Filter/>
+  </Receiver>
+  <Receiver>
+    <Name>ItemDeletedEventHandlerForConceptSearch</Name>
+    <Synchronization>Default</Synchronization>
+    <Type>10003</Type>
+    <SequenceNumber>10006</SequenceNumber>
+    <Assembly>conceptSearching.Sharepoint.ContentTypes, Version=1.0.0.0, Culture=neutral, PublicKeyToken=858f8f13980e4745</Assembly>
+    <Class>conceptSearching.Sharepoint.ContentTypes.CSHandleEvent</Class>
+    <Data/>
+    <Filter/>
+  </Receiver>
+  <Receiver>
+    <Name>ItemUpdatedEventHandlerForConceptSearch</Name>
+    <Synchronization>Asynchronous</Synchronization>
+    <Type>10002</Type>
+    <SequenceNumber>10001</SequenceNumber>
+    <Assembly>conceptSearching.Sharepoint.ContentTypes2010, Version=1.0.0.0, Culture=neutral, PublicKeyToken=858f8f13980e4745</Assembly>
+    <Class>conceptSearching.Sharepoint.ContentTypes2010.CSHandleEvent</Class>
+    <Data/>
+    <Filter/>
+  </Receiver>
+  <Receiver>
+    <Name>ItemCheckedInEventHandlerForConceptSearch</Name>
+    <Synchronization>Asynchronous</Synchronization>
+    <Type>10004</Type>
+    <SequenceNumber>10002</SequenceNumber>
+    <Assembly>conceptSearching.Sharepoint.ContentTypes2010, Version=1.0.0.0, Culture=neutral, PublicKeyToken=858f8f13980e4745</Assembly>
+    <Class>conceptSearching.Sharepoint.ContentTypes2010.CSHandleEvent</Class>
+    <Data/>
+    <Filter/>
+  </Receiver>
+  <Receiver>
+    <Name>ItemUncheckedOutEventHandlerForConceptSearch</Name>
+    <Synchronization>Asynchronous</Synchronization>
+    <Type>10006</Type>
+    <SequenceNumber>10003</SequenceNumber>
+    <Assembly>conceptSearching.Sharepoint.ContentTypes2010, Version=1.0.0.0, Culture=neutral, PublicKeyToken=858f8f13980e4745</Assembly>
+    <Class>conceptSearching.Sharepoint.ContentTypes2010.CSHandleEvent</Class>
+    <Data/>
+    <Filter/>
+  </Receiver>
+  <Receiver>
+    <Name>ItemAddedEventHandlerForConceptSearch</Name>
+    <Synchronization>Asynchronous</Synchronization>
+    <Type>10001</Type>
+    <SequenceNumber>10004</SequenceNumber>
+    <Assembly>conceptSearching.Sharepoint.ContentTypes2010, Version=1.0.0.0, Culture=neutral, PublicKeyToken=858f8f13980e4745</Assembly>
+    <Class>conceptSearching.Sharepoint.ContentTypes2010.CSHandleEvent</Class>
+    <Data/>
+    <Filter/>
+  </Receiver>
+  <Receiver>
+    <Name>ItemFileMovedEventHandlerForConceptSearch</Name>
+    <Synchronization>Asynchronous</Synchronization>
+    <Type>10009</Type>
+    <SequenceNumber>10005</SequenceNumber>
+    <Assembly>conceptSearching.Sharepoint.ContentTypes2010, Version=1.0.0.0, Culture=neutral, PublicKeyToken=858f8f13980e4745</Assembly>
+    <Class>conceptSearching.Sharepoint.ContentTypes2010.CSHandleEvent</Class>
+    <Data/>
+    <Filter/>
+  </Receiver>
+  <Receiver>
+    <Name>ItemDeletedEventHandlerForConceptSearch</Name>
+    <Synchronization>Asynchronous</Synchronization>
+    <Type>10003</Type>
+    <SequenceNumber>10006</SequenceNumber>
+    <Assembly>conceptSearching.Sharepoint.ContentTypes2010, Version=1.0.0.0, Culture=neutral, PublicKeyToken=858f8f13980e4745</Assembly>
+    <Class>conceptSearching.Sharepoint.ContentTypes2010.CSHandleEvent</Class>
+    <Data/>
+    <Filter/>
+  </Receiver>
+</spe:Receivers>
+</file>
+
+<file path=customXml/item2.xml><?xml version="1.0" encoding="utf-8"?>
 <ct:contentTypeSchema xmlns:ct="http://schemas.microsoft.com/office/2006/metadata/contentType" xmlns:ma="http://schemas.microsoft.com/office/2006/metadata/properties/metaAttributes" ct:_="" ma:_="" ma:contentTypeName="Business Support" ma:contentTypeID="0x010100DCE5D5DBCBA6844C95AAA11EB3A32719002FF8385B8572694FA7ACC1CC37F60277" ma:contentTypeVersion="18" ma:contentTypeDescription="" ma:contentTypeScope="" ma:versionID="4d815f47fb6b946fe9ef597a0a9346d8">
   <xsd:schema xmlns:xsd="http://www.w3.org/2001/XMLSchema" xmlns:xs="http://www.w3.org/2001/XMLSchema" xmlns:p="http://schemas.microsoft.com/office/2006/metadata/properties" xmlns:ns1="http://schemas.microsoft.com/sharepoint/v3" xmlns:ns2="d95a5b16-1b8d-4c7c-9ebf-89c0983b6970" targetNamespace="http://schemas.microsoft.com/office/2006/metadata/properties" ma:root="true" ma:fieldsID="21cf4c43f121d424db204159af201093" ns1:_="" ns2:_="">
     <xsd:import namespace="http://schemas.microsoft.com/sharepoint/v3"/>
@@ -8635,146 +8774,7 @@
 </ct:contentTypeSchema>
 </file>
 
-<file path=customXml/item2.xml><?xml version="1.0" encoding="utf-8"?>
-<?mso-contentType ?>
-<spe:Receivers xmlns:spe="http://schemas.microsoft.com/sharepoint/events">
-  <Receiver>
-    <Name>ItemUpdatedEventHandlerForConceptSearch</Name>
-    <Synchronization>Default</Synchronization>
-    <Type>10002</Type>
-    <SequenceNumber>10001</SequenceNumber>
-    <Assembly>conceptSearching.Sharepoint.ContentTypes, Version=1.0.0.0, Culture=neutral, PublicKeyToken=858f8f13980e4745</Assembly>
-    <Class>conceptSearching.Sharepoint.ContentTypes.CSHandleEvent</Class>
-    <Data/>
-    <Filter/>
-  </Receiver>
-  <Receiver>
-    <Name>ItemCheckedInEventHandlerForConceptSearch</Name>
-    <Synchronization>Default</Synchronization>
-    <Type>10004</Type>
-    <SequenceNumber>10002</SequenceNumber>
-    <Assembly>conceptSearching.Sharepoint.ContentTypes, Version=1.0.0.0, Culture=neutral, PublicKeyToken=858f8f13980e4745</Assembly>
-    <Class>conceptSearching.Sharepoint.ContentTypes.CSHandleEvent</Class>
-    <Data/>
-    <Filter/>
-  </Receiver>
-  <Receiver>
-    <Name>ItemUncheckedOutEventHandlerForConceptSearch</Name>
-    <Synchronization>Default</Synchronization>
-    <Type>10006</Type>
-    <SequenceNumber>10003</SequenceNumber>
-    <Assembly>conceptSearching.Sharepoint.ContentTypes, Version=1.0.0.0, Culture=neutral, PublicKeyToken=858f8f13980e4745</Assembly>
-    <Class>conceptSearching.Sharepoint.ContentTypes.CSHandleEvent</Class>
-    <Data/>
-    <Filter/>
-  </Receiver>
-  <Receiver>
-    <Name>ItemAddedEventHandlerForConceptSearch</Name>
-    <Synchronization>Default</Synchronization>
-    <Type>10001</Type>
-    <SequenceNumber>10004</SequenceNumber>
-    <Assembly>conceptSearching.Sharepoint.ContentTypes, Version=1.0.0.0, Culture=neutral, PublicKeyToken=858f8f13980e4745</Assembly>
-    <Class>conceptSearching.Sharepoint.ContentTypes.CSHandleEvent</Class>
-    <Data/>
-    <Filter/>
-  </Receiver>
-  <Receiver>
-    <Name>ItemFileMovedEventHandlerForConceptSearch</Name>
-    <Synchronization>Default</Synchronization>
-    <Type>10009</Type>
-    <SequenceNumber>10005</SequenceNumber>
-    <Assembly>conceptSearching.Sharepoint.ContentTypes, Version=1.0.0.0, Culture=neutral, PublicKeyToken=858f8f13980e4745</Assembly>
-    <Class>conceptSearching.Sharepoint.ContentTypes.CSHandleEvent</Class>
-    <Data/>
-    <Filter/>
-  </Receiver>
-  <Receiver>
-    <Name>ItemDeletedEventHandlerForConceptSearch</Name>
-    <Synchronization>Default</Synchronization>
-    <Type>10003</Type>
-    <SequenceNumber>10006</SequenceNumber>
-    <Assembly>conceptSearching.Sharepoint.ContentTypes, Version=1.0.0.0, Culture=neutral, PublicKeyToken=858f8f13980e4745</Assembly>
-    <Class>conceptSearching.Sharepoint.ContentTypes.CSHandleEvent</Class>
-    <Data/>
-    <Filter/>
-  </Receiver>
-  <Receiver>
-    <Name>ItemUpdatedEventHandlerForConceptSearch</Name>
-    <Synchronization>Asynchronous</Synchronization>
-    <Type>10002</Type>
-    <SequenceNumber>10001</SequenceNumber>
-    <Assembly>conceptSearching.Sharepoint.ContentTypes2010, Version=1.0.0.0, Culture=neutral, PublicKeyToken=858f8f13980e4745</Assembly>
-    <Class>conceptSearching.Sharepoint.ContentTypes2010.CSHandleEvent</Class>
-    <Data/>
-    <Filter/>
-  </Receiver>
-  <Receiver>
-    <Name>ItemCheckedInEventHandlerForConceptSearch</Name>
-    <Synchronization>Asynchronous</Synchronization>
-    <Type>10004</Type>
-    <SequenceNumber>10002</SequenceNumber>
-    <Assembly>conceptSearching.Sharepoint.ContentTypes2010, Version=1.0.0.0, Culture=neutral, PublicKeyToken=858f8f13980e4745</Assembly>
-    <Class>conceptSearching.Sharepoint.ContentTypes2010.CSHandleEvent</Class>
-    <Data/>
-    <Filter/>
-  </Receiver>
-  <Receiver>
-    <Name>ItemUncheckedOutEventHandlerForConceptSearch</Name>
-    <Synchronization>Asynchronous</Synchronization>
-    <Type>10006</Type>
-    <SequenceNumber>10003</SequenceNumber>
-    <Assembly>conceptSearching.Sharepoint.ContentTypes2010, Version=1.0.0.0, Culture=neutral, PublicKeyToken=858f8f13980e4745</Assembly>
-    <Class>conceptSearching.Sharepoint.ContentTypes2010.CSHandleEvent</Class>
-    <Data/>
-    <Filter/>
-  </Receiver>
-  <Receiver>
-    <Name>ItemAddedEventHandlerForConceptSearch</Name>
-    <Synchronization>Asynchronous</Synchronization>
-    <Type>10001</Type>
-    <SequenceNumber>10004</SequenceNumber>
-    <Assembly>conceptSearching.Sharepoint.ContentTypes2010, Version=1.0.0.0, Culture=neutral, PublicKeyToken=858f8f13980e4745</Assembly>
-    <Class>conceptSearching.Sharepoint.ContentTypes2010.CSHandleEvent</Class>
-    <Data/>
-    <Filter/>
-  </Receiver>
-  <Receiver>
-    <Name>ItemFileMovedEventHandlerForConceptSearch</Name>
-    <Synchronization>Asynchronous</Synchronization>
-    <Type>10009</Type>
-    <SequenceNumber>10005</SequenceNumber>
-    <Assembly>conceptSearching.Sharepoint.ContentTypes2010, Version=1.0.0.0, Culture=neutral, PublicKeyToken=858f8f13980e4745</Assembly>
-    <Class>conceptSearching.Sharepoint.ContentTypes2010.CSHandleEvent</Class>
-    <Data/>
-    <Filter/>
-  </Receiver>
-  <Receiver>
-    <Name>ItemDeletedEventHandlerForConceptSearch</Name>
-    <Synchronization>Asynchronous</Synchronization>
-    <Type>10003</Type>
-    <SequenceNumber>10006</SequenceNumber>
-    <Assembly>conceptSearching.Sharepoint.ContentTypes2010, Version=1.0.0.0, Culture=neutral, PublicKeyToken=858f8f13980e4745</Assembly>
-    <Class>conceptSearching.Sharepoint.ContentTypes2010.CSHandleEvent</Class>
-    <Data/>
-    <Filter/>
-  </Receiver>
-</spe:Receivers>
-</file>
-
 <file path=customXml/item3.xml><?xml version="1.0" encoding="utf-8"?>
-<?mso-contentType ?>
-<FormTemplates xmlns="http://schemas.microsoft.com/sharepoint/v3/contenttype/forms">
-  <Display>DocumentLibraryForm</Display>
-  <Edit>DocumentLibraryForm</Edit>
-  <New>DocumentLibraryForm</New>
-</FormTemplates>
-</file>
-
-<file path=customXml/item4.xml><?xml version="1.0" encoding="utf-8"?>
-<b:Sources xmlns:b="http://schemas.openxmlformats.org/officeDocument/2006/bibliography" xmlns="http://schemas.openxmlformats.org/officeDocument/2006/bibliography" SelectedStyle="\APA.XSL" StyleName="APA"/>
-</file>
-
-<file path=customXml/item5.xml><?xml version="1.0" encoding="utf-8"?>
 <p:properties xmlns:p="http://schemas.microsoft.com/office/2006/metadata/properties" xmlns:xsi="http://www.w3.org/2001/XMLSchema-instance" xmlns:pc="http://schemas.microsoft.com/office/infopath/2007/PartnerControls">
   <documentManagement>
     <c5aebc35b3e840e5912c276ffe755dcf xmlns="d95a5b16-1b8d-4c7c-9ebf-89c0983b6970">
@@ -8830,7 +8830,28 @@
 </p:properties>
 </file>
 
+<file path=customXml/item4.xml><?xml version="1.0" encoding="utf-8"?>
+<b:Sources xmlns:b="http://schemas.openxmlformats.org/officeDocument/2006/bibliography" xmlns="http://schemas.openxmlformats.org/officeDocument/2006/bibliography" SelectedStyle="\APA.XSL" StyleName="APA"/>
+</file>
+
+<file path=customXml/item5.xml><?xml version="1.0" encoding="utf-8"?>
+<?mso-contentType ?>
+<FormTemplates xmlns="http://schemas.microsoft.com/sharepoint/v3/contenttype/forms">
+  <Display>DocumentLibraryForm</Display>
+  <Edit>DocumentLibraryForm</Edit>
+  <New>DocumentLibraryForm</New>
+</FormTemplates>
+</file>
+
 <file path=customXml/itemProps1.xml><?xml version="1.0" encoding="utf-8"?>
+<ds:datastoreItem xmlns:ds="http://schemas.openxmlformats.org/officeDocument/2006/customXml" ds:itemID="{537FE29C-83D4-46B5-AE45-53F675AF1B58}">
+  <ds:schemaRefs>
+    <ds:schemaRef ds:uri="http://schemas.microsoft.com/sharepoint/events"/>
+  </ds:schemaRefs>
+</ds:datastoreItem>
+</file>
+
+<file path=customXml/itemProps2.xml><?xml version="1.0" encoding="utf-8"?>
 <ds:datastoreItem xmlns:ds="http://schemas.openxmlformats.org/officeDocument/2006/customXml" ds:itemID="{1CA92032-10A1-4B85-984E-E2E132DCE3A6}">
   <ds:schemaRefs>
     <ds:schemaRef ds:uri="http://schemas.microsoft.com/office/2006/metadata/contentType"/>
@@ -8849,18 +8870,13 @@
 </ds:datastoreItem>
 </file>
 
-<file path=customXml/itemProps2.xml><?xml version="1.0" encoding="utf-8"?>
-<ds:datastoreItem xmlns:ds="http://schemas.openxmlformats.org/officeDocument/2006/customXml" ds:itemID="{537FE29C-83D4-46B5-AE45-53F675AF1B58}">
+<file path=customXml/itemProps3.xml><?xml version="1.0" encoding="utf-8"?>
+<ds:datastoreItem xmlns:ds="http://schemas.openxmlformats.org/officeDocument/2006/customXml" ds:itemID="{16721940-5CCE-4DE3-ACB2-1BF2F5436483}">
   <ds:schemaRefs>
-    <ds:schemaRef ds:uri="http://schemas.microsoft.com/sharepoint/events"/>
-  </ds:schemaRefs>
-</ds:datastoreItem>
-</file>
-
-<file path=customXml/itemProps3.xml><?xml version="1.0" encoding="utf-8"?>
-<ds:datastoreItem xmlns:ds="http://schemas.openxmlformats.org/officeDocument/2006/customXml" ds:itemID="{FBABA658-723E-460D-8199-CDE24DB67DDC}">
-  <ds:schemaRefs>
-    <ds:schemaRef ds:uri="http://schemas.microsoft.com/sharepoint/v3/contenttype/forms"/>
+    <ds:schemaRef ds:uri="http://schemas.microsoft.com/office/2006/metadata/properties"/>
+    <ds:schemaRef ds:uri="http://schemas.microsoft.com/office/infopath/2007/PartnerControls"/>
+    <ds:schemaRef ds:uri="d95a5b16-1b8d-4c7c-9ebf-89c0983b6970"/>
+    <ds:schemaRef ds:uri="http://schemas.microsoft.com/sharepoint/v3"/>
   </ds:schemaRefs>
 </ds:datastoreItem>
 </file>
@@ -8874,12 +8890,9 @@
 </file>
 
 <file path=customXml/itemProps5.xml><?xml version="1.0" encoding="utf-8"?>
-<ds:datastoreItem xmlns:ds="http://schemas.openxmlformats.org/officeDocument/2006/customXml" ds:itemID="{16721940-5CCE-4DE3-ACB2-1BF2F5436483}">
+<ds:datastoreItem xmlns:ds="http://schemas.openxmlformats.org/officeDocument/2006/customXml" ds:itemID="{FBABA658-723E-460D-8199-CDE24DB67DDC}">
   <ds:schemaRefs>
-    <ds:schemaRef ds:uri="http://schemas.microsoft.com/office/2006/metadata/properties"/>
-    <ds:schemaRef ds:uri="http://schemas.microsoft.com/office/infopath/2007/PartnerControls"/>
-    <ds:schemaRef ds:uri="d95a5b16-1b8d-4c7c-9ebf-89c0983b6970"/>
-    <ds:schemaRef ds:uri="http://schemas.microsoft.com/sharepoint/v3"/>
+    <ds:schemaRef ds:uri="http://schemas.microsoft.com/sharepoint/v3/contenttype/forms"/>
   </ds:schemaRefs>
 </ds:datastoreItem>
 </file>

--- a/RAVICHANDRA VYDHYA.docx
+++ b/RAVICHANDRA VYDHYA.docx
@@ -5007,6 +5007,10 @@
   <w:p>
     <w:pPr>
       <w:pStyle w:val="Header"/>
+      <w:rPr>
+        <w:noProof/>
+        <w:lang w:val="en-US"/>
+      </w:rPr>
     </w:pPr>
     <w:r>
       <w:rPr>
@@ -5122,6 +5126,18 @@
         <w:lang w:val="en-US"/>
       </w:rPr>
       <w:t>+91-9700019865</w:t>
+    </w:r>
+  </w:p>
+  <w:p>
+    <w:pPr>
+      <w:pStyle w:val="Header"/>
+    </w:pPr>
+    <w:r>
+      <w:rPr>
+        <w:noProof/>
+        <w:lang w:val="en-US"/>
+      </w:rPr>
+      <w:t>rvydhya@outlook.com</w:t>
     </w:r>
   </w:p>
 </w:hdr>
@@ -7387,6 +7403,7 @@
     <w:rsid w:val="00281A69"/>
     <w:rsid w:val="002F0DD1"/>
     <w:rsid w:val="002F3B7C"/>
+    <w:rsid w:val="003E3991"/>
     <w:rsid w:val="004821DC"/>
     <w:rsid w:val="0048600D"/>
     <w:rsid w:val="0049284B"/>
@@ -7414,6 +7431,7 @@
     <w:rsid w:val="00D55E07"/>
     <w:rsid w:val="00D61CEC"/>
     <w:rsid w:val="00DA52B4"/>
+    <w:rsid w:val="00E1786A"/>
     <w:rsid w:val="00E55160"/>
     <w:rsid w:val="00E6503B"/>
     <w:rsid w:val="00EC1E14"/>
@@ -8211,132 +8229,6 @@
 </file>
 
 <file path=customXml/item1.xml><?xml version="1.0" encoding="utf-8"?>
-<?mso-contentType ?>
-<spe:Receivers xmlns:spe="http://schemas.microsoft.com/sharepoint/events">
-  <Receiver>
-    <Name>ItemUpdatedEventHandlerForConceptSearch</Name>
-    <Synchronization>Default</Synchronization>
-    <Type>10002</Type>
-    <SequenceNumber>10001</SequenceNumber>
-    <Assembly>conceptSearching.Sharepoint.ContentTypes, Version=1.0.0.0, Culture=neutral, PublicKeyToken=858f8f13980e4745</Assembly>
-    <Class>conceptSearching.Sharepoint.ContentTypes.CSHandleEvent</Class>
-    <Data/>
-    <Filter/>
-  </Receiver>
-  <Receiver>
-    <Name>ItemCheckedInEventHandlerForConceptSearch</Name>
-    <Synchronization>Default</Synchronization>
-    <Type>10004</Type>
-    <SequenceNumber>10002</SequenceNumber>
-    <Assembly>conceptSearching.Sharepoint.ContentTypes, Version=1.0.0.0, Culture=neutral, PublicKeyToken=858f8f13980e4745</Assembly>
-    <Class>conceptSearching.Sharepoint.ContentTypes.CSHandleEvent</Class>
-    <Data/>
-    <Filter/>
-  </Receiver>
-  <Receiver>
-    <Name>ItemUncheckedOutEventHandlerForConceptSearch</Name>
-    <Synchronization>Default</Synchronization>
-    <Type>10006</Type>
-    <SequenceNumber>10003</SequenceNumber>
-    <Assembly>conceptSearching.Sharepoint.ContentTypes, Version=1.0.0.0, Culture=neutral, PublicKeyToken=858f8f13980e4745</Assembly>
-    <Class>conceptSearching.Sharepoint.ContentTypes.CSHandleEvent</Class>
-    <Data/>
-    <Filter/>
-  </Receiver>
-  <Receiver>
-    <Name>ItemAddedEventHandlerForConceptSearch</Name>
-    <Synchronization>Default</Synchronization>
-    <Type>10001</Type>
-    <SequenceNumber>10004</SequenceNumber>
-    <Assembly>conceptSearching.Sharepoint.ContentTypes, Version=1.0.0.0, Culture=neutral, PublicKeyToken=858f8f13980e4745</Assembly>
-    <Class>conceptSearching.Sharepoint.ContentTypes.CSHandleEvent</Class>
-    <Data/>
-    <Filter/>
-  </Receiver>
-  <Receiver>
-    <Name>ItemFileMovedEventHandlerForConceptSearch</Name>
-    <Synchronization>Default</Synchronization>
-    <Type>10009</Type>
-    <SequenceNumber>10005</SequenceNumber>
-    <Assembly>conceptSearching.Sharepoint.ContentTypes, Version=1.0.0.0, Culture=neutral, PublicKeyToken=858f8f13980e4745</Assembly>
-    <Class>conceptSearching.Sharepoint.ContentTypes.CSHandleEvent</Class>
-    <Data/>
-    <Filter/>
-  </Receiver>
-  <Receiver>
-    <Name>ItemDeletedEventHandlerForConceptSearch</Name>
-    <Synchronization>Default</Synchronization>
-    <Type>10003</Type>
-    <SequenceNumber>10006</SequenceNumber>
-    <Assembly>conceptSearching.Sharepoint.ContentTypes, Version=1.0.0.0, Culture=neutral, PublicKeyToken=858f8f13980e4745</Assembly>
-    <Class>conceptSearching.Sharepoint.ContentTypes.CSHandleEvent</Class>
-    <Data/>
-    <Filter/>
-  </Receiver>
-  <Receiver>
-    <Name>ItemUpdatedEventHandlerForConceptSearch</Name>
-    <Synchronization>Asynchronous</Synchronization>
-    <Type>10002</Type>
-    <SequenceNumber>10001</SequenceNumber>
-    <Assembly>conceptSearching.Sharepoint.ContentTypes2010, Version=1.0.0.0, Culture=neutral, PublicKeyToken=858f8f13980e4745</Assembly>
-    <Class>conceptSearching.Sharepoint.ContentTypes2010.CSHandleEvent</Class>
-    <Data/>
-    <Filter/>
-  </Receiver>
-  <Receiver>
-    <Name>ItemCheckedInEventHandlerForConceptSearch</Name>
-    <Synchronization>Asynchronous</Synchronization>
-    <Type>10004</Type>
-    <SequenceNumber>10002</SequenceNumber>
-    <Assembly>conceptSearching.Sharepoint.ContentTypes2010, Version=1.0.0.0, Culture=neutral, PublicKeyToken=858f8f13980e4745</Assembly>
-    <Class>conceptSearching.Sharepoint.ContentTypes2010.CSHandleEvent</Class>
-    <Data/>
-    <Filter/>
-  </Receiver>
-  <Receiver>
-    <Name>ItemUncheckedOutEventHandlerForConceptSearch</Name>
-    <Synchronization>Asynchronous</Synchronization>
-    <Type>10006</Type>
-    <SequenceNumber>10003</SequenceNumber>
-    <Assembly>conceptSearching.Sharepoint.ContentTypes2010, Version=1.0.0.0, Culture=neutral, PublicKeyToken=858f8f13980e4745</Assembly>
-    <Class>conceptSearching.Sharepoint.ContentTypes2010.CSHandleEvent</Class>
-    <Data/>
-    <Filter/>
-  </Receiver>
-  <Receiver>
-    <Name>ItemAddedEventHandlerForConceptSearch</Name>
-    <Synchronization>Asynchronous</Synchronization>
-    <Type>10001</Type>
-    <SequenceNumber>10004</SequenceNumber>
-    <Assembly>conceptSearching.Sharepoint.ContentTypes2010, Version=1.0.0.0, Culture=neutral, PublicKeyToken=858f8f13980e4745</Assembly>
-    <Class>conceptSearching.Sharepoint.ContentTypes2010.CSHandleEvent</Class>
-    <Data/>
-    <Filter/>
-  </Receiver>
-  <Receiver>
-    <Name>ItemFileMovedEventHandlerForConceptSearch</Name>
-    <Synchronization>Asynchronous</Synchronization>
-    <Type>10009</Type>
-    <SequenceNumber>10005</SequenceNumber>
-    <Assembly>conceptSearching.Sharepoint.ContentTypes2010, Version=1.0.0.0, Culture=neutral, PublicKeyToken=858f8f13980e4745</Assembly>
-    <Class>conceptSearching.Sharepoint.ContentTypes2010.CSHandleEvent</Class>
-    <Data/>
-    <Filter/>
-  </Receiver>
-  <Receiver>
-    <Name>ItemDeletedEventHandlerForConceptSearch</Name>
-    <Synchronization>Asynchronous</Synchronization>
-    <Type>10003</Type>
-    <SequenceNumber>10006</SequenceNumber>
-    <Assembly>conceptSearching.Sharepoint.ContentTypes2010, Version=1.0.0.0, Culture=neutral, PublicKeyToken=858f8f13980e4745</Assembly>
-    <Class>conceptSearching.Sharepoint.ContentTypes2010.CSHandleEvent</Class>
-    <Data/>
-    <Filter/>
-  </Receiver>
-</spe:Receivers>
-</file>
-
-<file path=customXml/item2.xml><?xml version="1.0" encoding="utf-8"?>
 <ct:contentTypeSchema xmlns:ct="http://schemas.microsoft.com/office/2006/metadata/contentType" xmlns:ma="http://schemas.microsoft.com/office/2006/metadata/properties/metaAttributes" ct:_="" ma:_="" ma:contentTypeName="Business Support" ma:contentTypeID="0x010100DCE5D5DBCBA6844C95AAA11EB3A32719002FF8385B8572694FA7ACC1CC37F60277" ma:contentTypeVersion="18" ma:contentTypeDescription="" ma:contentTypeScope="" ma:versionID="4d815f47fb6b946fe9ef597a0a9346d8">
   <xsd:schema xmlns:xsd="http://www.w3.org/2001/XMLSchema" xmlns:xs="http://www.w3.org/2001/XMLSchema" xmlns:p="http://schemas.microsoft.com/office/2006/metadata/properties" xmlns:ns1="http://schemas.microsoft.com/sharepoint/v3" xmlns:ns2="d95a5b16-1b8d-4c7c-9ebf-89c0983b6970" targetNamespace="http://schemas.microsoft.com/office/2006/metadata/properties" ma:root="true" ma:fieldsID="21cf4c43f121d424db204159af201093" ns1:_="" ns2:_="">
     <xsd:import namespace="http://schemas.microsoft.com/sharepoint/v3"/>
@@ -8774,7 +8666,146 @@
 </ct:contentTypeSchema>
 </file>
 
+<file path=customXml/item2.xml><?xml version="1.0" encoding="utf-8"?>
+<?mso-contentType ?>
+<spe:Receivers xmlns:spe="http://schemas.microsoft.com/sharepoint/events">
+  <Receiver>
+    <Name>ItemUpdatedEventHandlerForConceptSearch</Name>
+    <Synchronization>Default</Synchronization>
+    <Type>10002</Type>
+    <SequenceNumber>10001</SequenceNumber>
+    <Assembly>conceptSearching.Sharepoint.ContentTypes, Version=1.0.0.0, Culture=neutral, PublicKeyToken=858f8f13980e4745</Assembly>
+    <Class>conceptSearching.Sharepoint.ContentTypes.CSHandleEvent</Class>
+    <Data/>
+    <Filter/>
+  </Receiver>
+  <Receiver>
+    <Name>ItemCheckedInEventHandlerForConceptSearch</Name>
+    <Synchronization>Default</Synchronization>
+    <Type>10004</Type>
+    <SequenceNumber>10002</SequenceNumber>
+    <Assembly>conceptSearching.Sharepoint.ContentTypes, Version=1.0.0.0, Culture=neutral, PublicKeyToken=858f8f13980e4745</Assembly>
+    <Class>conceptSearching.Sharepoint.ContentTypes.CSHandleEvent</Class>
+    <Data/>
+    <Filter/>
+  </Receiver>
+  <Receiver>
+    <Name>ItemUncheckedOutEventHandlerForConceptSearch</Name>
+    <Synchronization>Default</Synchronization>
+    <Type>10006</Type>
+    <SequenceNumber>10003</SequenceNumber>
+    <Assembly>conceptSearching.Sharepoint.ContentTypes, Version=1.0.0.0, Culture=neutral, PublicKeyToken=858f8f13980e4745</Assembly>
+    <Class>conceptSearching.Sharepoint.ContentTypes.CSHandleEvent</Class>
+    <Data/>
+    <Filter/>
+  </Receiver>
+  <Receiver>
+    <Name>ItemAddedEventHandlerForConceptSearch</Name>
+    <Synchronization>Default</Synchronization>
+    <Type>10001</Type>
+    <SequenceNumber>10004</SequenceNumber>
+    <Assembly>conceptSearching.Sharepoint.ContentTypes, Version=1.0.0.0, Culture=neutral, PublicKeyToken=858f8f13980e4745</Assembly>
+    <Class>conceptSearching.Sharepoint.ContentTypes.CSHandleEvent</Class>
+    <Data/>
+    <Filter/>
+  </Receiver>
+  <Receiver>
+    <Name>ItemFileMovedEventHandlerForConceptSearch</Name>
+    <Synchronization>Default</Synchronization>
+    <Type>10009</Type>
+    <SequenceNumber>10005</SequenceNumber>
+    <Assembly>conceptSearching.Sharepoint.ContentTypes, Version=1.0.0.0, Culture=neutral, PublicKeyToken=858f8f13980e4745</Assembly>
+    <Class>conceptSearching.Sharepoint.ContentTypes.CSHandleEvent</Class>
+    <Data/>
+    <Filter/>
+  </Receiver>
+  <Receiver>
+    <Name>ItemDeletedEventHandlerForConceptSearch</Name>
+    <Synchronization>Default</Synchronization>
+    <Type>10003</Type>
+    <SequenceNumber>10006</SequenceNumber>
+    <Assembly>conceptSearching.Sharepoint.ContentTypes, Version=1.0.0.0, Culture=neutral, PublicKeyToken=858f8f13980e4745</Assembly>
+    <Class>conceptSearching.Sharepoint.ContentTypes.CSHandleEvent</Class>
+    <Data/>
+    <Filter/>
+  </Receiver>
+  <Receiver>
+    <Name>ItemUpdatedEventHandlerForConceptSearch</Name>
+    <Synchronization>Asynchronous</Synchronization>
+    <Type>10002</Type>
+    <SequenceNumber>10001</SequenceNumber>
+    <Assembly>conceptSearching.Sharepoint.ContentTypes2010, Version=1.0.0.0, Culture=neutral, PublicKeyToken=858f8f13980e4745</Assembly>
+    <Class>conceptSearching.Sharepoint.ContentTypes2010.CSHandleEvent</Class>
+    <Data/>
+    <Filter/>
+  </Receiver>
+  <Receiver>
+    <Name>ItemCheckedInEventHandlerForConceptSearch</Name>
+    <Synchronization>Asynchronous</Synchronization>
+    <Type>10004</Type>
+    <SequenceNumber>10002</SequenceNumber>
+    <Assembly>conceptSearching.Sharepoint.ContentTypes2010, Version=1.0.0.0, Culture=neutral, PublicKeyToken=858f8f13980e4745</Assembly>
+    <Class>conceptSearching.Sharepoint.ContentTypes2010.CSHandleEvent</Class>
+    <Data/>
+    <Filter/>
+  </Receiver>
+  <Receiver>
+    <Name>ItemUncheckedOutEventHandlerForConceptSearch</Name>
+    <Synchronization>Asynchronous</Synchronization>
+    <Type>10006</Type>
+    <SequenceNumber>10003</SequenceNumber>
+    <Assembly>conceptSearching.Sharepoint.ContentTypes2010, Version=1.0.0.0, Culture=neutral, PublicKeyToken=858f8f13980e4745</Assembly>
+    <Class>conceptSearching.Sharepoint.ContentTypes2010.CSHandleEvent</Class>
+    <Data/>
+    <Filter/>
+  </Receiver>
+  <Receiver>
+    <Name>ItemAddedEventHandlerForConceptSearch</Name>
+    <Synchronization>Asynchronous</Synchronization>
+    <Type>10001</Type>
+    <SequenceNumber>10004</SequenceNumber>
+    <Assembly>conceptSearching.Sharepoint.ContentTypes2010, Version=1.0.0.0, Culture=neutral, PublicKeyToken=858f8f13980e4745</Assembly>
+    <Class>conceptSearching.Sharepoint.ContentTypes2010.CSHandleEvent</Class>
+    <Data/>
+    <Filter/>
+  </Receiver>
+  <Receiver>
+    <Name>ItemFileMovedEventHandlerForConceptSearch</Name>
+    <Synchronization>Asynchronous</Synchronization>
+    <Type>10009</Type>
+    <SequenceNumber>10005</SequenceNumber>
+    <Assembly>conceptSearching.Sharepoint.ContentTypes2010, Version=1.0.0.0, Culture=neutral, PublicKeyToken=858f8f13980e4745</Assembly>
+    <Class>conceptSearching.Sharepoint.ContentTypes2010.CSHandleEvent</Class>
+    <Data/>
+    <Filter/>
+  </Receiver>
+  <Receiver>
+    <Name>ItemDeletedEventHandlerForConceptSearch</Name>
+    <Synchronization>Asynchronous</Synchronization>
+    <Type>10003</Type>
+    <SequenceNumber>10006</SequenceNumber>
+    <Assembly>conceptSearching.Sharepoint.ContentTypes2010, Version=1.0.0.0, Culture=neutral, PublicKeyToken=858f8f13980e4745</Assembly>
+    <Class>conceptSearching.Sharepoint.ContentTypes2010.CSHandleEvent</Class>
+    <Data/>
+    <Filter/>
+  </Receiver>
+</spe:Receivers>
+</file>
+
 <file path=customXml/item3.xml><?xml version="1.0" encoding="utf-8"?>
+<?mso-contentType ?>
+<FormTemplates xmlns="http://schemas.microsoft.com/sharepoint/v3/contenttype/forms">
+  <Display>DocumentLibraryForm</Display>
+  <Edit>DocumentLibraryForm</Edit>
+  <New>DocumentLibraryForm</New>
+</FormTemplates>
+</file>
+
+<file path=customXml/item4.xml><?xml version="1.0" encoding="utf-8"?>
+<b:Sources xmlns:b="http://schemas.openxmlformats.org/officeDocument/2006/bibliography" xmlns="http://schemas.openxmlformats.org/officeDocument/2006/bibliography" SelectedStyle="\APA.XSL" StyleName="APA"/>
+</file>
+
+<file path=customXml/item5.xml><?xml version="1.0" encoding="utf-8"?>
 <p:properties xmlns:p="http://schemas.microsoft.com/office/2006/metadata/properties" xmlns:xsi="http://www.w3.org/2001/XMLSchema-instance" xmlns:pc="http://schemas.microsoft.com/office/infopath/2007/PartnerControls">
   <documentManagement>
     <c5aebc35b3e840e5912c276ffe755dcf xmlns="d95a5b16-1b8d-4c7c-9ebf-89c0983b6970">
@@ -8830,28 +8861,7 @@
 </p:properties>
 </file>
 
-<file path=customXml/item4.xml><?xml version="1.0" encoding="utf-8"?>
-<b:Sources xmlns:b="http://schemas.openxmlformats.org/officeDocument/2006/bibliography" xmlns="http://schemas.openxmlformats.org/officeDocument/2006/bibliography" SelectedStyle="\APA.XSL" StyleName="APA"/>
-</file>
-
-<file path=customXml/item5.xml><?xml version="1.0" encoding="utf-8"?>
-<?mso-contentType ?>
-<FormTemplates xmlns="http://schemas.microsoft.com/sharepoint/v3/contenttype/forms">
-  <Display>DocumentLibraryForm</Display>
-  <Edit>DocumentLibraryForm</Edit>
-  <New>DocumentLibraryForm</New>
-</FormTemplates>
-</file>
-
 <file path=customXml/itemProps1.xml><?xml version="1.0" encoding="utf-8"?>
-<ds:datastoreItem xmlns:ds="http://schemas.openxmlformats.org/officeDocument/2006/customXml" ds:itemID="{537FE29C-83D4-46B5-AE45-53F675AF1B58}">
-  <ds:schemaRefs>
-    <ds:schemaRef ds:uri="http://schemas.microsoft.com/sharepoint/events"/>
-  </ds:schemaRefs>
-</ds:datastoreItem>
-</file>
-
-<file path=customXml/itemProps2.xml><?xml version="1.0" encoding="utf-8"?>
 <ds:datastoreItem xmlns:ds="http://schemas.openxmlformats.org/officeDocument/2006/customXml" ds:itemID="{1CA92032-10A1-4B85-984E-E2E132DCE3A6}">
   <ds:schemaRefs>
     <ds:schemaRef ds:uri="http://schemas.microsoft.com/office/2006/metadata/contentType"/>
@@ -8870,13 +8880,18 @@
 </ds:datastoreItem>
 </file>
 
+<file path=customXml/itemProps2.xml><?xml version="1.0" encoding="utf-8"?>
+<ds:datastoreItem xmlns:ds="http://schemas.openxmlformats.org/officeDocument/2006/customXml" ds:itemID="{537FE29C-83D4-46B5-AE45-53F675AF1B58}">
+  <ds:schemaRefs>
+    <ds:schemaRef ds:uri="http://schemas.microsoft.com/sharepoint/events"/>
+  </ds:schemaRefs>
+</ds:datastoreItem>
+</file>
+
 <file path=customXml/itemProps3.xml><?xml version="1.0" encoding="utf-8"?>
-<ds:datastoreItem xmlns:ds="http://schemas.openxmlformats.org/officeDocument/2006/customXml" ds:itemID="{16721940-5CCE-4DE3-ACB2-1BF2F5436483}">
+<ds:datastoreItem xmlns:ds="http://schemas.openxmlformats.org/officeDocument/2006/customXml" ds:itemID="{FBABA658-723E-460D-8199-CDE24DB67DDC}">
   <ds:schemaRefs>
-    <ds:schemaRef ds:uri="http://schemas.microsoft.com/office/2006/metadata/properties"/>
-    <ds:schemaRef ds:uri="http://schemas.microsoft.com/office/infopath/2007/PartnerControls"/>
-    <ds:schemaRef ds:uri="d95a5b16-1b8d-4c7c-9ebf-89c0983b6970"/>
-    <ds:schemaRef ds:uri="http://schemas.microsoft.com/sharepoint/v3"/>
+    <ds:schemaRef ds:uri="http://schemas.microsoft.com/sharepoint/v3/contenttype/forms"/>
   </ds:schemaRefs>
 </ds:datastoreItem>
 </file>
@@ -8890,9 +8905,12 @@
 </file>
 
 <file path=customXml/itemProps5.xml><?xml version="1.0" encoding="utf-8"?>
-<ds:datastoreItem xmlns:ds="http://schemas.openxmlformats.org/officeDocument/2006/customXml" ds:itemID="{FBABA658-723E-460D-8199-CDE24DB67DDC}">
+<ds:datastoreItem xmlns:ds="http://schemas.openxmlformats.org/officeDocument/2006/customXml" ds:itemID="{16721940-5CCE-4DE3-ACB2-1BF2F5436483}">
   <ds:schemaRefs>
-    <ds:schemaRef ds:uri="http://schemas.microsoft.com/sharepoint/v3/contenttype/forms"/>
+    <ds:schemaRef ds:uri="http://schemas.microsoft.com/office/2006/metadata/properties"/>
+    <ds:schemaRef ds:uri="http://schemas.microsoft.com/office/infopath/2007/PartnerControls"/>
+    <ds:schemaRef ds:uri="d95a5b16-1b8d-4c7c-9ebf-89c0983b6970"/>
+    <ds:schemaRef ds:uri="http://schemas.microsoft.com/sharepoint/v3"/>
   </ds:schemaRefs>
 </ds:datastoreItem>
 </file>
